--- a/public/Is_Analizi_Kadro_Personel_Atama.docx
+++ b/public/Is_Analizi_Kadro_Personel_Atama.docx
@@ -483,6 +483,922 @@
       </w:r>
       <w:r>
         <w:t xml:space="preserve"> Mevcut prototipte parametreler, talepler ve kullanıcılar istemci tarafındaki örnek veriler/state ile çalışır. Kalıcı veri saklama, gerçek kimlik doğrulama ve sunucu tarafı rol denetimi üretim gereksinimi olarak ayrıca ele alınmalıdır.</w:t>
+      </w:r>
+    </w:p>
+    <w:p>
+      <w:pPr>
+        <w:pStyle w:val="Heading2"/>
+      </w:pPr>
+      <w:r>
+        <w:t>1.1 İş/Süreç Akış Diyagramı</w:t>
+      </w:r>
+    </w:p>
+    <w:p>
+      <w:pPr>
+        <w:keepNext/>
+        <w:spacing w:after="100"/>
+      </w:pPr>
+      <w:r>
+        <w:rPr>
+          <w:rFonts w:ascii="Arial" w:hAnsi="Arial"/>
+          <w:color w:val="526477"/>
+          <w:sz w:val="18"/>
+        </w:rPr>
+        <w:t>Aşağıdaki akış, prototipte tanımlı İK Sorumlusu, İK Müdürü ve Admin rollerine göre kadro/atama talebinin doğrulanması ve karara bağlanmasını; parametre yönetimini ise ayrı bir yönetim süreci olarak gösterir.</w:t>
+      </w:r>
+    </w:p>
+    <w:p>
+      <w:pPr>
+        <w:keepNext/>
+        <w:spacing w:before="140" w:after="100"/>
+        <w:jc w:val="left"/>
+      </w:pPr>
+      <w:r>
+        <w:rPr>
+          <w:rFonts w:ascii="Arial" w:hAnsi="Arial"/>
+          <w:b/>
+          <w:color w:val="16324F"/>
+          <w:sz w:val="20"/>
+        </w:rPr>
+        <w:t>A. Kadro ve personel atama talebi</w:t>
+      </w:r>
+    </w:p>
+    <w:tbl>
+      <w:tblPr>
+        <w:tblW w:type="auto" w:w="0"/>
+        <w:jc w:val="center"/>
+        <w:tblLayout w:type="fixed"/>
+        <w:tblLook w:firstColumn="1" w:firstRow="1" w:lastColumn="0" w:lastRow="0" w:noHBand="0" w:noVBand="1" w:val="04A0"/>
+        <w:tblBorders>
+          <w:top w:val="single" w:sz="8" w:space="0" w:color="C9D6E2"/>
+          <w:left w:val="single" w:sz="8" w:space="0" w:color="C9D6E2"/>
+          <w:bottom w:val="single" w:sz="8" w:space="0" w:color="C9D6E2"/>
+          <w:right w:val="single" w:sz="8" w:space="0" w:color="C9D6E2"/>
+          <w:insideH w:val="single" w:sz="8" w:space="0" w:color="C9D6E2"/>
+          <w:insideV w:val="single" w:sz="8" w:space="0" w:color="C9D6E2"/>
+        </w:tblBorders>
+      </w:tblPr>
+      <w:tblGrid>
+        <w:gridCol w:w="1074"/>
+        <w:gridCol w:w="1074"/>
+        <w:gridCol w:w="1074"/>
+        <w:gridCol w:w="1074"/>
+        <w:gridCol w:w="1074"/>
+        <w:gridCol w:w="1074"/>
+        <w:gridCol w:w="1074"/>
+        <w:gridCol w:w="1074"/>
+        <w:gridCol w:w="1074"/>
+      </w:tblGrid>
+      <w:tr>
+        <w:trPr>
+          <w:cantSplit/>
+        </w:trPr>
+        <w:tc>
+          <w:tcPr>
+            <w:tcW w:type="dxa" w:w="1785"/>
+            <w:shd w:fill="EAF2F8"/>
+            <w:vAlign w:val="center"/>
+            <w:tcMar>
+              <w:top w:w="120" w:type="dxa"/>
+              <w:start w:w="110" w:type="dxa"/>
+              <w:bottom w:w="120" w:type="dxa"/>
+              <w:end w:w="110" w:type="dxa"/>
+            </w:tcMar>
+          </w:tcPr>
+          <w:p>
+            <w:pPr>
+              <w:spacing w:after="60" w:line="252" w:lineRule="auto"/>
+              <w:jc w:val="center"/>
+            </w:pPr>
+            <w:r>
+              <w:rPr>
+                <w:rFonts w:ascii="Arial" w:hAnsi="Arial"/>
+                <w:b/>
+                <w:color w:val="16324F"/>
+                <w:sz w:val="16"/>
+              </w:rPr>
+              <w:t>İK SORUMLUSU</w:t>
+            </w:r>
+          </w:p>
+          <w:p>
+            <w:pPr>
+              <w:spacing w:after="0" w:line="252" w:lineRule="auto"/>
+              <w:jc w:val="center"/>
+            </w:pPr>
+            <w:r>
+              <w:rPr>
+                <w:rFonts w:ascii="Arial" w:hAnsi="Arial"/>
+                <w:color w:val="526477"/>
+                <w:sz w:val="15"/>
+              </w:rPr>
+              <w:t>Kadro oluşturma / güncelleme veya personel atama sürecini başlatır.</w:t>
+            </w:r>
+          </w:p>
+        </w:tc>
+        <w:tc>
+          <w:tcPr>
+            <w:tcW w:type="dxa" w:w="172"/>
+            <w:vAlign w:val="center"/>
+            <w:tcMar>
+              <w:top w:w="0" w:type="dxa"/>
+              <w:start w:w="0" w:type="dxa"/>
+              <w:bottom w:w="0" w:type="dxa"/>
+              <w:end w:w="0" w:type="dxa"/>
+            </w:tcMar>
+          </w:tcPr>
+          <w:p>
+            <w:pPr>
+              <w:spacing w:after="0"/>
+              <w:jc w:val="center"/>
+            </w:pPr>
+            <w:r>
+              <w:rPr>
+                <w:rFonts w:ascii="Arial" w:hAnsi="Arial"/>
+                <w:b/>
+                <w:color w:val="0F766E"/>
+                <w:sz w:val="30"/>
+              </w:rPr>
+              <w:t>→</w:t>
+            </w:r>
+          </w:p>
+        </w:tc>
+        <w:tc>
+          <w:tcPr>
+            <w:tcW w:type="dxa" w:w="1785"/>
+            <w:shd w:fill="EAF2F8"/>
+            <w:vAlign w:val="center"/>
+            <w:tcMar>
+              <w:top w:w="120" w:type="dxa"/>
+              <w:start w:w="110" w:type="dxa"/>
+              <w:bottom w:w="120" w:type="dxa"/>
+              <w:end w:w="110" w:type="dxa"/>
+            </w:tcMar>
+          </w:tcPr>
+          <w:p>
+            <w:pPr>
+              <w:spacing w:after="60" w:line="252" w:lineRule="auto"/>
+              <w:jc w:val="center"/>
+            </w:pPr>
+            <w:r>
+              <w:rPr>
+                <w:rFonts w:ascii="Arial" w:hAnsi="Arial"/>
+                <w:b/>
+                <w:color w:val="16324F"/>
+                <w:sz w:val="16"/>
+              </w:rPr>
+              <w:t>İK SORUMLUSU</w:t>
+            </w:r>
+          </w:p>
+          <w:p>
+            <w:pPr>
+              <w:spacing w:after="0" w:line="252" w:lineRule="auto"/>
+              <w:jc w:val="center"/>
+            </w:pPr>
+            <w:r>
+              <w:rPr>
+                <w:rFonts w:ascii="Arial" w:hAnsi="Arial"/>
+                <w:color w:val="526477"/>
+                <w:sz w:val="15"/>
+              </w:rPr>
+              <w:t>Formu doldurur; Ekstra Durum isteğe bağlıdır.</w:t>
+            </w:r>
+          </w:p>
+        </w:tc>
+        <w:tc>
+          <w:tcPr>
+            <w:tcW w:type="dxa" w:w="172"/>
+            <w:vAlign w:val="center"/>
+            <w:tcMar>
+              <w:top w:w="0" w:type="dxa"/>
+              <w:start w:w="0" w:type="dxa"/>
+              <w:bottom w:w="0" w:type="dxa"/>
+              <w:end w:w="0" w:type="dxa"/>
+            </w:tcMar>
+          </w:tcPr>
+          <w:p>
+            <w:pPr>
+              <w:spacing w:after="0"/>
+              <w:jc w:val="center"/>
+            </w:pPr>
+            <w:r>
+              <w:rPr>
+                <w:rFonts w:ascii="Arial" w:hAnsi="Arial"/>
+                <w:b/>
+                <w:color w:val="0F766E"/>
+                <w:sz w:val="30"/>
+              </w:rPr>
+              <w:t>→</w:t>
+            </w:r>
+          </w:p>
+        </w:tc>
+        <w:tc>
+          <w:tcPr>
+            <w:tcW w:type="dxa" w:w="1785"/>
+            <w:shd w:fill="E7F4F1"/>
+            <w:vAlign w:val="center"/>
+            <w:tcMar>
+              <w:top w:w="120" w:type="dxa"/>
+              <w:start w:w="110" w:type="dxa"/>
+              <w:bottom w:w="120" w:type="dxa"/>
+              <w:end w:w="110" w:type="dxa"/>
+            </w:tcMar>
+          </w:tcPr>
+          <w:p>
+            <w:pPr>
+              <w:spacing w:after="60" w:line="252" w:lineRule="auto"/>
+              <w:jc w:val="center"/>
+            </w:pPr>
+            <w:r>
+              <w:rPr>
+                <w:rFonts w:ascii="Arial" w:hAnsi="Arial"/>
+                <w:b/>
+                <w:color w:val="16324F"/>
+                <w:sz w:val="16"/>
+              </w:rPr>
+              <w:t>SİSTEM</w:t>
+            </w:r>
+          </w:p>
+          <w:p>
+            <w:pPr>
+              <w:spacing w:after="0" w:line="252" w:lineRule="auto"/>
+              <w:jc w:val="center"/>
+            </w:pPr>
+            <w:r>
+              <w:rPr>
+                <w:rFonts w:ascii="Arial" w:hAnsi="Arial"/>
+                <w:color w:val="526477"/>
+                <w:sz w:val="15"/>
+              </w:rPr>
+              <w:t>Rolü ve zorunlu alanları doğrular. Hata varsa kullanıcı düzeltir.</w:t>
+            </w:r>
+          </w:p>
+        </w:tc>
+        <w:tc>
+          <w:tcPr>
+            <w:tcW w:type="dxa" w:w="172"/>
+            <w:vAlign w:val="center"/>
+            <w:tcMar>
+              <w:top w:w="0" w:type="dxa"/>
+              <w:start w:w="0" w:type="dxa"/>
+              <w:bottom w:w="0" w:type="dxa"/>
+              <w:end w:w="0" w:type="dxa"/>
+            </w:tcMar>
+          </w:tcPr>
+          <w:p>
+            <w:pPr>
+              <w:spacing w:after="0"/>
+              <w:jc w:val="center"/>
+            </w:pPr>
+            <w:r>
+              <w:rPr>
+                <w:rFonts w:ascii="Arial" w:hAnsi="Arial"/>
+                <w:b/>
+                <w:color w:val="0F766E"/>
+                <w:sz w:val="30"/>
+              </w:rPr>
+              <w:t>→</w:t>
+            </w:r>
+          </w:p>
+        </w:tc>
+        <w:tc>
+          <w:tcPr>
+            <w:tcW w:type="dxa" w:w="1785"/>
+            <w:shd w:fill="EAF2F8"/>
+            <w:vAlign w:val="center"/>
+            <w:tcMar>
+              <w:top w:w="120" w:type="dxa"/>
+              <w:start w:w="110" w:type="dxa"/>
+              <w:bottom w:w="120" w:type="dxa"/>
+              <w:end w:w="110" w:type="dxa"/>
+            </w:tcMar>
+          </w:tcPr>
+          <w:p>
+            <w:pPr>
+              <w:spacing w:after="60" w:line="252" w:lineRule="auto"/>
+              <w:jc w:val="center"/>
+            </w:pPr>
+            <w:r>
+              <w:rPr>
+                <w:rFonts w:ascii="Arial" w:hAnsi="Arial"/>
+                <w:b/>
+                <w:color w:val="16324F"/>
+                <w:sz w:val="16"/>
+              </w:rPr>
+              <w:t>İK SORUMLUSU</w:t>
+            </w:r>
+          </w:p>
+          <w:p>
+            <w:pPr>
+              <w:spacing w:after="0" w:line="252" w:lineRule="auto"/>
+              <w:jc w:val="center"/>
+            </w:pPr>
+            <w:r>
+              <w:rPr>
+                <w:rFonts w:ascii="Arial" w:hAnsi="Arial"/>
+                <w:color w:val="526477"/>
+                <w:sz w:val="15"/>
+              </w:rPr>
+              <w:t>Talebi onaya gönderir; kayıt beklemeye alınır.</w:t>
+            </w:r>
+          </w:p>
+        </w:tc>
+        <w:tc>
+          <w:tcPr>
+            <w:tcW w:type="dxa" w:w="172"/>
+            <w:vAlign w:val="center"/>
+            <w:tcMar>
+              <w:top w:w="0" w:type="dxa"/>
+              <w:start w:w="0" w:type="dxa"/>
+              <w:bottom w:w="0" w:type="dxa"/>
+              <w:end w:w="0" w:type="dxa"/>
+            </w:tcMar>
+          </w:tcPr>
+          <w:p>
+            <w:pPr>
+              <w:spacing w:after="0"/>
+              <w:jc w:val="center"/>
+            </w:pPr>
+            <w:r>
+              <w:rPr>
+                <w:rFonts w:ascii="Arial" w:hAnsi="Arial"/>
+                <w:b/>
+                <w:color w:val="0F766E"/>
+                <w:sz w:val="30"/>
+              </w:rPr>
+              <w:t>→</w:t>
+            </w:r>
+          </w:p>
+        </w:tc>
+        <w:tc>
+          <w:tcPr>
+            <w:tcW w:type="dxa" w:w="1785"/>
+            <w:shd w:fill="EAF2F8"/>
+            <w:vAlign w:val="center"/>
+            <w:tcMar>
+              <w:top w:w="120" w:type="dxa"/>
+              <w:start w:w="110" w:type="dxa"/>
+              <w:bottom w:w="120" w:type="dxa"/>
+              <w:end w:w="110" w:type="dxa"/>
+            </w:tcMar>
+          </w:tcPr>
+          <w:p>
+            <w:pPr>
+              <w:spacing w:after="60" w:line="252" w:lineRule="auto"/>
+              <w:jc w:val="center"/>
+            </w:pPr>
+            <w:r>
+              <w:rPr>
+                <w:rFonts w:ascii="Arial" w:hAnsi="Arial"/>
+                <w:b/>
+                <w:color w:val="16324F"/>
+                <w:sz w:val="16"/>
+              </w:rPr>
+              <w:t>İK MÜDÜRÜ</w:t>
+            </w:r>
+          </w:p>
+          <w:p>
+            <w:pPr>
+              <w:spacing w:after="0" w:line="252" w:lineRule="auto"/>
+              <w:jc w:val="center"/>
+            </w:pPr>
+            <w:r>
+              <w:rPr>
+                <w:rFonts w:ascii="Arial" w:hAnsi="Arial"/>
+                <w:color w:val="526477"/>
+                <w:sz w:val="15"/>
+              </w:rPr>
+              <w:t>Talebi inceler ve onay / ret kararı verir.</w:t>
+            </w:r>
+          </w:p>
+        </w:tc>
+      </w:tr>
+    </w:tbl>
+    <w:p>
+      <w:pPr>
+        <w:keepNext/>
+        <w:spacing w:before="140" w:after="100"/>
+        <w:jc w:val="left"/>
+      </w:pPr>
+      <w:r>
+        <w:rPr>
+          <w:rFonts w:ascii="Arial" w:hAnsi="Arial"/>
+          <w:b/>
+          <w:color w:val="16324F"/>
+          <w:sz w:val="20"/>
+        </w:rPr>
+        <w:t>Karar sonucu</w:t>
+      </w:r>
+    </w:p>
+    <w:tbl>
+      <w:tblPr>
+        <w:tblW w:type="auto" w:w="0"/>
+        <w:jc w:val="center"/>
+        <w:tblLayout w:type="fixed"/>
+        <w:tblLook w:firstColumn="1" w:firstRow="1" w:lastColumn="0" w:lastRow="0" w:noHBand="0" w:noVBand="1" w:val="04A0"/>
+        <w:tblBorders>
+          <w:top w:val="single" w:sz="8" w:space="0" w:color="C9D6E2"/>
+          <w:left w:val="single" w:sz="8" w:space="0" w:color="C9D6E2"/>
+          <w:bottom w:val="single" w:sz="8" w:space="0" w:color="C9D6E2"/>
+          <w:right w:val="single" w:sz="8" w:space="0" w:color="C9D6E2"/>
+          <w:insideH w:val="single" w:sz="8" w:space="0" w:color="C9D6E2"/>
+          <w:insideV w:val="single" w:sz="8" w:space="0" w:color="C9D6E2"/>
+        </w:tblBorders>
+      </w:tblPr>
+      <w:tblGrid>
+        <w:gridCol w:w="4831"/>
+        <w:gridCol w:w="4831"/>
+      </w:tblGrid>
+      <w:tr>
+        <w:trPr>
+          <w:cantSplit/>
+        </w:trPr>
+        <w:tc>
+          <w:tcPr>
+            <w:tcW w:type="dxa" w:w="4809"/>
+            <w:shd w:fill="EAF5EC"/>
+            <w:vAlign w:val="center"/>
+            <w:tcMar>
+              <w:top w:w="120" w:type="dxa"/>
+              <w:start w:w="110" w:type="dxa"/>
+              <w:bottom w:w="120" w:type="dxa"/>
+              <w:end w:w="110" w:type="dxa"/>
+            </w:tcMar>
+          </w:tcPr>
+          <w:p>
+            <w:pPr>
+              <w:spacing w:after="60" w:line="252" w:lineRule="auto"/>
+              <w:jc w:val="center"/>
+            </w:pPr>
+            <w:r>
+              <w:rPr>
+                <w:rFonts w:ascii="Arial" w:hAnsi="Arial"/>
+                <w:b/>
+                <w:color w:val="28633A"/>
+                <w:sz w:val="18"/>
+              </w:rPr>
+              <w:t>ONAY</w:t>
+            </w:r>
+          </w:p>
+          <w:p>
+            <w:pPr>
+              <w:spacing w:after="0" w:line="252" w:lineRule="auto"/>
+              <w:jc w:val="center"/>
+            </w:pPr>
+            <w:r>
+              <w:rPr>
+                <w:rFonts w:ascii="Arial" w:hAnsi="Arial"/>
+                <w:color w:val="526477"/>
+                <w:sz w:val="17"/>
+              </w:rPr>
+              <w:t>Kadro / atama kaydı oluşturulur veya güncellenir. Talep sonucu ilgili kullanıcıya bildirilir.</w:t>
+            </w:r>
+          </w:p>
+        </w:tc>
+        <w:tc>
+          <w:tcPr>
+            <w:tcW w:type="dxa" w:w="4809"/>
+            <w:shd w:fill="FBECEE"/>
+            <w:vAlign w:val="center"/>
+            <w:tcMar>
+              <w:top w:w="120" w:type="dxa"/>
+              <w:start w:w="110" w:type="dxa"/>
+              <w:bottom w:w="120" w:type="dxa"/>
+              <w:end w:w="110" w:type="dxa"/>
+            </w:tcMar>
+          </w:tcPr>
+          <w:p>
+            <w:pPr>
+              <w:spacing w:after="60" w:line="252" w:lineRule="auto"/>
+              <w:jc w:val="center"/>
+            </w:pPr>
+            <w:r>
+              <w:rPr>
+                <w:rFonts w:ascii="Arial" w:hAnsi="Arial"/>
+                <w:b/>
+                <w:color w:val="9A3741"/>
+                <w:sz w:val="18"/>
+              </w:rPr>
+              <w:t>RET</w:t>
+            </w:r>
+          </w:p>
+          <w:p>
+            <w:pPr>
+              <w:spacing w:after="0" w:line="252" w:lineRule="auto"/>
+              <w:jc w:val="center"/>
+            </w:pPr>
+            <w:r>
+              <w:rPr>
+                <w:rFonts w:ascii="Arial" w:hAnsi="Arial"/>
+                <w:color w:val="526477"/>
+                <w:sz w:val="17"/>
+              </w:rPr>
+              <w:t>Talep reddedildi durumuna alınır; mevcut iş kaydı güncellenmez. Sonuç ilgili kullanıcıya bildirilir.</w:t>
+            </w:r>
+          </w:p>
+        </w:tc>
+      </w:tr>
+    </w:tbl>
+    <w:p>
+      <w:pPr>
+        <w:spacing w:before="80" w:after="140"/>
+      </w:pPr>
+      <w:r>
+        <w:rPr>
+          <w:rFonts w:ascii="Arial" w:hAnsi="Arial"/>
+          <w:b/>
+          <w:color w:val="526477"/>
+          <w:sz w:val="16"/>
+        </w:rPr>
+        <w:t xml:space="preserve">Akış notu: </w:t>
+      </w:r>
+      <w:r>
+        <w:rPr>
+          <w:rFonts w:ascii="Arial" w:hAnsi="Arial"/>
+          <w:color w:val="526477"/>
+          <w:sz w:val="16"/>
+        </w:rPr>
+        <w:t>Doğrulama hatasında talep onaya gönderilmez. Ret gerekçesinin zorunlu tutulması üretim kuralı olarak iş sahibi tarafından onaylanmalıdır.</w:t>
+      </w:r>
+    </w:p>
+    <w:p>
+      <w:pPr>
+        <w:keepNext/>
+        <w:spacing w:before="140" w:after="100"/>
+        <w:jc w:val="left"/>
+      </w:pPr>
+      <w:r>
+        <w:rPr>
+          <w:rFonts w:ascii="Arial" w:hAnsi="Arial"/>
+          <w:b/>
+          <w:color w:val="16324F"/>
+          <w:sz w:val="20"/>
+        </w:rPr>
+        <w:t>B. Sistem parametrelerini yönetme</w:t>
+      </w:r>
+    </w:p>
+    <w:tbl>
+      <w:tblPr>
+        <w:tblW w:type="auto" w:w="0"/>
+        <w:jc w:val="center"/>
+        <w:tblLayout w:type="fixed"/>
+        <w:tblLook w:firstColumn="1" w:firstRow="1" w:lastColumn="0" w:lastRow="0" w:noHBand="0" w:noVBand="1" w:val="04A0"/>
+        <w:tblBorders>
+          <w:top w:val="single" w:sz="8" w:space="0" w:color="C9D6E2"/>
+          <w:left w:val="single" w:sz="8" w:space="0" w:color="C9D6E2"/>
+          <w:bottom w:val="single" w:sz="8" w:space="0" w:color="C9D6E2"/>
+          <w:right w:val="single" w:sz="8" w:space="0" w:color="C9D6E2"/>
+          <w:insideH w:val="single" w:sz="8" w:space="0" w:color="C9D6E2"/>
+          <w:insideV w:val="single" w:sz="8" w:space="0" w:color="C9D6E2"/>
+        </w:tblBorders>
+      </w:tblPr>
+      <w:tblGrid>
+        <w:gridCol w:w="1074"/>
+        <w:gridCol w:w="1074"/>
+        <w:gridCol w:w="1074"/>
+        <w:gridCol w:w="1074"/>
+        <w:gridCol w:w="1074"/>
+        <w:gridCol w:w="1074"/>
+        <w:gridCol w:w="1074"/>
+        <w:gridCol w:w="1074"/>
+        <w:gridCol w:w="1074"/>
+      </w:tblGrid>
+      <w:tr>
+        <w:trPr>
+          <w:cantSplit/>
+        </w:trPr>
+        <w:tc>
+          <w:tcPr>
+            <w:tcW w:type="dxa" w:w="1785"/>
+            <w:shd w:fill="EAF2F8"/>
+            <w:vAlign w:val="center"/>
+            <w:tcMar>
+              <w:top w:w="120" w:type="dxa"/>
+              <w:start w:w="110" w:type="dxa"/>
+              <w:bottom w:w="120" w:type="dxa"/>
+              <w:end w:w="110" w:type="dxa"/>
+            </w:tcMar>
+          </w:tcPr>
+          <w:p>
+            <w:pPr>
+              <w:spacing w:after="60" w:line="252" w:lineRule="auto"/>
+              <w:jc w:val="center"/>
+            </w:pPr>
+            <w:r>
+              <w:rPr>
+                <w:rFonts w:ascii="Arial" w:hAnsi="Arial"/>
+                <w:b/>
+                <w:color w:val="16324F"/>
+                <w:sz w:val="16"/>
+              </w:rPr>
+              <w:t>ADMIN</w:t>
+            </w:r>
+          </w:p>
+          <w:p>
+            <w:pPr>
+              <w:spacing w:after="0" w:line="252" w:lineRule="auto"/>
+              <w:jc w:val="center"/>
+            </w:pPr>
+            <w:r>
+              <w:rPr>
+                <w:rFonts w:ascii="Arial" w:hAnsi="Arial"/>
+                <w:color w:val="526477"/>
+                <w:sz w:val="15"/>
+              </w:rPr>
+              <w:t>Sistem Parametreleri’ni açar.</w:t>
+            </w:r>
+          </w:p>
+        </w:tc>
+        <w:tc>
+          <w:tcPr>
+            <w:tcW w:type="dxa" w:w="172"/>
+            <w:vAlign w:val="center"/>
+            <w:tcMar>
+              <w:top w:w="0" w:type="dxa"/>
+              <w:start w:w="0" w:type="dxa"/>
+              <w:bottom w:w="0" w:type="dxa"/>
+              <w:end w:w="0" w:type="dxa"/>
+            </w:tcMar>
+          </w:tcPr>
+          <w:p>
+            <w:pPr>
+              <w:spacing w:after="0"/>
+              <w:jc w:val="center"/>
+            </w:pPr>
+            <w:r>
+              <w:rPr>
+                <w:rFonts w:ascii="Arial" w:hAnsi="Arial"/>
+                <w:b/>
+                <w:color w:val="0F766E"/>
+                <w:sz w:val="30"/>
+              </w:rPr>
+              <w:t>→</w:t>
+            </w:r>
+          </w:p>
+        </w:tc>
+        <w:tc>
+          <w:tcPr>
+            <w:tcW w:type="dxa" w:w="1785"/>
+            <w:shd w:fill="EAF2F8"/>
+            <w:vAlign w:val="center"/>
+            <w:tcMar>
+              <w:top w:w="120" w:type="dxa"/>
+              <w:start w:w="110" w:type="dxa"/>
+              <w:bottom w:w="120" w:type="dxa"/>
+              <w:end w:w="110" w:type="dxa"/>
+            </w:tcMar>
+          </w:tcPr>
+          <w:p>
+            <w:pPr>
+              <w:spacing w:after="60" w:line="252" w:lineRule="auto"/>
+              <w:jc w:val="center"/>
+            </w:pPr>
+            <w:r>
+              <w:rPr>
+                <w:rFonts w:ascii="Arial" w:hAnsi="Arial"/>
+                <w:b/>
+                <w:color w:val="16324F"/>
+                <w:sz w:val="16"/>
+              </w:rPr>
+              <w:t>ADMIN</w:t>
+            </w:r>
+          </w:p>
+          <w:p>
+            <w:pPr>
+              <w:spacing w:after="0" w:line="252" w:lineRule="auto"/>
+              <w:jc w:val="center"/>
+            </w:pPr>
+            <w:r>
+              <w:rPr>
+                <w:rFonts w:ascii="Arial" w:hAnsi="Arial"/>
+                <w:color w:val="526477"/>
+                <w:sz w:val="15"/>
+              </w:rPr>
+              <w:t>Birim veya form alanı tanımını seçer.</w:t>
+            </w:r>
+          </w:p>
+        </w:tc>
+        <w:tc>
+          <w:tcPr>
+            <w:tcW w:type="dxa" w:w="172"/>
+            <w:vAlign w:val="center"/>
+            <w:tcMar>
+              <w:top w:w="0" w:type="dxa"/>
+              <w:start w:w="0" w:type="dxa"/>
+              <w:bottom w:w="0" w:type="dxa"/>
+              <w:end w:w="0" w:type="dxa"/>
+            </w:tcMar>
+          </w:tcPr>
+          <w:p>
+            <w:pPr>
+              <w:spacing w:after="0"/>
+              <w:jc w:val="center"/>
+            </w:pPr>
+            <w:r>
+              <w:rPr>
+                <w:rFonts w:ascii="Arial" w:hAnsi="Arial"/>
+                <w:b/>
+                <w:color w:val="0F766E"/>
+                <w:sz w:val="30"/>
+              </w:rPr>
+              <w:t>→</w:t>
+            </w:r>
+          </w:p>
+        </w:tc>
+        <w:tc>
+          <w:tcPr>
+            <w:tcW w:type="dxa" w:w="1785"/>
+            <w:shd w:fill="E7F4F1"/>
+            <w:vAlign w:val="center"/>
+            <w:tcMar>
+              <w:top w:w="120" w:type="dxa"/>
+              <w:start w:w="110" w:type="dxa"/>
+              <w:bottom w:w="120" w:type="dxa"/>
+              <w:end w:w="110" w:type="dxa"/>
+            </w:tcMar>
+          </w:tcPr>
+          <w:p>
+            <w:pPr>
+              <w:spacing w:after="60" w:line="252" w:lineRule="auto"/>
+              <w:jc w:val="center"/>
+            </w:pPr>
+            <w:r>
+              <w:rPr>
+                <w:rFonts w:ascii="Arial" w:hAnsi="Arial"/>
+                <w:b/>
+                <w:color w:val="16324F"/>
+                <w:sz w:val="16"/>
+              </w:rPr>
+              <w:t>SİSTEM</w:t>
+            </w:r>
+          </w:p>
+          <w:p>
+            <w:pPr>
+              <w:spacing w:after="0" w:line="252" w:lineRule="auto"/>
+              <w:jc w:val="center"/>
+            </w:pPr>
+            <w:r>
+              <w:rPr>
+                <w:rFonts w:ascii="Arial" w:hAnsi="Arial"/>
+                <w:color w:val="526477"/>
+                <w:sz w:val="15"/>
+              </w:rPr>
+              <w:t>Boş / mükerrer değeri kontrol eder.</w:t>
+            </w:r>
+          </w:p>
+        </w:tc>
+        <w:tc>
+          <w:tcPr>
+            <w:tcW w:type="dxa" w:w="172"/>
+            <w:vAlign w:val="center"/>
+            <w:tcMar>
+              <w:top w:w="0" w:type="dxa"/>
+              <w:start w:w="0" w:type="dxa"/>
+              <w:bottom w:w="0" w:type="dxa"/>
+              <w:end w:w="0" w:type="dxa"/>
+            </w:tcMar>
+          </w:tcPr>
+          <w:p>
+            <w:pPr>
+              <w:spacing w:after="0"/>
+              <w:jc w:val="center"/>
+            </w:pPr>
+            <w:r>
+              <w:rPr>
+                <w:rFonts w:ascii="Arial" w:hAnsi="Arial"/>
+                <w:b/>
+                <w:color w:val="0F766E"/>
+                <w:sz w:val="30"/>
+              </w:rPr>
+              <w:t>→</w:t>
+            </w:r>
+          </w:p>
+        </w:tc>
+        <w:tc>
+          <w:tcPr>
+            <w:tcW w:type="dxa" w:w="1785"/>
+            <w:shd w:fill="EAF2F8"/>
+            <w:vAlign w:val="center"/>
+            <w:tcMar>
+              <w:top w:w="120" w:type="dxa"/>
+              <w:start w:w="110" w:type="dxa"/>
+              <w:bottom w:w="120" w:type="dxa"/>
+              <w:end w:w="110" w:type="dxa"/>
+            </w:tcMar>
+          </w:tcPr>
+          <w:p>
+            <w:pPr>
+              <w:spacing w:after="60" w:line="252" w:lineRule="auto"/>
+              <w:jc w:val="center"/>
+            </w:pPr>
+            <w:r>
+              <w:rPr>
+                <w:rFonts w:ascii="Arial" w:hAnsi="Arial"/>
+                <w:b/>
+                <w:color w:val="16324F"/>
+                <w:sz w:val="16"/>
+              </w:rPr>
+              <w:t>ADMIN</w:t>
+            </w:r>
+          </w:p>
+          <w:p>
+            <w:pPr>
+              <w:spacing w:after="0" w:line="252" w:lineRule="auto"/>
+              <w:jc w:val="center"/>
+            </w:pPr>
+            <w:r>
+              <w:rPr>
+                <w:rFonts w:ascii="Arial" w:hAnsi="Arial"/>
+                <w:color w:val="526477"/>
+                <w:sz w:val="15"/>
+              </w:rPr>
+              <w:t>Tanımı ekler veya kaldırır.</w:t>
+            </w:r>
+          </w:p>
+        </w:tc>
+        <w:tc>
+          <w:tcPr>
+            <w:tcW w:type="dxa" w:w="172"/>
+            <w:vAlign w:val="center"/>
+            <w:tcMar>
+              <w:top w:w="0" w:type="dxa"/>
+              <w:start w:w="0" w:type="dxa"/>
+              <w:bottom w:w="0" w:type="dxa"/>
+              <w:end w:w="0" w:type="dxa"/>
+            </w:tcMar>
+          </w:tcPr>
+          <w:p>
+            <w:pPr>
+              <w:spacing w:after="0"/>
+              <w:jc w:val="center"/>
+            </w:pPr>
+            <w:r>
+              <w:rPr>
+                <w:rFonts w:ascii="Arial" w:hAnsi="Arial"/>
+                <w:b/>
+                <w:color w:val="0F766E"/>
+                <w:sz w:val="30"/>
+              </w:rPr>
+              <w:t>→</w:t>
+            </w:r>
+          </w:p>
+        </w:tc>
+        <w:tc>
+          <w:tcPr>
+            <w:tcW w:type="dxa" w:w="1785"/>
+            <w:shd w:fill="E7F4F1"/>
+            <w:vAlign w:val="center"/>
+            <w:tcMar>
+              <w:top w:w="120" w:type="dxa"/>
+              <w:start w:w="110" w:type="dxa"/>
+              <w:bottom w:w="120" w:type="dxa"/>
+              <w:end w:w="110" w:type="dxa"/>
+            </w:tcMar>
+          </w:tcPr>
+          <w:p>
+            <w:pPr>
+              <w:spacing w:after="60" w:line="252" w:lineRule="auto"/>
+              <w:jc w:val="center"/>
+            </w:pPr>
+            <w:r>
+              <w:rPr>
+                <w:rFonts w:ascii="Arial" w:hAnsi="Arial"/>
+                <w:b/>
+                <w:color w:val="16324F"/>
+                <w:sz w:val="16"/>
+              </w:rPr>
+              <w:t>SİSTEM</w:t>
+            </w:r>
+          </w:p>
+          <w:p>
+            <w:pPr>
+              <w:spacing w:after="0" w:line="252" w:lineRule="auto"/>
+              <w:jc w:val="center"/>
+            </w:pPr>
+            <w:r>
+              <w:rPr>
+                <w:rFonts w:ascii="Arial" w:hAnsi="Arial"/>
+                <w:color w:val="526477"/>
+                <w:sz w:val="15"/>
+              </w:rPr>
+              <w:t>Seçenek listesini günceller; mevcut kayıtları korur.</w:t>
+            </w:r>
+          </w:p>
+        </w:tc>
+      </w:tr>
+    </w:tbl>
+    <w:p>
+      <w:pPr>
+        <w:spacing w:before="100" w:after="0"/>
+        <w:jc w:val="center"/>
+      </w:pPr>
+      <w:r>
+        <w:rPr>
+          <w:rFonts w:ascii="Arial" w:hAnsi="Arial"/>
+          <w:i/>
+          <w:color w:val="526477"/>
+          <w:sz w:val="16"/>
+        </w:rPr>
+        <w:t>Şekil 1.1. Kadro/atama onay akışı ve parametre yönetimi</w:t>
       </w:r>
     </w:p>
     <w:p>

--- a/public/Is_Analizi_Kadro_Personel_Atama.docx
+++ b/public/Is_Analizi_Kadro_Personel_Atama.docx
@@ -39,11 +39,7 @@
         <w:spacing w:after="480"/>
       </w:pPr>
       <w:r>
-        <w:rPr>
-          <w:color w:val="627D98"/>
-          <w:sz w:val="20"/>
-        </w:rPr>
-        <w:t>İş gereksinimleri  ·  Fonksiyonel gereksinimler  ·  Kullanım senaryoları  ·  Rol matrisi  ·  Kabul ölçütleri</w:t>
+        <w:t>Kullanım senaryosu kataloğu  ·  İş akışları  ·  Fonksiyonel ve GUI gereksinimleri  ·  RACI  ·  Kabul ölçütleri</w:t>
       </w:r>
     </w:p>
     <w:tbl>
@@ -496,7 +492,6 @@
     <w:p>
       <w:pPr>
         <w:pStyle w:val="ListBullet"/>
-        <w:spacing w:after="60"/>
       </w:pPr>
       <w:r>
         <w:t>1. Yönetici özeti ve ürün görünümü</w:t>
@@ -505,7 +500,6 @@
     <w:p>
       <w:pPr>
         <w:pStyle w:val="ListBullet"/>
-        <w:spacing w:after="60"/>
       </w:pPr>
       <w:r>
         <w:t>2. Amaç, kapsam ve varsayımlar</w:t>
@@ -514,7 +508,6 @@
     <w:p>
       <w:pPr>
         <w:pStyle w:val="ListBullet"/>
-        <w:spacing w:after="60"/>
       </w:pPr>
       <w:r>
         <w:t>3. Paydaşlar ve aktörler</w:t>
@@ -523,7 +516,6 @@
     <w:p>
       <w:pPr>
         <w:pStyle w:val="ListBullet"/>
-        <w:spacing w:after="60"/>
       </w:pPr>
       <w:r>
         <w:t>4. İş süreçleri</w:t>
@@ -532,7 +524,6 @@
     <w:p>
       <w:pPr>
         <w:pStyle w:val="ListBullet"/>
-        <w:spacing w:after="60"/>
       </w:pPr>
       <w:r>
         <w:t>5. Rol ve sorumluluk matrisi (RACI)</w:t>
@@ -541,7 +532,6 @@
     <w:p>
       <w:pPr>
         <w:pStyle w:val="ListBullet"/>
-        <w:spacing w:after="60"/>
       </w:pPr>
       <w:r>
         <w:t>6. Use case kataloğu</w:t>
@@ -550,91 +540,97 @@
     <w:p>
       <w:pPr>
         <w:pStyle w:val="ListBullet"/>
-        <w:spacing w:after="60"/>
       </w:pPr>
       <w:r>
-        <w:t>7. Ayrıntılı kullanım senaryoları</w:t>
+        <w:t>6.1 Kullanım Senaryosu</w:t>
       </w:r>
     </w:p>
     <w:p>
       <w:pPr>
         <w:pStyle w:val="ListBullet"/>
-        <w:spacing w:after="60"/>
       </w:pPr>
       <w:r>
-        <w:t>8. İş gereksinimleri</w:t>
+        <w:t>6.2 İş Akışı ve Kullanım Senaryosu Detayları</w:t>
       </w:r>
     </w:p>
     <w:p>
       <w:pPr>
         <w:pStyle w:val="ListBullet"/>
-        <w:spacing w:after="60"/>
       </w:pPr>
       <w:r>
-        <w:t>9. Fonksiyonel gereksinimler</w:t>
+        <w:t>6.3 Fonksiyonel Gereksinimler</w:t>
       </w:r>
     </w:p>
     <w:p>
       <w:pPr>
         <w:pStyle w:val="ListBullet"/>
-        <w:spacing w:after="60"/>
       </w:pPr>
       <w:r>
-        <w:t>10. İş kuralları ve veri doğrulama</w:t>
+        <w:t>6.4 Arayüz (GUI) Gereksinimleri</w:t>
       </w:r>
     </w:p>
     <w:p>
       <w:pPr>
         <w:pStyle w:val="ListBullet"/>
-        <w:spacing w:after="60"/>
       </w:pPr>
       <w:r>
-        <w:t>11. Kabul ölçütleri</w:t>
+        <w:t>7. İş gereksinimleri</w:t>
       </w:r>
     </w:p>
     <w:p>
       <w:pPr>
         <w:pStyle w:val="ListBullet"/>
-        <w:spacing w:after="60"/>
       </w:pPr>
       <w:r>
-        <w:t>12. Gereksinim izlenebilirliği</w:t>
+        <w:t>8. İş kuralları ve veri doğrulama</w:t>
       </w:r>
     </w:p>
     <w:p>
       <w:pPr>
         <w:pStyle w:val="ListBullet"/>
-        <w:spacing w:after="60"/>
       </w:pPr>
       <w:r>
-        <w:t>13. Fonksiyonel olmayan gereksinimler</w:t>
+        <w:t>9. Kabul ölçütleri</w:t>
       </w:r>
     </w:p>
     <w:p>
       <w:pPr>
         <w:pStyle w:val="ListBullet"/>
-        <w:spacing w:after="60"/>
       </w:pPr>
       <w:r>
-        <w:t>14. Kapsam dışı ve açık kararlar</w:t>
+        <w:t>10. Gereksinim izlenebilirliği</w:t>
       </w:r>
     </w:p>
     <w:p>
       <w:pPr>
         <w:pStyle w:val="ListBullet"/>
-        <w:spacing w:after="60"/>
       </w:pPr>
       <w:r>
-        <w:t>15. Prototip durumu ve riskler</w:t>
+        <w:t>11. Fonksiyonel olmayan gereksinimler</w:t>
       </w:r>
     </w:p>
     <w:p>
       <w:pPr>
         <w:pStyle w:val="ListBullet"/>
-        <w:spacing w:after="60"/>
       </w:pPr>
       <w:r>
-        <w:t>16. Terimler ve referanslar</w:t>
+        <w:t>12. Açık konular ve karar bekleyen noktalar</w:t>
+      </w:r>
+    </w:p>
+    <w:p>
+      <w:pPr>
+        <w:pStyle w:val="ListBullet"/>
+      </w:pPr>
+      <w:r>
+        <w:t>13. Prototip durumu ve riskler</w:t>
+      </w:r>
+    </w:p>
+    <w:p>
+      <w:pPr>
+        <w:pStyle w:val="ListBullet"/>
+      </w:pPr>
+      <w:r>
+        <w:t>14. Terimler ve referanslar</w:t>
       </w:r>
     </w:p>
     <w:p>
@@ -3789,6 +3785,15 @@
     </w:p>
     <w:p>
       <w:pPr>
+        <w:pStyle w:val="Heading2"/>
+        <w:keepNext/>
+      </w:pPr>
+      <w:r>
+        <w:t>6.1 Kullanım Senaryosu</w:t>
+      </w:r>
+    </w:p>
+    <w:p>
+      <w:pPr>
         <w:pStyle w:val="BodyText"/>
       </w:pPr>
       <w:r>
@@ -5875,16 +5880,16 @@
     </w:p>
     <w:p>
       <w:pPr>
-        <w:pStyle w:val="Heading1"/>
+        <w:pStyle w:val="Heading2"/>
         <w:keepNext/>
       </w:pPr>
       <w:r>
-        <w:t>7. Ayrıntılı kullanım senaryoları</w:t>
+        <w:t>6.2 İş Akışı ve Kullanım Senaryosu Detayları</w:t>
       </w:r>
     </w:p>
     <w:p>
       <w:pPr>
-        <w:pStyle w:val="Heading2"/>
+        <w:pStyle w:val="Heading3"/>
         <w:keepNext/>
       </w:pPr>
       <w:r>
@@ -6386,7 +6391,7 @@
     </w:p>
     <w:p>
       <w:pPr>
-        <w:pStyle w:val="Heading2"/>
+        <w:pStyle w:val="Heading3"/>
         <w:keepNext/>
       </w:pPr>
       <w:r>
@@ -6884,7 +6889,7 @@
     </w:p>
     <w:p>
       <w:pPr>
-        <w:pStyle w:val="Heading2"/>
+        <w:pStyle w:val="Heading3"/>
         <w:keepNext/>
       </w:pPr>
       <w:r>
@@ -7384,7 +7389,7 @@
     </w:p>
     <w:p>
       <w:pPr>
-        <w:pStyle w:val="Heading2"/>
+        <w:pStyle w:val="Heading3"/>
         <w:keepNext/>
       </w:pPr>
       <w:r>
@@ -7884,7 +7889,7 @@
     </w:p>
     <w:p>
       <w:pPr>
-        <w:pStyle w:val="Heading2"/>
+        <w:pStyle w:val="Heading3"/>
         <w:keepNext/>
       </w:pPr>
       <w:r>
@@ -8384,7 +8389,7 @@
     </w:p>
     <w:p>
       <w:pPr>
-        <w:pStyle w:val="Heading2"/>
+        <w:pStyle w:val="Heading3"/>
         <w:keepNext/>
       </w:pPr>
       <w:r>
@@ -8882,7 +8887,7 @@
     </w:p>
     <w:p>
       <w:pPr>
-        <w:pStyle w:val="Heading2"/>
+        <w:pStyle w:val="Heading3"/>
         <w:keepNext/>
       </w:pPr>
       <w:r>
@@ -9380,7 +9385,7 @@
     </w:p>
     <w:p>
       <w:pPr>
-        <w:pStyle w:val="Heading2"/>
+        <w:pStyle w:val="Heading3"/>
         <w:keepNext/>
       </w:pPr>
       <w:r>
@@ -9882,7 +9887,7 @@
     </w:p>
     <w:p>
       <w:pPr>
-        <w:pStyle w:val="Heading2"/>
+        <w:pStyle w:val="Heading3"/>
         <w:keepNext/>
       </w:pPr>
       <w:r>
@@ -10380,7 +10385,7 @@
     </w:p>
     <w:p>
       <w:pPr>
-        <w:pStyle w:val="Heading2"/>
+        <w:pStyle w:val="Heading3"/>
         <w:keepNext/>
       </w:pPr>
       <w:r>
@@ -10880,730 +10885,11 @@
     </w:p>
     <w:p>
       <w:pPr>
-        <w:pStyle w:val="Heading1"/>
+        <w:pStyle w:val="Heading2"/>
         <w:keepNext/>
       </w:pPr>
       <w:r>
-        <w:t>8. İş gereksinimleri</w:t>
-      </w:r>
-    </w:p>
-    <w:tbl>
-      <w:tblPr>
-        <w:tblStyle w:val="TableGrid"/>
-        <w:tblW w:type="auto" w:w="0"/>
-        <w:jc w:val="center"/>
-        <w:tblLayout w:type="autofit"/>
-        <w:tblLook w:firstColumn="1" w:firstRow="1" w:lastColumn="0" w:lastRow="0" w:noHBand="0" w:noVBand="1" w:val="04A0"/>
-      </w:tblPr>
-      <w:tblGrid>
-        <w:gridCol w:w="3331"/>
-        <w:gridCol w:w="3331"/>
-        <w:gridCol w:w="3331"/>
-      </w:tblGrid>
-      <w:tr>
-        <w:trPr>
-          <w:tblHeader w:val="true"/>
-        </w:trPr>
-        <w:tc>
-          <w:tcPr>
-            <w:tcW w:type="dxa" w:w="3331"/>
-            <w:shd w:fill="102A43"/>
-            <w:vAlign w:val="center"/>
-            <w:tcMar>
-              <w:top w:w="90" w:type="dxa"/>
-              <w:start w:w="110" w:type="dxa"/>
-              <w:bottom w:w="90" w:type="dxa"/>
-              <w:end w:w="110" w:type="dxa"/>
-            </w:tcMar>
-          </w:tcPr>
-          <w:p>
-            <w:pPr>
-              <w:spacing w:after="0" w:before="0"/>
-            </w:pPr>
-            <w:r/>
-            <w:r>
-              <w:rPr>
-                <w:rFonts w:ascii="Aptos" w:hAnsi="Aptos"/>
-                <w:b/>
-                <w:color w:val="FFFFFF"/>
-                <w:sz w:val="16"/>
-              </w:rPr>
-              <w:t>ID</w:t>
-            </w:r>
-          </w:p>
-        </w:tc>
-        <w:tc>
-          <w:tcPr>
-            <w:tcW w:type="dxa" w:w="3331"/>
-            <w:shd w:fill="102A43"/>
-            <w:vAlign w:val="center"/>
-            <w:tcMar>
-              <w:top w:w="90" w:type="dxa"/>
-              <w:start w:w="110" w:type="dxa"/>
-              <w:bottom w:w="90" w:type="dxa"/>
-              <w:end w:w="110" w:type="dxa"/>
-            </w:tcMar>
-          </w:tcPr>
-          <w:p>
-            <w:pPr>
-              <w:spacing w:after="0" w:before="0"/>
-            </w:pPr>
-            <w:r/>
-            <w:r>
-              <w:rPr>
-                <w:rFonts w:ascii="Aptos" w:hAnsi="Aptos"/>
-                <w:b/>
-                <w:color w:val="FFFFFF"/>
-                <w:sz w:val="16"/>
-              </w:rPr>
-              <w:t>İş gereksinimi</w:t>
-            </w:r>
-          </w:p>
-        </w:tc>
-        <w:tc>
-          <w:tcPr>
-            <w:tcW w:type="dxa" w:w="3331"/>
-            <w:shd w:fill="102A43"/>
-            <w:vAlign w:val="center"/>
-            <w:tcMar>
-              <w:top w:w="90" w:type="dxa"/>
-              <w:start w:w="110" w:type="dxa"/>
-              <w:bottom w:w="90" w:type="dxa"/>
-              <w:end w:w="110" w:type="dxa"/>
-            </w:tcMar>
-          </w:tcPr>
-          <w:p>
-            <w:pPr>
-              <w:spacing w:after="0" w:before="0"/>
-            </w:pPr>
-            <w:r/>
-            <w:r>
-              <w:rPr>
-                <w:rFonts w:ascii="Aptos" w:hAnsi="Aptos"/>
-                <w:b/>
-                <w:color w:val="FFFFFF"/>
-                <w:sz w:val="16"/>
-              </w:rPr>
-              <w:t>Öncelik</w:t>
-            </w:r>
-          </w:p>
-        </w:tc>
-      </w:tr>
-      <w:tr>
-        <w:tc>
-          <w:tcPr>
-            <w:tcW w:type="dxa" w:w="3331"/>
-            <w:shd w:fill="FFFFFF"/>
-            <w:vAlign w:val="center"/>
-            <w:tcMar>
-              <w:top w:w="90" w:type="dxa"/>
-              <w:start w:w="110" w:type="dxa"/>
-              <w:bottom w:w="90" w:type="dxa"/>
-              <w:end w:w="110" w:type="dxa"/>
-            </w:tcMar>
-          </w:tcPr>
-          <w:p>
-            <w:pPr>
-              <w:spacing w:after="0" w:before="0"/>
-            </w:pPr>
-            <w:r/>
-            <w:r>
-              <w:rPr>
-                <w:rFonts w:ascii="Aptos" w:hAnsi="Aptos"/>
-                <w:b w:val="0"/>
-                <w:color w:val="243B53"/>
-                <w:sz w:val="16"/>
-              </w:rPr>
-              <w:t>BR-01</w:t>
-            </w:r>
-          </w:p>
-        </w:tc>
-        <w:tc>
-          <w:tcPr>
-            <w:tcW w:type="dxa" w:w="3331"/>
-            <w:shd w:fill="FFFFFF"/>
-            <w:vAlign w:val="center"/>
-            <w:tcMar>
-              <w:top w:w="90" w:type="dxa"/>
-              <w:start w:w="110" w:type="dxa"/>
-              <w:bottom w:w="90" w:type="dxa"/>
-              <w:end w:w="110" w:type="dxa"/>
-            </w:tcMar>
-          </w:tcPr>
-          <w:p>
-            <w:pPr>
-              <w:spacing w:after="0" w:before="0"/>
-            </w:pPr>
-            <w:r/>
-            <w:r>
-              <w:rPr>
-                <w:rFonts w:ascii="Aptos" w:hAnsi="Aptos"/>
-                <w:b w:val="0"/>
-                <w:color w:val="243B53"/>
-                <w:sz w:val="16"/>
-              </w:rPr>
-              <w:t>Kadro ve atama süreçleri standart ve rol kontrollü iş akışında yürütülmelidir.</w:t>
-            </w:r>
-          </w:p>
-        </w:tc>
-        <w:tc>
-          <w:tcPr>
-            <w:tcW w:type="dxa" w:w="3331"/>
-            <w:shd w:fill="FFFFFF"/>
-            <w:vAlign w:val="center"/>
-            <w:tcMar>
-              <w:top w:w="90" w:type="dxa"/>
-              <w:start w:w="110" w:type="dxa"/>
-              <w:bottom w:w="90" w:type="dxa"/>
-              <w:end w:w="110" w:type="dxa"/>
-            </w:tcMar>
-          </w:tcPr>
-          <w:p>
-            <w:pPr>
-              <w:spacing w:after="0" w:before="0"/>
-            </w:pPr>
-            <w:r/>
-            <w:r>
-              <w:rPr>
-                <w:rFonts w:ascii="Aptos" w:hAnsi="Aptos"/>
-                <w:b w:val="0"/>
-                <w:color w:val="243B53"/>
-                <w:sz w:val="16"/>
-              </w:rPr>
-              <w:t>Must</w:t>
-            </w:r>
-          </w:p>
-        </w:tc>
-      </w:tr>
-      <w:tr>
-        <w:tc>
-          <w:tcPr>
-            <w:tcW w:type="dxa" w:w="3331"/>
-            <w:shd w:fill="F3F6F8"/>
-            <w:vAlign w:val="center"/>
-            <w:tcMar>
-              <w:top w:w="90" w:type="dxa"/>
-              <w:start w:w="110" w:type="dxa"/>
-              <w:bottom w:w="90" w:type="dxa"/>
-              <w:end w:w="110" w:type="dxa"/>
-            </w:tcMar>
-          </w:tcPr>
-          <w:p>
-            <w:pPr>
-              <w:spacing w:after="0" w:before="0"/>
-            </w:pPr>
-            <w:r/>
-            <w:r>
-              <w:rPr>
-                <w:rFonts w:ascii="Aptos" w:hAnsi="Aptos"/>
-                <w:b w:val="0"/>
-                <w:color w:val="243B53"/>
-                <w:sz w:val="16"/>
-              </w:rPr>
-              <w:t>BR-02</w:t>
-            </w:r>
-          </w:p>
-        </w:tc>
-        <w:tc>
-          <w:tcPr>
-            <w:tcW w:type="dxa" w:w="3331"/>
-            <w:shd w:fill="F3F6F8"/>
-            <w:vAlign w:val="center"/>
-            <w:tcMar>
-              <w:top w:w="90" w:type="dxa"/>
-              <w:start w:w="110" w:type="dxa"/>
-              <w:bottom w:w="90" w:type="dxa"/>
-              <w:end w:w="110" w:type="dxa"/>
-            </w:tcMar>
-          </w:tcPr>
-          <w:p>
-            <w:pPr>
-              <w:spacing w:after="0" w:before="0"/>
-            </w:pPr>
-            <w:r/>
-            <w:r>
-              <w:rPr>
-                <w:rFonts w:ascii="Aptos" w:hAnsi="Aptos"/>
-                <w:b w:val="0"/>
-                <w:color w:val="243B53"/>
-                <w:sz w:val="16"/>
-              </w:rPr>
-              <w:t>Formlarda kullanılan kurumsal tanımlar merkezi olarak yönetilmelidir.</w:t>
-            </w:r>
-          </w:p>
-        </w:tc>
-        <w:tc>
-          <w:tcPr>
-            <w:tcW w:type="dxa" w:w="3331"/>
-            <w:shd w:fill="F3F6F8"/>
-            <w:vAlign w:val="center"/>
-            <w:tcMar>
-              <w:top w:w="90" w:type="dxa"/>
-              <w:start w:w="110" w:type="dxa"/>
-              <w:bottom w:w="90" w:type="dxa"/>
-              <w:end w:w="110" w:type="dxa"/>
-            </w:tcMar>
-          </w:tcPr>
-          <w:p>
-            <w:pPr>
-              <w:spacing w:after="0" w:before="0"/>
-            </w:pPr>
-            <w:r/>
-            <w:r>
-              <w:rPr>
-                <w:rFonts w:ascii="Aptos" w:hAnsi="Aptos"/>
-                <w:b w:val="0"/>
-                <w:color w:val="243B53"/>
-                <w:sz w:val="16"/>
-              </w:rPr>
-              <w:t>Must</w:t>
-            </w:r>
-          </w:p>
-        </w:tc>
-      </w:tr>
-      <w:tr>
-        <w:tc>
-          <w:tcPr>
-            <w:tcW w:type="dxa" w:w="3331"/>
-            <w:shd w:fill="FFFFFF"/>
-            <w:vAlign w:val="center"/>
-            <w:tcMar>
-              <w:top w:w="90" w:type="dxa"/>
-              <w:start w:w="110" w:type="dxa"/>
-              <w:bottom w:w="90" w:type="dxa"/>
-              <w:end w:w="110" w:type="dxa"/>
-            </w:tcMar>
-          </w:tcPr>
-          <w:p>
-            <w:pPr>
-              <w:spacing w:after="0" w:before="0"/>
-            </w:pPr>
-            <w:r/>
-            <w:r>
-              <w:rPr>
-                <w:rFonts w:ascii="Aptos" w:hAnsi="Aptos"/>
-                <w:b w:val="0"/>
-                <w:color w:val="243B53"/>
-                <w:sz w:val="16"/>
-              </w:rPr>
-              <w:t>BR-03</w:t>
-            </w:r>
-          </w:p>
-        </w:tc>
-        <w:tc>
-          <w:tcPr>
-            <w:tcW w:type="dxa" w:w="3331"/>
-            <w:shd w:fill="FFFFFF"/>
-            <w:vAlign w:val="center"/>
-            <w:tcMar>
-              <w:top w:w="90" w:type="dxa"/>
-              <w:start w:w="110" w:type="dxa"/>
-              <w:bottom w:w="90" w:type="dxa"/>
-              <w:end w:w="110" w:type="dxa"/>
-            </w:tcMar>
-          </w:tcPr>
-          <w:p>
-            <w:pPr>
-              <w:spacing w:after="0" w:before="0"/>
-            </w:pPr>
-            <w:r/>
-            <w:r>
-              <w:rPr>
-                <w:rFonts w:ascii="Aptos" w:hAnsi="Aptos"/>
-                <w:b w:val="0"/>
-                <w:color w:val="243B53"/>
-                <w:sz w:val="16"/>
-              </w:rPr>
-              <w:t>Personel atamasındaki Ekstra Durum seçenekleri yönetilebilir ve isteğe bağlı olmalıdır.</w:t>
-            </w:r>
-          </w:p>
-        </w:tc>
-        <w:tc>
-          <w:tcPr>
-            <w:tcW w:type="dxa" w:w="3331"/>
-            <w:shd w:fill="FFFFFF"/>
-            <w:vAlign w:val="center"/>
-            <w:tcMar>
-              <w:top w:w="90" w:type="dxa"/>
-              <w:start w:w="110" w:type="dxa"/>
-              <w:bottom w:w="90" w:type="dxa"/>
-              <w:end w:w="110" w:type="dxa"/>
-            </w:tcMar>
-          </w:tcPr>
-          <w:p>
-            <w:pPr>
-              <w:spacing w:after="0" w:before="0"/>
-            </w:pPr>
-            <w:r/>
-            <w:r>
-              <w:rPr>
-                <w:rFonts w:ascii="Aptos" w:hAnsi="Aptos"/>
-                <w:b w:val="0"/>
-                <w:color w:val="243B53"/>
-                <w:sz w:val="16"/>
-              </w:rPr>
-              <w:t>Must</w:t>
-            </w:r>
-          </w:p>
-        </w:tc>
-      </w:tr>
-      <w:tr>
-        <w:tc>
-          <w:tcPr>
-            <w:tcW w:type="dxa" w:w="3331"/>
-            <w:shd w:fill="F3F6F8"/>
-            <w:vAlign w:val="center"/>
-            <w:tcMar>
-              <w:top w:w="90" w:type="dxa"/>
-              <w:start w:w="110" w:type="dxa"/>
-              <w:bottom w:w="90" w:type="dxa"/>
-              <w:end w:w="110" w:type="dxa"/>
-            </w:tcMar>
-          </w:tcPr>
-          <w:p>
-            <w:pPr>
-              <w:spacing w:after="0" w:before="0"/>
-            </w:pPr>
-            <w:r/>
-            <w:r>
-              <w:rPr>
-                <w:rFonts w:ascii="Aptos" w:hAnsi="Aptos"/>
-                <w:b w:val="0"/>
-                <w:color w:val="243B53"/>
-                <w:sz w:val="16"/>
-              </w:rPr>
-              <w:t>BR-04</w:t>
-            </w:r>
-          </w:p>
-        </w:tc>
-        <w:tc>
-          <w:tcPr>
-            <w:tcW w:type="dxa" w:w="3331"/>
-            <w:shd w:fill="F3F6F8"/>
-            <w:vAlign w:val="center"/>
-            <w:tcMar>
-              <w:top w:w="90" w:type="dxa"/>
-              <w:start w:w="110" w:type="dxa"/>
-              <w:bottom w:w="90" w:type="dxa"/>
-              <w:end w:w="110" w:type="dxa"/>
-            </w:tcMar>
-          </w:tcPr>
-          <w:p>
-            <w:pPr>
-              <w:spacing w:after="0" w:before="0"/>
-            </w:pPr>
-            <w:r/>
-            <w:r>
-              <w:rPr>
-                <w:rFonts w:ascii="Aptos" w:hAnsi="Aptos"/>
-                <w:b w:val="0"/>
-                <w:color w:val="243B53"/>
-                <w:sz w:val="16"/>
-              </w:rPr>
-              <w:t>Talep kararları uygun ve gönderenden bağımsız yetkili tarafından verilmelidir.</w:t>
-            </w:r>
-          </w:p>
-        </w:tc>
-        <w:tc>
-          <w:tcPr>
-            <w:tcW w:type="dxa" w:w="3331"/>
-            <w:shd w:fill="F3F6F8"/>
-            <w:vAlign w:val="center"/>
-            <w:tcMar>
-              <w:top w:w="90" w:type="dxa"/>
-              <w:start w:w="110" w:type="dxa"/>
-              <w:bottom w:w="90" w:type="dxa"/>
-              <w:end w:w="110" w:type="dxa"/>
-            </w:tcMar>
-          </w:tcPr>
-          <w:p>
-            <w:pPr>
-              <w:spacing w:after="0" w:before="0"/>
-            </w:pPr>
-            <w:r/>
-            <w:r>
-              <w:rPr>
-                <w:rFonts w:ascii="Aptos" w:hAnsi="Aptos"/>
-                <w:b w:val="0"/>
-                <w:color w:val="243B53"/>
-                <w:sz w:val="16"/>
-              </w:rPr>
-              <w:t>Must</w:t>
-            </w:r>
-          </w:p>
-        </w:tc>
-      </w:tr>
-      <w:tr>
-        <w:tc>
-          <w:tcPr>
-            <w:tcW w:type="dxa" w:w="3331"/>
-            <w:shd w:fill="FFFFFF"/>
-            <w:vAlign w:val="center"/>
-            <w:tcMar>
-              <w:top w:w="90" w:type="dxa"/>
-              <w:start w:w="110" w:type="dxa"/>
-              <w:bottom w:w="90" w:type="dxa"/>
-              <w:end w:w="110" w:type="dxa"/>
-            </w:tcMar>
-          </w:tcPr>
-          <w:p>
-            <w:pPr>
-              <w:spacing w:after="0" w:before="0"/>
-            </w:pPr>
-            <w:r/>
-            <w:r>
-              <w:rPr>
-                <w:rFonts w:ascii="Aptos" w:hAnsi="Aptos"/>
-                <w:b w:val="0"/>
-                <w:color w:val="243B53"/>
-                <w:sz w:val="16"/>
-              </w:rPr>
-              <w:t>BR-05</w:t>
-            </w:r>
-          </w:p>
-        </w:tc>
-        <w:tc>
-          <w:tcPr>
-            <w:tcW w:type="dxa" w:w="3331"/>
-            <w:shd w:fill="FFFFFF"/>
-            <w:vAlign w:val="center"/>
-            <w:tcMar>
-              <w:top w:w="90" w:type="dxa"/>
-              <w:start w:w="110" w:type="dxa"/>
-              <w:bottom w:w="90" w:type="dxa"/>
-              <w:end w:w="110" w:type="dxa"/>
-            </w:tcMar>
-          </w:tcPr>
-          <w:p>
-            <w:pPr>
-              <w:spacing w:after="0" w:before="0"/>
-            </w:pPr>
-            <w:r/>
-            <w:r>
-              <w:rPr>
-                <w:rFonts w:ascii="Aptos" w:hAnsi="Aptos"/>
-                <w:b w:val="0"/>
-                <w:color w:val="243B53"/>
-                <w:sz w:val="16"/>
-              </w:rPr>
-              <w:t>Tanım kaldırma geçmiş iş kayıtlarının bütünlüğünü bozmamalıdır.</w:t>
-            </w:r>
-          </w:p>
-        </w:tc>
-        <w:tc>
-          <w:tcPr>
-            <w:tcW w:type="dxa" w:w="3331"/>
-            <w:shd w:fill="FFFFFF"/>
-            <w:vAlign w:val="center"/>
-            <w:tcMar>
-              <w:top w:w="90" w:type="dxa"/>
-              <w:start w:w="110" w:type="dxa"/>
-              <w:bottom w:w="90" w:type="dxa"/>
-              <w:end w:w="110" w:type="dxa"/>
-            </w:tcMar>
-          </w:tcPr>
-          <w:p>
-            <w:pPr>
-              <w:spacing w:after="0" w:before="0"/>
-            </w:pPr>
-            <w:r/>
-            <w:r>
-              <w:rPr>
-                <w:rFonts w:ascii="Aptos" w:hAnsi="Aptos"/>
-                <w:b w:val="0"/>
-                <w:color w:val="243B53"/>
-                <w:sz w:val="16"/>
-              </w:rPr>
-              <w:t>Must</w:t>
-            </w:r>
-          </w:p>
-        </w:tc>
-      </w:tr>
-      <w:tr>
-        <w:tc>
-          <w:tcPr>
-            <w:tcW w:type="dxa" w:w="3331"/>
-            <w:shd w:fill="F3F6F8"/>
-            <w:vAlign w:val="center"/>
-            <w:tcMar>
-              <w:top w:w="90" w:type="dxa"/>
-              <w:start w:w="110" w:type="dxa"/>
-              <w:bottom w:w="90" w:type="dxa"/>
-              <w:end w:w="110" w:type="dxa"/>
-            </w:tcMar>
-          </w:tcPr>
-          <w:p>
-            <w:pPr>
-              <w:spacing w:after="0" w:before="0"/>
-            </w:pPr>
-            <w:r/>
-            <w:r>
-              <w:rPr>
-                <w:rFonts w:ascii="Aptos" w:hAnsi="Aptos"/>
-                <w:b w:val="0"/>
-                <w:color w:val="243B53"/>
-                <w:sz w:val="16"/>
-              </w:rPr>
-              <w:t>BR-06</w:t>
-            </w:r>
-          </w:p>
-        </w:tc>
-        <w:tc>
-          <w:tcPr>
-            <w:tcW w:type="dxa" w:w="3331"/>
-            <w:shd w:fill="F3F6F8"/>
-            <w:vAlign w:val="center"/>
-            <w:tcMar>
-              <w:top w:w="90" w:type="dxa"/>
-              <w:start w:w="110" w:type="dxa"/>
-              <w:bottom w:w="90" w:type="dxa"/>
-              <w:end w:w="110" w:type="dxa"/>
-            </w:tcMar>
-          </w:tcPr>
-          <w:p>
-            <w:pPr>
-              <w:spacing w:after="0" w:before="0"/>
-            </w:pPr>
-            <w:r/>
-            <w:r>
-              <w:rPr>
-                <w:rFonts w:ascii="Aptos" w:hAnsi="Aptos"/>
-                <w:b w:val="0"/>
-                <w:color w:val="243B53"/>
-                <w:sz w:val="16"/>
-              </w:rPr>
-              <w:t>Üretimde kullanıcı, rol, işlem ve karar kayıtları denetlenebilir olmalıdır.</w:t>
-            </w:r>
-          </w:p>
-        </w:tc>
-        <w:tc>
-          <w:tcPr>
-            <w:tcW w:type="dxa" w:w="3331"/>
-            <w:shd w:fill="F3F6F8"/>
-            <w:vAlign w:val="center"/>
-            <w:tcMar>
-              <w:top w:w="90" w:type="dxa"/>
-              <w:start w:w="110" w:type="dxa"/>
-              <w:bottom w:w="90" w:type="dxa"/>
-              <w:end w:w="110" w:type="dxa"/>
-            </w:tcMar>
-          </w:tcPr>
-          <w:p>
-            <w:pPr>
-              <w:spacing w:after="0" w:before="0"/>
-            </w:pPr>
-            <w:r/>
-            <w:r>
-              <w:rPr>
-                <w:rFonts w:ascii="Aptos" w:hAnsi="Aptos"/>
-                <w:b w:val="0"/>
-                <w:color w:val="243B53"/>
-                <w:sz w:val="16"/>
-              </w:rPr>
-              <w:t>Should</w:t>
-            </w:r>
-          </w:p>
-        </w:tc>
-      </w:tr>
-      <w:tr>
-        <w:tc>
-          <w:tcPr>
-            <w:tcW w:type="dxa" w:w="3331"/>
-            <w:shd w:fill="FFFFFF"/>
-            <w:vAlign w:val="center"/>
-            <w:tcMar>
-              <w:top w:w="90" w:type="dxa"/>
-              <w:start w:w="110" w:type="dxa"/>
-              <w:bottom w:w="90" w:type="dxa"/>
-              <w:end w:w="110" w:type="dxa"/>
-            </w:tcMar>
-          </w:tcPr>
-          <w:p>
-            <w:pPr>
-              <w:spacing w:after="0" w:before="0"/>
-            </w:pPr>
-            <w:r/>
-            <w:r>
-              <w:rPr>
-                <w:rFonts w:ascii="Aptos" w:hAnsi="Aptos"/>
-                <w:b w:val="0"/>
-                <w:color w:val="243B53"/>
-                <w:sz w:val="16"/>
-              </w:rPr>
-              <w:t>BR-07</w:t>
-            </w:r>
-          </w:p>
-        </w:tc>
-        <w:tc>
-          <w:tcPr>
-            <w:tcW w:type="dxa" w:w="3331"/>
-            <w:shd w:fill="FFFFFF"/>
-            <w:vAlign w:val="center"/>
-            <w:tcMar>
-              <w:top w:w="90" w:type="dxa"/>
-              <w:start w:w="110" w:type="dxa"/>
-              <w:bottom w:w="90" w:type="dxa"/>
-              <w:end w:w="110" w:type="dxa"/>
-            </w:tcMar>
-          </w:tcPr>
-          <w:p>
-            <w:pPr>
-              <w:spacing w:after="0" w:before="0"/>
-            </w:pPr>
-            <w:r/>
-            <w:r>
-              <w:rPr>
-                <w:rFonts w:ascii="Aptos" w:hAnsi="Aptos"/>
-                <w:b w:val="0"/>
-                <w:color w:val="243B53"/>
-                <w:sz w:val="16"/>
-              </w:rPr>
-              <w:t>Sistem verisine erişim, kullanıcı adı/şifreyle kimlik doğrulama ve rol bazlı izinler sonrasında verilmelidir.</w:t>
-            </w:r>
-          </w:p>
-        </w:tc>
-        <w:tc>
-          <w:tcPr>
-            <w:tcW w:type="dxa" w:w="3331"/>
-            <w:shd w:fill="FFFFFF"/>
-            <w:vAlign w:val="center"/>
-            <w:tcMar>
-              <w:top w:w="90" w:type="dxa"/>
-              <w:start w:w="110" w:type="dxa"/>
-              <w:bottom w:w="90" w:type="dxa"/>
-              <w:end w:w="110" w:type="dxa"/>
-            </w:tcMar>
-          </w:tcPr>
-          <w:p>
-            <w:pPr>
-              <w:spacing w:after="0" w:before="0"/>
-            </w:pPr>
-            <w:r/>
-            <w:r>
-              <w:rPr>
-                <w:rFonts w:ascii="Aptos" w:hAnsi="Aptos"/>
-                <w:b w:val="0"/>
-                <w:color w:val="243B53"/>
-                <w:sz w:val="16"/>
-              </w:rPr>
-              <w:t>Must — üretim ön koşulu</w:t>
-            </w:r>
-          </w:p>
-        </w:tc>
-      </w:tr>
-    </w:tbl>
-    <w:p>
-      <w:pPr>
-        <w:spacing w:after="20"/>
-      </w:pPr>
-    </w:p>
-    <w:p>
-      <w:pPr>
-        <w:pStyle w:val="Heading1"/>
-        <w:keepNext/>
-      </w:pPr>
-      <w:r>
-        <w:t>9. Fonksiyonel gereksinimler</w:t>
+        <w:t>6.3 Fonksiyonel Gereksinimler</w:t>
       </w:r>
     </w:p>
     <w:p>
@@ -14150,82 +13436,72 @@
     </w:p>
     <w:p>
       <w:pPr>
-        <w:pStyle w:val="Heading1"/>
+        <w:pStyle w:val="Heading2"/>
         <w:keepNext/>
       </w:pPr>
       <w:r>
-        <w:t>10. İş kuralları ve veri doğrulamaları</w:t>
+        <w:t>6.4 Arayüz (GUI) Gereksinimleri</w:t>
+      </w:r>
+    </w:p>
+    <w:p>
+      <w:pPr>
+        <w:pStyle w:val="BodyText"/>
+      </w:pPr>
+      <w:r>
+        <w:t>GUI gereksinimleri, prototipte görülen iş masası, kadro listeleri, talepler, onay merkezi, raporlar ve sistem parametreleri temel alınarak tanımlanmıştır. UC-01 giriş ekranı hedef gereksinimidir; mevcut prototipte uygulanmış kabul edilmez.</w:t>
       </w:r>
     </w:p>
     <w:tbl>
       <w:tblPr>
         <w:tblStyle w:val="TableGrid"/>
         <w:tblW w:type="auto" w:w="0"/>
-        <w:jc w:val="center"/>
         <w:tblLayout w:type="autofit"/>
         <w:tblLook w:firstColumn="1" w:firstRow="1" w:lastColumn="0" w:lastRow="0" w:noHBand="0" w:noVBand="1" w:val="04A0"/>
       </w:tblPr>
       <w:tblGrid>
-        <w:gridCol w:w="4997"/>
-        <w:gridCol w:w="4997"/>
+        <w:gridCol w:w="2498"/>
+        <w:gridCol w:w="2498"/>
+        <w:gridCol w:w="2498"/>
+        <w:gridCol w:w="2498"/>
       </w:tblGrid>
       <w:tr>
-        <w:trPr>
-          <w:tblHeader w:val="true"/>
-        </w:trPr>
-        <w:tc>
-          <w:tcPr>
-            <w:tcW w:type="dxa" w:w="4997"/>
-            <w:shd w:fill="102A43"/>
-            <w:vAlign w:val="center"/>
-            <w:tcMar>
-              <w:top w:w="90" w:type="dxa"/>
-              <w:start w:w="110" w:type="dxa"/>
-              <w:bottom w:w="90" w:type="dxa"/>
-              <w:end w:w="110" w:type="dxa"/>
-            </w:tcMar>
-          </w:tcPr>
-          <w:p>
-            <w:pPr>
-              <w:spacing w:after="0" w:before="0"/>
-            </w:pPr>
-            <w:r/>
-            <w:r>
-              <w:rPr>
-                <w:rFonts w:ascii="Aptos" w:hAnsi="Aptos"/>
-                <w:b/>
-                <w:color w:val="FFFFFF"/>
-                <w:sz w:val="16"/>
-              </w:rPr>
+        <w:tc>
+          <w:tcPr>
+            <w:tcW w:type="dxa" w:w="2498"/>
+          </w:tcPr>
+          <w:p>
+            <w:r>
               <w:t>ID</w:t>
             </w:r>
           </w:p>
         </w:tc>
         <w:tc>
           <w:tcPr>
-            <w:tcW w:type="dxa" w:w="4997"/>
-            <w:shd w:fill="102A43"/>
-            <w:vAlign w:val="center"/>
-            <w:tcMar>
-              <w:top w:w="90" w:type="dxa"/>
-              <w:start w:w="110" w:type="dxa"/>
-              <w:bottom w:w="90" w:type="dxa"/>
-              <w:end w:w="110" w:type="dxa"/>
-            </w:tcMar>
-          </w:tcPr>
-          <w:p>
-            <w:pPr>
-              <w:spacing w:after="0" w:before="0"/>
-            </w:pPr>
-            <w:r/>
-            <w:r>
-              <w:rPr>
-                <w:rFonts w:ascii="Aptos" w:hAnsi="Aptos"/>
-                <w:b/>
-                <w:color w:val="FFFFFF"/>
-                <w:sz w:val="16"/>
-              </w:rPr>
-              <w:t>Kural</w:t>
+            <w:tcW w:type="dxa" w:w="2498"/>
+          </w:tcPr>
+          <w:p>
+            <w:r>
+              <w:t>Arayüz gereksinimi</w:t>
+            </w:r>
+          </w:p>
+        </w:tc>
+        <w:tc>
+          <w:tcPr>
+            <w:tcW w:type="dxa" w:w="2498"/>
+          </w:tcPr>
+          <w:p>
+            <w:r>
+              <w:t>Öncelik</w:t>
+            </w:r>
+          </w:p>
+        </w:tc>
+        <w:tc>
+          <w:tcPr>
+            <w:tcW w:type="dxa" w:w="2498"/>
+          </w:tcPr>
+          <w:p>
+            <w:r>
+              <w:t>Durum / not</w:t>
             </w:r>
           </w:p>
         </w:tc>
@@ -14233,57 +13509,41 @@
       <w:tr>
         <w:tc>
           <w:tcPr>
-            <w:tcW w:type="dxa" w:w="4997"/>
-            <w:shd w:fill="FFFFFF"/>
-            <w:vAlign w:val="center"/>
-            <w:tcMar>
-              <w:top w:w="90" w:type="dxa"/>
-              <w:start w:w="110" w:type="dxa"/>
-              <w:bottom w:w="90" w:type="dxa"/>
-              <w:end w:w="110" w:type="dxa"/>
-            </w:tcMar>
-          </w:tcPr>
-          <w:p>
-            <w:pPr>
-              <w:spacing w:after="0" w:before="0"/>
-            </w:pPr>
-            <w:r/>
-            <w:r>
-              <w:rPr>
-                <w:rFonts w:ascii="Aptos" w:hAnsi="Aptos"/>
-                <w:b w:val="0"/>
-                <w:color w:val="243B53"/>
-                <w:sz w:val="16"/>
-              </w:rPr>
-              <w:t>BRL-01</w:t>
-            </w:r>
-          </w:p>
-        </w:tc>
-        <w:tc>
-          <w:tcPr>
-            <w:tcW w:type="dxa" w:w="4997"/>
-            <w:shd w:fill="FFFFFF"/>
-            <w:vAlign w:val="center"/>
-            <w:tcMar>
-              <w:top w:w="90" w:type="dxa"/>
-              <w:start w:w="110" w:type="dxa"/>
-              <w:bottom w:w="90" w:type="dxa"/>
-              <w:end w:w="110" w:type="dxa"/>
-            </w:tcMar>
-          </w:tcPr>
-          <w:p>
-            <w:pPr>
-              <w:spacing w:after="0" w:before="0"/>
-            </w:pPr>
-            <w:r/>
-            <w:r>
-              <w:rPr>
-                <w:rFonts w:ascii="Aptos" w:hAnsi="Aptos"/>
-                <w:b w:val="0"/>
-                <w:color w:val="243B53"/>
-                <w:sz w:val="16"/>
-              </w:rPr>
-              <w:t>Kadro formu ve atama alanlarının zorunluluğu iş birimince onaylanmalıdır; Ekstra Durum isteğe bağlıdır.</w:t>
+            <w:tcW w:type="dxa" w:w="2498"/>
+          </w:tcPr>
+          <w:p>
+            <w:r>
+              <w:t>GUI-01</w:t>
+            </w:r>
+          </w:p>
+        </w:tc>
+        <w:tc>
+          <w:tcPr>
+            <w:tcW w:type="dxa" w:w="2498"/>
+          </w:tcPr>
+          <w:p>
+            <w:r>
+              <w:t>UC-01 için kullanıcı adı ve parola alanlarını, giriş eylemini ve erişilebilir alan etiketlerini içeren bir giriş ekranı sunulmalıdır. Parola alanı girdiyi maskelemelidir.</w:t>
+            </w:r>
+          </w:p>
+        </w:tc>
+        <w:tc>
+          <w:tcPr>
+            <w:tcW w:type="dxa" w:w="2498"/>
+          </w:tcPr>
+          <w:p>
+            <w:r>
+              <w:t>Must</w:t>
+            </w:r>
+          </w:p>
+        </w:tc>
+        <w:tc>
+          <w:tcPr>
+            <w:tcW w:type="dxa" w:w="2498"/>
+          </w:tcPr>
+          <w:p>
+            <w:r>
+              <w:t>Hedef; prototipte giriş ekranı yok</w:t>
             </w:r>
           </w:p>
         </w:tc>
@@ -14291,57 +13551,41 @@
       <w:tr>
         <w:tc>
           <w:tcPr>
-            <w:tcW w:type="dxa" w:w="4997"/>
-            <w:shd w:fill="F3F6F8"/>
-            <w:vAlign w:val="center"/>
-            <w:tcMar>
-              <w:top w:w="90" w:type="dxa"/>
-              <w:start w:w="110" w:type="dxa"/>
-              <w:bottom w:w="90" w:type="dxa"/>
-              <w:end w:w="110" w:type="dxa"/>
-            </w:tcMar>
-          </w:tcPr>
-          <w:p>
-            <w:pPr>
-              <w:spacing w:after="0" w:before="0"/>
-            </w:pPr>
-            <w:r/>
-            <w:r>
-              <w:rPr>
-                <w:rFonts w:ascii="Aptos" w:hAnsi="Aptos"/>
-                <w:b w:val="0"/>
-                <w:color w:val="243B53"/>
-                <w:sz w:val="16"/>
-              </w:rPr>
-              <w:t>BRL-02</w:t>
-            </w:r>
-          </w:p>
-        </w:tc>
-        <w:tc>
-          <w:tcPr>
-            <w:tcW w:type="dxa" w:w="4997"/>
-            <w:shd w:fill="F3F6F8"/>
-            <w:vAlign w:val="center"/>
-            <w:tcMar>
-              <w:top w:w="90" w:type="dxa"/>
-              <w:start w:w="110" w:type="dxa"/>
-              <w:bottom w:w="90" w:type="dxa"/>
-              <w:end w:w="110" w:type="dxa"/>
-            </w:tcMar>
-          </w:tcPr>
-          <w:p>
-            <w:pPr>
-              <w:spacing w:after="0" w:before="0"/>
-            </w:pPr>
-            <w:r/>
-            <w:r>
-              <w:rPr>
-                <w:rFonts w:ascii="Aptos" w:hAnsi="Aptos"/>
-                <w:b w:val="0"/>
-                <w:color w:val="243B53"/>
-                <w:sz w:val="16"/>
-              </w:rPr>
-              <w:t>Tanım ekleme trim uygulanmış, boş olmayan değer kabul eder; aynı listedeki mükerrer değerler engellenir.</w:t>
+            <w:tcW w:type="dxa" w:w="2498"/>
+          </w:tcPr>
+          <w:p>
+            <w:r>
+              <w:t>GUI-02</w:t>
+            </w:r>
+          </w:p>
+        </w:tc>
+        <w:tc>
+          <w:tcPr>
+            <w:tcW w:type="dxa" w:w="2498"/>
+          </w:tcPr>
+          <w:p>
+            <w:r>
+              <w:t>Başarısız girişte form genel ve anlaşılır hata mesajı göstermeli; kullanıcı hesabının varlığını veya durumunu açığa çıkarmamalıdır.</w:t>
+            </w:r>
+          </w:p>
+        </w:tc>
+        <w:tc>
+          <w:tcPr>
+            <w:tcW w:type="dxa" w:w="2498"/>
+          </w:tcPr>
+          <w:p>
+            <w:r>
+              <w:t>Must</w:t>
+            </w:r>
+          </w:p>
+        </w:tc>
+        <w:tc>
+          <w:tcPr>
+            <w:tcW w:type="dxa" w:w="2498"/>
+          </w:tcPr>
+          <w:p>
+            <w:r>
+              <w:t>Hedef; kimlik doğrulama geliştirmesiyle birlikte</w:t>
             </w:r>
           </w:p>
         </w:tc>
@@ -14349,57 +13593,41 @@
       <w:tr>
         <w:tc>
           <w:tcPr>
-            <w:tcW w:type="dxa" w:w="4997"/>
-            <w:shd w:fill="FFFFFF"/>
-            <w:vAlign w:val="center"/>
-            <w:tcMar>
-              <w:top w:w="90" w:type="dxa"/>
-              <w:start w:w="110" w:type="dxa"/>
-              <w:bottom w:w="90" w:type="dxa"/>
-              <w:end w:w="110" w:type="dxa"/>
-            </w:tcMar>
-          </w:tcPr>
-          <w:p>
-            <w:pPr>
-              <w:spacing w:after="0" w:before="0"/>
-            </w:pPr>
-            <w:r/>
-            <w:r>
-              <w:rPr>
-                <w:rFonts w:ascii="Aptos" w:hAnsi="Aptos"/>
-                <w:b w:val="0"/>
-                <w:color w:val="243B53"/>
-                <w:sz w:val="16"/>
-              </w:rPr>
-              <w:t>BRL-03</w:t>
-            </w:r>
-          </w:p>
-        </w:tc>
-        <w:tc>
-          <w:tcPr>
-            <w:tcW w:type="dxa" w:w="4997"/>
-            <w:shd w:fill="FFFFFF"/>
-            <w:vAlign w:val="center"/>
-            <w:tcMar>
-              <w:top w:w="90" w:type="dxa"/>
-              <w:start w:w="110" w:type="dxa"/>
-              <w:bottom w:w="90" w:type="dxa"/>
-              <w:end w:w="110" w:type="dxa"/>
-            </w:tcMar>
-          </w:tcPr>
-          <w:p>
-            <w:pPr>
-              <w:spacing w:after="0" w:before="0"/>
-            </w:pPr>
-            <w:r/>
-            <w:r>
-              <w:rPr>
-                <w:rFonts w:ascii="Aptos" w:hAnsi="Aptos"/>
-                <w:b w:val="0"/>
-                <w:color w:val="243B53"/>
-                <w:sz w:val="16"/>
-              </w:rPr>
-              <w:t>Durum Kodu yeni tanımda tr-TR yerel ayarıyla büyük harfe çevrilir.</w:t>
+            <w:tcW w:type="dxa" w:w="2498"/>
+          </w:tcPr>
+          <w:p>
+            <w:r>
+              <w:t>GUI-03</w:t>
+            </w:r>
+          </w:p>
+        </w:tc>
+        <w:tc>
+          <w:tcPr>
+            <w:tcW w:type="dxa" w:w="2498"/>
+          </w:tcPr>
+          <w:p>
+            <w:r>
+              <w:t>Oturum açıldıktan sonra kullanıcının rolüne uygun başlangıç iş masası ve yalnızca yetkili olduğu gezinme seçenekleri gösterilmelidir.</w:t>
+            </w:r>
+          </w:p>
+        </w:tc>
+        <w:tc>
+          <w:tcPr>
+            <w:tcW w:type="dxa" w:w="2498"/>
+          </w:tcPr>
+          <w:p>
+            <w:r>
+              <w:t>Must</w:t>
+            </w:r>
+          </w:p>
+        </w:tc>
+        <w:tc>
+          <w:tcPr>
+            <w:tcW w:type="dxa" w:w="2498"/>
+          </w:tcPr>
+          <w:p>
+            <w:r>
+              <w:t>Prototipte demo rol seçimi mevcut; üretim yetkilendirmesi değil</w:t>
             </w:r>
           </w:p>
         </w:tc>
@@ -14407,57 +13635,41 @@
       <w:tr>
         <w:tc>
           <w:tcPr>
-            <w:tcW w:type="dxa" w:w="4997"/>
-            <w:shd w:fill="F3F6F8"/>
-            <w:vAlign w:val="center"/>
-            <w:tcMar>
-              <w:top w:w="90" w:type="dxa"/>
-              <w:start w:w="110" w:type="dxa"/>
-              <w:bottom w:w="90" w:type="dxa"/>
-              <w:end w:w="110" w:type="dxa"/>
-            </w:tcMar>
-          </w:tcPr>
-          <w:p>
-            <w:pPr>
-              <w:spacing w:after="0" w:before="0"/>
-            </w:pPr>
-            <w:r/>
-            <w:r>
-              <w:rPr>
-                <w:rFonts w:ascii="Aptos" w:hAnsi="Aptos"/>
-                <w:b w:val="0"/>
-                <w:color w:val="243B53"/>
-                <w:sz w:val="16"/>
-              </w:rPr>
-              <w:t>BRL-04</w:t>
-            </w:r>
-          </w:p>
-        </w:tc>
-        <w:tc>
-          <w:tcPr>
-            <w:tcW w:type="dxa" w:w="4997"/>
-            <w:shd w:fill="F3F6F8"/>
-            <w:vAlign w:val="center"/>
-            <w:tcMar>
-              <w:top w:w="90" w:type="dxa"/>
-              <w:start w:w="110" w:type="dxa"/>
-              <w:bottom w:w="90" w:type="dxa"/>
-              <w:end w:w="110" w:type="dxa"/>
-            </w:tcMar>
-          </w:tcPr>
-          <w:p>
-            <w:pPr>
-              <w:spacing w:after="0" w:before="0"/>
-            </w:pPr>
-            <w:r/>
-            <w:r>
-              <w:rPr>
-                <w:rFonts w:ascii="Aptos" w:hAnsi="Aptos"/>
-                <w:b w:val="0"/>
-                <w:color w:val="243B53"/>
-                <w:sz w:val="16"/>
-              </w:rPr>
-              <w:t>Tanımın kaldırılması yeni kullanımı durdurur; eski iş kayıtlarını değiştirmez.</w:t>
+            <w:tcW w:type="dxa" w:w="2498"/>
+          </w:tcPr>
+          <w:p>
+            <w:r>
+              <w:t>GUI-04</w:t>
+            </w:r>
+          </w:p>
+        </w:tc>
+        <w:tc>
+          <w:tcPr>
+            <w:tcW w:type="dxa" w:w="2498"/>
+          </w:tcPr>
+          <w:p>
+            <w:r>
+              <w:t>Kadro ve talep listeleri anlaşılır sütun başlıkları, kayıt ayrıntısına erişim ve mevcutsa arama/filtreleme kontrolleri sunmalıdır.</w:t>
+            </w:r>
+          </w:p>
+        </w:tc>
+        <w:tc>
+          <w:tcPr>
+            <w:tcW w:type="dxa" w:w="2498"/>
+          </w:tcPr>
+          <w:p>
+            <w:r>
+              <w:t>Must</w:t>
+            </w:r>
+          </w:p>
+        </w:tc>
+        <w:tc>
+          <w:tcPr>
+            <w:tcW w:type="dxa" w:w="2498"/>
+          </w:tcPr>
+          <w:p>
+            <w:r>
+              <w:t>Prototip listeleri temel alınır</w:t>
             </w:r>
           </w:p>
         </w:tc>
@@ -14465,57 +13677,41 @@
       <w:tr>
         <w:tc>
           <w:tcPr>
-            <w:tcW w:type="dxa" w:w="4997"/>
-            <w:shd w:fill="FFFFFF"/>
-            <w:vAlign w:val="center"/>
-            <w:tcMar>
-              <w:top w:w="90" w:type="dxa"/>
-              <w:start w:w="110" w:type="dxa"/>
-              <w:bottom w:w="90" w:type="dxa"/>
-              <w:end w:w="110" w:type="dxa"/>
-            </w:tcMar>
-          </w:tcPr>
-          <w:p>
-            <w:pPr>
-              <w:spacing w:after="0" w:before="0"/>
-            </w:pPr>
-            <w:r/>
-            <w:r>
-              <w:rPr>
-                <w:rFonts w:ascii="Aptos" w:hAnsi="Aptos"/>
-                <w:b w:val="0"/>
-                <w:color w:val="243B53"/>
-                <w:sz w:val="16"/>
-              </w:rPr>
-              <w:t>BRL-05</w:t>
-            </w:r>
-          </w:p>
-        </w:tc>
-        <w:tc>
-          <w:tcPr>
-            <w:tcW w:type="dxa" w:w="4997"/>
-            <w:shd w:fill="FFFFFF"/>
-            <w:vAlign w:val="center"/>
-            <w:tcMar>
-              <w:top w:w="90" w:type="dxa"/>
-              <w:start w:w="110" w:type="dxa"/>
-              <w:bottom w:w="90" w:type="dxa"/>
-              <w:end w:w="110" w:type="dxa"/>
-            </w:tcMar>
-          </w:tcPr>
-          <w:p>
-            <w:pPr>
-              <w:spacing w:after="0" w:before="0"/>
-            </w:pPr>
-            <w:r/>
-            <w:r>
-              <w:rPr>
-                <w:rFonts w:ascii="Aptos" w:hAnsi="Aptos"/>
-                <w:b w:val="0"/>
-                <w:color w:val="243B53"/>
-                <w:sz w:val="16"/>
-              </w:rPr>
-              <w:t>Talep sadece bekleyen durumdayken karara bağlanabilir; talep sahibi kendi talebini onaylayamaz/reddedemez.</w:t>
+            <w:tcW w:type="dxa" w:w="2498"/>
+          </w:tcPr>
+          <w:p>
+            <w:r>
+              <w:t>GUI-05</w:t>
+            </w:r>
+          </w:p>
+        </w:tc>
+        <w:tc>
+          <w:tcPr>
+            <w:tcW w:type="dxa" w:w="2498"/>
+          </w:tcPr>
+          <w:p>
+            <w:r>
+              <w:t>Kadro, atama, bloke, derece değişikliği ve parametre formları alan etiketlerini, zorunlu/isteğe bağlı durumunu ve alanla ilişkili doğrulama mesajlarını göstermelidir.</w:t>
+            </w:r>
+          </w:p>
+        </w:tc>
+        <w:tc>
+          <w:tcPr>
+            <w:tcW w:type="dxa" w:w="2498"/>
+          </w:tcPr>
+          <w:p>
+            <w:r>
+              <w:t>Must</w:t>
+            </w:r>
+          </w:p>
+        </w:tc>
+        <w:tc>
+          <w:tcPr>
+            <w:tcW w:type="dxa" w:w="2498"/>
+          </w:tcPr>
+          <w:p>
+            <w:r>
+              <w:t>Ekstra Durum isteğe bağlıdır</w:t>
             </w:r>
           </w:p>
         </w:tc>
@@ -14523,57 +13719,41 @@
       <w:tr>
         <w:tc>
           <w:tcPr>
-            <w:tcW w:type="dxa" w:w="4997"/>
-            <w:shd w:fill="F3F6F8"/>
-            <w:vAlign w:val="center"/>
-            <w:tcMar>
-              <w:top w:w="90" w:type="dxa"/>
-              <w:start w:w="110" w:type="dxa"/>
-              <w:bottom w:w="90" w:type="dxa"/>
-              <w:end w:w="110" w:type="dxa"/>
-            </w:tcMar>
-          </w:tcPr>
-          <w:p>
-            <w:pPr>
-              <w:spacing w:after="0" w:before="0"/>
-            </w:pPr>
-            <w:r/>
-            <w:r>
-              <w:rPr>
-                <w:rFonts w:ascii="Aptos" w:hAnsi="Aptos"/>
-                <w:b w:val="0"/>
-                <w:color w:val="243B53"/>
-                <w:sz w:val="16"/>
-              </w:rPr>
-              <w:t>BRL-06</w:t>
-            </w:r>
-          </w:p>
-        </w:tc>
-        <w:tc>
-          <w:tcPr>
-            <w:tcW w:type="dxa" w:w="4997"/>
-            <w:shd w:fill="F3F6F8"/>
-            <w:vAlign w:val="center"/>
-            <w:tcMar>
-              <w:top w:w="90" w:type="dxa"/>
-              <w:start w:w="110" w:type="dxa"/>
-              <w:bottom w:w="90" w:type="dxa"/>
-              <w:end w:w="110" w:type="dxa"/>
-            </w:tcMar>
-          </w:tcPr>
-          <w:p>
-            <w:pPr>
-              <w:spacing w:after="0" w:before="0"/>
-            </w:pPr>
-            <w:r/>
-            <w:r>
-              <w:rPr>
-                <w:rFonts w:ascii="Aptos" w:hAnsi="Aptos"/>
-                <w:b w:val="0"/>
-                <w:color w:val="243B53"/>
-                <w:sz w:val="16"/>
-              </w:rPr>
-              <w:t>Atama onaylanırken hedef kadronun kullanılabilir boş kapasitesi yeniden kontrol edilir.</w:t>
+            <w:tcW w:type="dxa" w:w="2498"/>
+          </w:tcPr>
+          <w:p>
+            <w:r>
+              <w:t>GUI-06</w:t>
+            </w:r>
+          </w:p>
+        </w:tc>
+        <w:tc>
+          <w:tcPr>
+            <w:tcW w:type="dxa" w:w="2498"/>
+          </w:tcPr>
+          <w:p>
+            <w:r>
+              <w:t>Talep oluşturma, gönderme ve karar işlemlerinden sonra sonuç ile güncel talep durumunu kullanıcıya görünür biçimde bildirmelidir.</w:t>
+            </w:r>
+          </w:p>
+        </w:tc>
+        <w:tc>
+          <w:tcPr>
+            <w:tcW w:type="dxa" w:w="2498"/>
+          </w:tcPr>
+          <w:p>
+            <w:r>
+              <w:t>Must</w:t>
+            </w:r>
+          </w:p>
+        </w:tc>
+        <w:tc>
+          <w:tcPr>
+            <w:tcW w:type="dxa" w:w="2498"/>
+          </w:tcPr>
+          <w:p>
+            <w:r>
+              <w:t>Prototip etkileşimleri kalıcı backend yerine geçmez</w:t>
             </w:r>
           </w:p>
         </w:tc>
@@ -14581,57 +13761,41 @@
       <w:tr>
         <w:tc>
           <w:tcPr>
-            <w:tcW w:type="dxa" w:w="4997"/>
-            <w:shd w:fill="FFFFFF"/>
-            <w:vAlign w:val="center"/>
-            <w:tcMar>
-              <w:top w:w="90" w:type="dxa"/>
-              <w:start w:w="110" w:type="dxa"/>
-              <w:bottom w:w="90" w:type="dxa"/>
-              <w:end w:w="110" w:type="dxa"/>
-            </w:tcMar>
-          </w:tcPr>
-          <w:p>
-            <w:pPr>
-              <w:spacing w:after="0" w:before="0"/>
-            </w:pPr>
-            <w:r/>
-            <w:r>
-              <w:rPr>
-                <w:rFonts w:ascii="Aptos" w:hAnsi="Aptos"/>
-                <w:b w:val="0"/>
-                <w:color w:val="243B53"/>
-                <w:sz w:val="16"/>
-              </w:rPr>
-              <w:t>BRL-07</w:t>
-            </w:r>
-          </w:p>
-        </w:tc>
-        <w:tc>
-          <w:tcPr>
-            <w:tcW w:type="dxa" w:w="4997"/>
-            <w:shd w:fill="FFFFFF"/>
-            <w:vAlign w:val="center"/>
-            <w:tcMar>
-              <w:top w:w="90" w:type="dxa"/>
-              <w:start w:w="110" w:type="dxa"/>
-              <w:bottom w:w="90" w:type="dxa"/>
-              <w:end w:w="110" w:type="dxa"/>
-            </w:tcMar>
-          </w:tcPr>
-          <w:p>
-            <w:pPr>
-              <w:spacing w:after="0" w:before="0"/>
-            </w:pPr>
-            <w:r/>
-            <w:r>
-              <w:rPr>
-                <w:rFonts w:ascii="Aptos" w:hAnsi="Aptos"/>
-                <w:b w:val="0"/>
-                <w:color w:val="243B53"/>
-                <w:sz w:val="16"/>
-              </w:rPr>
-              <w:t>Derece değişikliği onayında mevcut derece, talep oluşturulurken görülen dereceyle eşleşmelidir.</w:t>
+            <w:tcW w:type="dxa" w:w="2498"/>
+          </w:tcPr>
+          <w:p>
+            <w:r>
+              <w:t>GUI-07</w:t>
+            </w:r>
+          </w:p>
+        </w:tc>
+        <w:tc>
+          <w:tcPr>
+            <w:tcW w:type="dxa" w:w="2498"/>
+          </w:tcPr>
+          <w:p>
+            <w:r>
+              <w:t>Onay merkezi bekleyen talebin türünü, özetini ve gönderenini göstermeli; onay ve ret eylemlerini açıkça ayırmalı ve sonuçlanmış kayıtları karar geçmişinde sunmalıdır.</w:t>
+            </w:r>
+          </w:p>
+        </w:tc>
+        <w:tc>
+          <w:tcPr>
+            <w:tcW w:type="dxa" w:w="2498"/>
+          </w:tcPr>
+          <w:p>
+            <w:r>
+              <w:t>Must</w:t>
+            </w:r>
+          </w:p>
+        </w:tc>
+        <w:tc>
+          <w:tcPr>
+            <w:tcW w:type="dxa" w:w="2498"/>
+          </w:tcPr>
+          <w:p>
+            <w:r>
+              <w:t>Mevcut onay akışı temel alınır</w:t>
             </w:r>
           </w:p>
         </w:tc>
@@ -14639,57 +13803,41 @@
       <w:tr>
         <w:tc>
           <w:tcPr>
-            <w:tcW w:type="dxa" w:w="4997"/>
-            <w:shd w:fill="F3F6F8"/>
-            <w:vAlign w:val="center"/>
-            <w:tcMar>
-              <w:top w:w="90" w:type="dxa"/>
-              <w:start w:w="110" w:type="dxa"/>
-              <w:bottom w:w="90" w:type="dxa"/>
-              <w:end w:w="110" w:type="dxa"/>
-            </w:tcMar>
-          </w:tcPr>
-          <w:p>
-            <w:pPr>
-              <w:spacing w:after="0" w:before="0"/>
-            </w:pPr>
-            <w:r/>
-            <w:r>
-              <w:rPr>
-                <w:rFonts w:ascii="Aptos" w:hAnsi="Aptos"/>
-                <w:b w:val="0"/>
-                <w:color w:val="243B53"/>
-                <w:sz w:val="16"/>
-              </w:rPr>
-              <w:t>BRL-08</w:t>
-            </w:r>
-          </w:p>
-        </w:tc>
-        <w:tc>
-          <w:tcPr>
-            <w:tcW w:type="dxa" w:w="4997"/>
-            <w:shd w:fill="F3F6F8"/>
-            <w:vAlign w:val="center"/>
-            <w:tcMar>
-              <w:top w:w="90" w:type="dxa"/>
-              <w:start w:w="110" w:type="dxa"/>
-              <w:bottom w:w="90" w:type="dxa"/>
-              <w:end w:w="110" w:type="dxa"/>
-            </w:tcMar>
-          </w:tcPr>
-          <w:p>
-            <w:pPr>
-              <w:spacing w:after="0" w:before="0"/>
-            </w:pPr>
-            <w:r/>
-            <w:r>
-              <w:rPr>
-                <w:rFonts w:ascii="Aptos" w:hAnsi="Aptos"/>
-                <w:b w:val="0"/>
-                <w:color w:val="243B53"/>
-                <w:sz w:val="16"/>
-              </w:rPr>
-              <w:t>Kimlik doğrulama, oturum ve rol/izin denetimi üretimde güvenilir sunucu katmanında uygulanmalıdır.</w:t>
+            <w:tcW w:type="dxa" w:w="2498"/>
+          </w:tcPr>
+          <w:p>
+            <w:r>
+              <w:t>GUI-08</w:t>
+            </w:r>
+          </w:p>
+        </w:tc>
+        <w:tc>
+          <w:tcPr>
+            <w:tcW w:type="dxa" w:w="2498"/>
+          </w:tcPr>
+          <w:p>
+            <w:r>
+              <w:t>Sistem parametreleri ekranı yönetilen listeyi ve ekleme/kaldırma eylemlerini sunmalı; boş veya mükerrer değerlerde kullanıcıya anlaşılır geri bildirim vermelidir.</w:t>
+            </w:r>
+          </w:p>
+        </w:tc>
+        <w:tc>
+          <w:tcPr>
+            <w:tcW w:type="dxa" w:w="2498"/>
+          </w:tcPr>
+          <w:p>
+            <w:r>
+              <w:t>Must</w:t>
+            </w:r>
+          </w:p>
+        </w:tc>
+        <w:tc>
+          <w:tcPr>
+            <w:tcW w:type="dxa" w:w="2498"/>
+          </w:tcPr>
+          <w:p>
+            <w:r>
+              <w:t>Admin rolüyle sınırlı</w:t>
             </w:r>
           </w:p>
         </w:tc>
@@ -14697,57 +13845,41 @@
       <w:tr>
         <w:tc>
           <w:tcPr>
-            <w:tcW w:type="dxa" w:w="4997"/>
-            <w:shd w:fill="FFFFFF"/>
-            <w:vAlign w:val="center"/>
-            <w:tcMar>
-              <w:top w:w="90" w:type="dxa"/>
-              <w:start w:w="110" w:type="dxa"/>
-              <w:bottom w:w="90" w:type="dxa"/>
-              <w:end w:w="110" w:type="dxa"/>
-            </w:tcMar>
-          </w:tcPr>
-          <w:p>
-            <w:pPr>
-              <w:spacing w:after="0" w:before="0"/>
-            </w:pPr>
-            <w:r/>
-            <w:r>
-              <w:rPr>
-                <w:rFonts w:ascii="Aptos" w:hAnsi="Aptos"/>
-                <w:b w:val="0"/>
-                <w:color w:val="243B53"/>
-                <w:sz w:val="16"/>
-              </w:rPr>
-              <w:t>BRL-09</w:t>
-            </w:r>
-          </w:p>
-        </w:tc>
-        <w:tc>
-          <w:tcPr>
-            <w:tcW w:type="dxa" w:w="4997"/>
-            <w:shd w:fill="FFFFFF"/>
-            <w:vAlign w:val="center"/>
-            <w:tcMar>
-              <w:top w:w="90" w:type="dxa"/>
-              <w:start w:w="110" w:type="dxa"/>
-              <w:bottom w:w="90" w:type="dxa"/>
-              <w:end w:w="110" w:type="dxa"/>
-            </w:tcMar>
-          </w:tcPr>
-          <w:p>
-            <w:pPr>
-              <w:spacing w:after="0" w:before="0"/>
-            </w:pPr>
-            <w:r/>
-            <w:r>
-              <w:rPr>
-                <w:rFonts w:ascii="Aptos" w:hAnsi="Aptos"/>
-                <w:b w:val="0"/>
-                <w:color w:val="243B53"/>
-                <w:sz w:val="16"/>
-              </w:rPr>
-              <w:t>Parolalar açık metin saklanmamalı; güvenli parola özeti, TLS, oturum iptali ve güvenli hata mesajı kullanılmalıdır.</w:t>
+            <w:tcW w:type="dxa" w:w="2498"/>
+          </w:tcPr>
+          <w:p>
+            <w:r>
+              <w:t>GUI-09</w:t>
+            </w:r>
+          </w:p>
+        </w:tc>
+        <w:tc>
+          <w:tcPr>
+            <w:tcW w:type="dxa" w:w="2498"/>
+          </w:tcPr>
+          <w:p>
+            <w:r>
+              <w:t>Rapor ve CSV dışa aktarma eylemleri, iş sahibi tarafından onaylanan rol ve veri kapsamına göre gösterilmeli; dışa aktarılan kapsam kullanıcıya anlaşılır olmalıdır.</w:t>
+            </w:r>
+          </w:p>
+        </w:tc>
+        <w:tc>
+          <w:tcPr>
+            <w:tcW w:type="dxa" w:w="2498"/>
+          </w:tcPr>
+          <w:p>
+            <w:r>
+              <w:t>Must</w:t>
+            </w:r>
+          </w:p>
+        </w:tc>
+        <w:tc>
+          <w:tcPr>
+            <w:tcW w:type="dxa" w:w="2498"/>
+          </w:tcPr>
+          <w:p>
+            <w:r>
+              <w:t>Hassas veri kapsamı açık karar</w:t>
             </w:r>
           </w:p>
         </w:tc>
@@ -14755,800 +13887,53 @@
       <w:tr>
         <w:tc>
           <w:tcPr>
-            <w:tcW w:type="dxa" w:w="4997"/>
-            <w:shd w:fill="F3F6F8"/>
-            <w:vAlign w:val="center"/>
-            <w:tcMar>
-              <w:top w:w="90" w:type="dxa"/>
-              <w:start w:w="110" w:type="dxa"/>
-              <w:bottom w:w="90" w:type="dxa"/>
-              <w:end w:w="110" w:type="dxa"/>
-            </w:tcMar>
-          </w:tcPr>
-          <w:p>
-            <w:pPr>
-              <w:spacing w:after="0" w:before="0"/>
-            </w:pPr>
-            <w:r/>
-            <w:r>
-              <w:rPr>
-                <w:rFonts w:ascii="Aptos" w:hAnsi="Aptos"/>
-                <w:b w:val="0"/>
-                <w:color w:val="243B53"/>
-                <w:sz w:val="16"/>
-              </w:rPr>
-              <w:t>BRL-10</w:t>
-            </w:r>
-          </w:p>
-        </w:tc>
-        <w:tc>
-          <w:tcPr>
-            <w:tcW w:type="dxa" w:w="4997"/>
-            <w:shd w:fill="F3F6F8"/>
-            <w:vAlign w:val="center"/>
-            <w:tcMar>
-              <w:top w:w="90" w:type="dxa"/>
-              <w:start w:w="110" w:type="dxa"/>
-              <w:bottom w:w="90" w:type="dxa"/>
-              <w:end w:w="110" w:type="dxa"/>
-            </w:tcMar>
-          </w:tcPr>
-          <w:p>
-            <w:pPr>
-              <w:spacing w:after="0" w:before="0"/>
-            </w:pPr>
-            <w:r/>
-            <w:r>
-              <w:rPr>
-                <w:rFonts w:ascii="Aptos" w:hAnsi="Aptos"/>
-                <w:b w:val="0"/>
-                <w:color w:val="243B53"/>
-                <w:sz w:val="16"/>
-              </w:rPr>
-              <w:t>Kadro miktarı sıfır veya üzeri tam sayı olmalı; boş/dolu/bloke ilişkileri iş sahibi tarafından doğrulanmalıdır.</w:t>
+            <w:tcW w:type="dxa" w:w="2498"/>
+          </w:tcPr>
+          <w:p>
+            <w:r>
+              <w:t>GUI-10</w:t>
+            </w:r>
+          </w:p>
+        </w:tc>
+        <w:tc>
+          <w:tcPr>
+            <w:tcW w:type="dxa" w:w="2498"/>
+          </w:tcPr>
+          <w:p>
+            <w:r>
+              <w:t>Tüm arayüzler klavye ile kullanılabilir olmalı; görünür odak, yeterli metin/arka plan kontrastı, tutarlı başlık sırası ve ekran okuyucuya uygun alan/hata etiketleri sağlamalıdır.</w:t>
+            </w:r>
+          </w:p>
+        </w:tc>
+        <w:tc>
+          <w:tcPr>
+            <w:tcW w:type="dxa" w:w="2498"/>
+          </w:tcPr>
+          <w:p>
+            <w:r>
+              <w:t>Should</w:t>
+            </w:r>
+          </w:p>
+        </w:tc>
+        <w:tc>
+          <w:tcPr>
+            <w:tcW w:type="dxa" w:w="2498"/>
+          </w:tcPr>
+          <w:p>
+            <w:r>
+              <w:t>WCAG 2.2 AA hedefi; uygunluk ayrıca doğrulanmalı</w:t>
             </w:r>
           </w:p>
         </w:tc>
       </w:tr>
     </w:tbl>
-    <w:p>
-      <w:pPr>
-        <w:spacing w:after="20"/>
-      </w:pPr>
-    </w:p>
     <w:p>
       <w:pPr>
         <w:pStyle w:val="Heading1"/>
         <w:keepNext/>
       </w:pPr>
       <w:r>
-        <w:t>11. Kabul ölçütleri</w:t>
-      </w:r>
-    </w:p>
-    <w:tbl>
-      <w:tblPr>
-        <w:tblStyle w:val="TableGrid"/>
-        <w:tblW w:type="auto" w:w="0"/>
-        <w:jc w:val="center"/>
-        <w:tblLayout w:type="autofit"/>
-        <w:tblLook w:firstColumn="1" w:firstRow="1" w:lastColumn="0" w:lastRow="0" w:noHBand="0" w:noVBand="1" w:val="04A0"/>
-      </w:tblPr>
-      <w:tblGrid>
-        <w:gridCol w:w="4997"/>
-        <w:gridCol w:w="4997"/>
-      </w:tblGrid>
-      <w:tr>
-        <w:trPr>
-          <w:tblHeader w:val="true"/>
-        </w:trPr>
-        <w:tc>
-          <w:tcPr>
-            <w:tcW w:type="dxa" w:w="4997"/>
-            <w:shd w:fill="102A43"/>
-            <w:vAlign w:val="center"/>
-            <w:tcMar>
-              <w:top w:w="90" w:type="dxa"/>
-              <w:start w:w="110" w:type="dxa"/>
-              <w:bottom w:w="90" w:type="dxa"/>
-              <w:end w:w="110" w:type="dxa"/>
-            </w:tcMar>
-          </w:tcPr>
-          <w:p>
-            <w:pPr>
-              <w:spacing w:after="0" w:before="0"/>
-            </w:pPr>
-            <w:r/>
-            <w:r>
-              <w:rPr>
-                <w:rFonts w:ascii="Aptos" w:hAnsi="Aptos"/>
-                <w:b/>
-                <w:color w:val="FFFFFF"/>
-                <w:sz w:val="16"/>
-              </w:rPr>
-              <w:t>ID</w:t>
-            </w:r>
-          </w:p>
-        </w:tc>
-        <w:tc>
-          <w:tcPr>
-            <w:tcW w:type="dxa" w:w="4997"/>
-            <w:shd w:fill="102A43"/>
-            <w:vAlign w:val="center"/>
-            <w:tcMar>
-              <w:top w:w="90" w:type="dxa"/>
-              <w:start w:w="110" w:type="dxa"/>
-              <w:bottom w:w="90" w:type="dxa"/>
-              <w:end w:w="110" w:type="dxa"/>
-            </w:tcMar>
-          </w:tcPr>
-          <w:p>
-            <w:pPr>
-              <w:spacing w:after="0" w:before="0"/>
-            </w:pPr>
-            <w:r/>
-            <w:r>
-              <w:rPr>
-                <w:rFonts w:ascii="Aptos" w:hAnsi="Aptos"/>
-                <w:b/>
-                <w:color w:val="FFFFFF"/>
-                <w:sz w:val="16"/>
-              </w:rPr>
-              <w:t>Kabul ölçütü</w:t>
-            </w:r>
-          </w:p>
-        </w:tc>
-      </w:tr>
-      <w:tr>
-        <w:tc>
-          <w:tcPr>
-            <w:tcW w:type="dxa" w:w="4997"/>
-            <w:shd w:fill="FFFFFF"/>
-            <w:vAlign w:val="center"/>
-            <w:tcMar>
-              <w:top w:w="90" w:type="dxa"/>
-              <w:start w:w="110" w:type="dxa"/>
-              <w:bottom w:w="90" w:type="dxa"/>
-              <w:end w:w="110" w:type="dxa"/>
-            </w:tcMar>
-          </w:tcPr>
-          <w:p>
-            <w:pPr>
-              <w:spacing w:after="0" w:before="0"/>
-            </w:pPr>
-            <w:r/>
-            <w:r>
-              <w:rPr>
-                <w:rFonts w:ascii="Aptos" w:hAnsi="Aptos"/>
-                <w:b w:val="0"/>
-                <w:color w:val="243B53"/>
-                <w:sz w:val="16"/>
-              </w:rPr>
-              <w:t>AC-01</w:t>
-            </w:r>
-          </w:p>
-        </w:tc>
-        <w:tc>
-          <w:tcPr>
-            <w:tcW w:type="dxa" w:w="4997"/>
-            <w:shd w:fill="FFFFFF"/>
-            <w:vAlign w:val="center"/>
-            <w:tcMar>
-              <w:top w:w="90" w:type="dxa"/>
-              <w:start w:w="110" w:type="dxa"/>
-              <w:bottom w:w="90" w:type="dxa"/>
-              <w:end w:w="110" w:type="dxa"/>
-            </w:tcMar>
-          </w:tcPr>
-          <w:p>
-            <w:pPr>
-              <w:spacing w:after="0" w:before="0"/>
-            </w:pPr>
-            <w:r/>
-            <w:r>
-              <w:rPr>
-                <w:rFonts w:ascii="Aptos" w:hAnsi="Aptos"/>
-                <w:b w:val="0"/>
-                <w:color w:val="243B53"/>
-                <w:sz w:val="16"/>
-              </w:rPr>
-              <w:t>Admin olarak birim, ünvan, hizmet sınıfı, durum kodu ve Ekstra Durum listeleri yönetilebilir.</w:t>
-            </w:r>
-          </w:p>
-        </w:tc>
-      </w:tr>
-      <w:tr>
-        <w:tc>
-          <w:tcPr>
-            <w:tcW w:type="dxa" w:w="4997"/>
-            <w:shd w:fill="F3F6F8"/>
-            <w:vAlign w:val="center"/>
-            <w:tcMar>
-              <w:top w:w="90" w:type="dxa"/>
-              <w:start w:w="110" w:type="dxa"/>
-              <w:bottom w:w="90" w:type="dxa"/>
-              <w:end w:w="110" w:type="dxa"/>
-            </w:tcMar>
-          </w:tcPr>
-          <w:p>
-            <w:pPr>
-              <w:spacing w:after="0" w:before="0"/>
-            </w:pPr>
-            <w:r/>
-            <w:r>
-              <w:rPr>
-                <w:rFonts w:ascii="Aptos" w:hAnsi="Aptos"/>
-                <w:b w:val="0"/>
-                <w:color w:val="243B53"/>
-                <w:sz w:val="16"/>
-              </w:rPr>
-              <w:t>AC-02</w:t>
-            </w:r>
-          </w:p>
-        </w:tc>
-        <w:tc>
-          <w:tcPr>
-            <w:tcW w:type="dxa" w:w="4997"/>
-            <w:shd w:fill="F3F6F8"/>
-            <w:vAlign w:val="center"/>
-            <w:tcMar>
-              <w:top w:w="90" w:type="dxa"/>
-              <w:start w:w="110" w:type="dxa"/>
-              <w:bottom w:w="90" w:type="dxa"/>
-              <w:end w:w="110" w:type="dxa"/>
-            </w:tcMar>
-          </w:tcPr>
-          <w:p>
-            <w:pPr>
-              <w:spacing w:after="0" w:before="0"/>
-            </w:pPr>
-            <w:r/>
-            <w:r>
-              <w:rPr>
-                <w:rFonts w:ascii="Aptos" w:hAnsi="Aptos"/>
-                <w:b w:val="0"/>
-                <w:color w:val="243B53"/>
-                <w:sz w:val="16"/>
-              </w:rPr>
-              <w:t>Geçerli yeni seçenek ilgili formda görünür; üretimde yenileme/yeniden giriş sonrasında kalıcılığı korunur.</w:t>
-            </w:r>
-          </w:p>
-        </w:tc>
-      </w:tr>
-      <w:tr>
-        <w:tc>
-          <w:tcPr>
-            <w:tcW w:type="dxa" w:w="4997"/>
-            <w:shd w:fill="FFFFFF"/>
-            <w:vAlign w:val="center"/>
-            <w:tcMar>
-              <w:top w:w="90" w:type="dxa"/>
-              <w:start w:w="110" w:type="dxa"/>
-              <w:bottom w:w="90" w:type="dxa"/>
-              <w:end w:w="110" w:type="dxa"/>
-            </w:tcMar>
-          </w:tcPr>
-          <w:p>
-            <w:pPr>
-              <w:spacing w:after="0" w:before="0"/>
-            </w:pPr>
-            <w:r/>
-            <w:r>
-              <w:rPr>
-                <w:rFonts w:ascii="Aptos" w:hAnsi="Aptos"/>
-                <w:b w:val="0"/>
-                <w:color w:val="243B53"/>
-                <w:sz w:val="16"/>
-              </w:rPr>
-              <w:t>AC-03</w:t>
-            </w:r>
-          </w:p>
-        </w:tc>
-        <w:tc>
-          <w:tcPr>
-            <w:tcW w:type="dxa" w:w="4997"/>
-            <w:shd w:fill="FFFFFF"/>
-            <w:vAlign w:val="center"/>
-            <w:tcMar>
-              <w:top w:w="90" w:type="dxa"/>
-              <w:start w:w="110" w:type="dxa"/>
-              <w:bottom w:w="90" w:type="dxa"/>
-              <w:end w:w="110" w:type="dxa"/>
-            </w:tcMar>
-          </w:tcPr>
-          <w:p>
-            <w:pPr>
-              <w:spacing w:after="0" w:before="0"/>
-            </w:pPr>
-            <w:r/>
-            <w:r>
-              <w:rPr>
-                <w:rFonts w:ascii="Aptos" w:hAnsi="Aptos"/>
-                <w:b w:val="0"/>
-                <w:color w:val="243B53"/>
-                <w:sz w:val="16"/>
-              </w:rPr>
-              <w:t>Boş veya yinelenen tanım eklenemez ve kullanıcı anlaşılır geri bildirim alır.</w:t>
-            </w:r>
-          </w:p>
-        </w:tc>
-      </w:tr>
-      <w:tr>
-        <w:tc>
-          <w:tcPr>
-            <w:tcW w:type="dxa" w:w="4997"/>
-            <w:shd w:fill="F3F6F8"/>
-            <w:vAlign w:val="center"/>
-            <w:tcMar>
-              <w:top w:w="90" w:type="dxa"/>
-              <w:start w:w="110" w:type="dxa"/>
-              <w:bottom w:w="90" w:type="dxa"/>
-              <w:end w:w="110" w:type="dxa"/>
-            </w:tcMar>
-          </w:tcPr>
-          <w:p>
-            <w:pPr>
-              <w:spacing w:after="0" w:before="0"/>
-            </w:pPr>
-            <w:r/>
-            <w:r>
-              <w:rPr>
-                <w:rFonts w:ascii="Aptos" w:hAnsi="Aptos"/>
-                <w:b w:val="0"/>
-                <w:color w:val="243B53"/>
-                <w:sz w:val="16"/>
-              </w:rPr>
-              <w:t>AC-04</w:t>
-            </w:r>
-          </w:p>
-        </w:tc>
-        <w:tc>
-          <w:tcPr>
-            <w:tcW w:type="dxa" w:w="4997"/>
-            <w:shd w:fill="F3F6F8"/>
-            <w:vAlign w:val="center"/>
-            <w:tcMar>
-              <w:top w:w="90" w:type="dxa"/>
-              <w:start w:w="110" w:type="dxa"/>
-              <w:bottom w:w="90" w:type="dxa"/>
-              <w:end w:w="110" w:type="dxa"/>
-            </w:tcMar>
-          </w:tcPr>
-          <w:p>
-            <w:pPr>
-              <w:spacing w:after="0" w:before="0"/>
-            </w:pPr>
-            <w:r/>
-            <w:r>
-              <w:rPr>
-                <w:rFonts w:ascii="Aptos" w:hAnsi="Aptos"/>
-                <w:b w:val="0"/>
-                <w:color w:val="243B53"/>
-                <w:sz w:val="16"/>
-              </w:rPr>
-              <w:t>Ekstra Durum boş bırakıldığında diğer zorunlu alanlar geçerliyse atama talebi ilerleyebilir.</w:t>
-            </w:r>
-          </w:p>
-        </w:tc>
-      </w:tr>
-      <w:tr>
-        <w:tc>
-          <w:tcPr>
-            <w:tcW w:type="dxa" w:w="4997"/>
-            <w:shd w:fill="FFFFFF"/>
-            <w:vAlign w:val="center"/>
-            <w:tcMar>
-              <w:top w:w="90" w:type="dxa"/>
-              <w:start w:w="110" w:type="dxa"/>
-              <w:bottom w:w="90" w:type="dxa"/>
-              <w:end w:w="110" w:type="dxa"/>
-            </w:tcMar>
-          </w:tcPr>
-          <w:p>
-            <w:pPr>
-              <w:spacing w:after="0" w:before="0"/>
-            </w:pPr>
-            <w:r/>
-            <w:r>
-              <w:rPr>
-                <w:rFonts w:ascii="Aptos" w:hAnsi="Aptos"/>
-                <w:b w:val="0"/>
-                <w:color w:val="243B53"/>
-                <w:sz w:val="16"/>
-              </w:rPr>
-              <w:t>AC-05</w:t>
-            </w:r>
-          </w:p>
-        </w:tc>
-        <w:tc>
-          <w:tcPr>
-            <w:tcW w:type="dxa" w:w="4997"/>
-            <w:shd w:fill="FFFFFF"/>
-            <w:vAlign w:val="center"/>
-            <w:tcMar>
-              <w:top w:w="90" w:type="dxa"/>
-              <w:start w:w="110" w:type="dxa"/>
-              <w:bottom w:w="90" w:type="dxa"/>
-              <w:end w:w="110" w:type="dxa"/>
-            </w:tcMar>
-          </w:tcPr>
-          <w:p>
-            <w:pPr>
-              <w:spacing w:after="0" w:before="0"/>
-            </w:pPr>
-            <w:r/>
-            <w:r>
-              <w:rPr>
-                <w:rFonts w:ascii="Aptos" w:hAnsi="Aptos"/>
-                <w:b w:val="0"/>
-                <w:color w:val="243B53"/>
-                <w:sz w:val="16"/>
-              </w:rPr>
-              <w:t>Seçeneği kaldırmak yeni seçim listesinden kaldırır, geçmiş kadro/atama kaydını değiştirmez.</w:t>
-            </w:r>
-          </w:p>
-        </w:tc>
-      </w:tr>
-      <w:tr>
-        <w:tc>
-          <w:tcPr>
-            <w:tcW w:type="dxa" w:w="4997"/>
-            <w:shd w:fill="F3F6F8"/>
-            <w:vAlign w:val="center"/>
-            <w:tcMar>
-              <w:top w:w="90" w:type="dxa"/>
-              <w:start w:w="110" w:type="dxa"/>
-              <w:bottom w:w="90" w:type="dxa"/>
-              <w:end w:w="110" w:type="dxa"/>
-            </w:tcMar>
-          </w:tcPr>
-          <w:p>
-            <w:pPr>
-              <w:spacing w:after="0" w:before="0"/>
-            </w:pPr>
-            <w:r/>
-            <w:r>
-              <w:rPr>
-                <w:rFonts w:ascii="Aptos" w:hAnsi="Aptos"/>
-                <w:b w:val="0"/>
-                <w:color w:val="243B53"/>
-                <w:sz w:val="16"/>
-              </w:rPr>
-              <w:t>AC-06</w:t>
-            </w:r>
-          </w:p>
-        </w:tc>
-        <w:tc>
-          <w:tcPr>
-            <w:tcW w:type="dxa" w:w="4997"/>
-            <w:shd w:fill="F3F6F8"/>
-            <w:vAlign w:val="center"/>
-            <w:tcMar>
-              <w:top w:w="90" w:type="dxa"/>
-              <w:start w:w="110" w:type="dxa"/>
-              <w:bottom w:w="90" w:type="dxa"/>
-              <w:end w:w="110" w:type="dxa"/>
-            </w:tcMar>
-          </w:tcPr>
-          <w:p>
-            <w:pPr>
-              <w:spacing w:after="0" w:before="0"/>
-            </w:pPr>
-            <w:r/>
-            <w:r>
-              <w:rPr>
-                <w:rFonts w:ascii="Aptos" w:hAnsi="Aptos"/>
-                <w:b w:val="0"/>
-                <w:color w:val="243B53"/>
-                <w:sz w:val="16"/>
-              </w:rPr>
-              <w:t>İK Sorumlusu talep oluşturur; İK Müdürü talebi karara bağlar; talep sahibi kendi talebini sonuçlandıramaz.</w:t>
-            </w:r>
-          </w:p>
-        </w:tc>
-      </w:tr>
-      <w:tr>
-        <w:tc>
-          <w:tcPr>
-            <w:tcW w:type="dxa" w:w="4997"/>
-            <w:shd w:fill="FFFFFF"/>
-            <w:vAlign w:val="center"/>
-            <w:tcMar>
-              <w:top w:w="90" w:type="dxa"/>
-              <w:start w:w="110" w:type="dxa"/>
-              <w:bottom w:w="90" w:type="dxa"/>
-              <w:end w:w="110" w:type="dxa"/>
-            </w:tcMar>
-          </w:tcPr>
-          <w:p>
-            <w:pPr>
-              <w:spacing w:after="0" w:before="0"/>
-            </w:pPr>
-            <w:r/>
-            <w:r>
-              <w:rPr>
-                <w:rFonts w:ascii="Aptos" w:hAnsi="Aptos"/>
-                <w:b w:val="0"/>
-                <w:color w:val="243B53"/>
-                <w:sz w:val="16"/>
-              </w:rPr>
-              <w:t>AC-07</w:t>
-            </w:r>
-          </w:p>
-        </w:tc>
-        <w:tc>
-          <w:tcPr>
-            <w:tcW w:type="dxa" w:w="4997"/>
-            <w:shd w:fill="FFFFFF"/>
-            <w:vAlign w:val="center"/>
-            <w:tcMar>
-              <w:top w:w="90" w:type="dxa"/>
-              <w:start w:w="110" w:type="dxa"/>
-              <w:bottom w:w="90" w:type="dxa"/>
-              <w:end w:w="110" w:type="dxa"/>
-            </w:tcMar>
-          </w:tcPr>
-          <w:p>
-            <w:pPr>
-              <w:spacing w:after="0" w:before="0"/>
-            </w:pPr>
-            <w:r/>
-            <w:r>
-              <w:rPr>
-                <w:rFonts w:ascii="Aptos" w:hAnsi="Aptos"/>
-                <w:b w:val="0"/>
-                <w:color w:val="243B53"/>
-                <w:sz w:val="16"/>
-              </w:rPr>
-              <w:t>Üretimde doğrudan API erişimiyle yapılan yetki aşımı sunucu tarafından reddedilir.</w:t>
-            </w:r>
-          </w:p>
-        </w:tc>
-      </w:tr>
-      <w:tr>
-        <w:tc>
-          <w:tcPr>
-            <w:tcW w:type="dxa" w:w="4997"/>
-            <w:shd w:fill="F3F6F8"/>
-            <w:vAlign w:val="center"/>
-            <w:tcMar>
-              <w:top w:w="90" w:type="dxa"/>
-              <w:start w:w="110" w:type="dxa"/>
-              <w:bottom w:w="90" w:type="dxa"/>
-              <w:end w:w="110" w:type="dxa"/>
-            </w:tcMar>
-          </w:tcPr>
-          <w:p>
-            <w:pPr>
-              <w:spacing w:after="0" w:before="0"/>
-            </w:pPr>
-            <w:r/>
-            <w:r>
-              <w:rPr>
-                <w:rFonts w:ascii="Aptos" w:hAnsi="Aptos"/>
-                <w:b w:val="0"/>
-                <w:color w:val="243B53"/>
-                <w:sz w:val="16"/>
-              </w:rPr>
-              <w:t>AC-08</w:t>
-            </w:r>
-          </w:p>
-        </w:tc>
-        <w:tc>
-          <w:tcPr>
-            <w:tcW w:type="dxa" w:w="4997"/>
-            <w:shd w:fill="F3F6F8"/>
-            <w:vAlign w:val="center"/>
-            <w:tcMar>
-              <w:top w:w="90" w:type="dxa"/>
-              <w:start w:w="110" w:type="dxa"/>
-              <w:bottom w:w="90" w:type="dxa"/>
-              <w:end w:w="110" w:type="dxa"/>
-            </w:tcMar>
-          </w:tcPr>
-          <w:p>
-            <w:pPr>
-              <w:spacing w:after="0" w:before="0"/>
-            </w:pPr>
-            <w:r/>
-            <w:r>
-              <w:rPr>
-                <w:rFonts w:ascii="Aptos" w:hAnsi="Aptos"/>
-                <w:b w:val="0"/>
-                <w:color w:val="243B53"/>
-                <w:sz w:val="16"/>
-              </w:rPr>
-              <w:t>Üretimde değişiklik ve kararlar kalıcıdır; aktör, zaman, işlem ve sonuç denetim kaydında bulunur.</w:t>
-            </w:r>
-          </w:p>
-        </w:tc>
-      </w:tr>
-      <w:tr>
-        <w:tc>
-          <w:tcPr>
-            <w:tcW w:type="dxa" w:w="4997"/>
-            <w:shd w:fill="FFFFFF"/>
-            <w:vAlign w:val="center"/>
-            <w:tcMar>
-              <w:top w:w="90" w:type="dxa"/>
-              <w:start w:w="110" w:type="dxa"/>
-              <w:bottom w:w="90" w:type="dxa"/>
-              <w:end w:w="110" w:type="dxa"/>
-            </w:tcMar>
-          </w:tcPr>
-          <w:p>
-            <w:pPr>
-              <w:spacing w:after="0" w:before="0"/>
-            </w:pPr>
-            <w:r/>
-            <w:r>
-              <w:rPr>
-                <w:rFonts w:ascii="Aptos" w:hAnsi="Aptos"/>
-                <w:b w:val="0"/>
-                <w:color w:val="243B53"/>
-                <w:sz w:val="16"/>
-              </w:rPr>
-              <w:t>AC-09</w:t>
-            </w:r>
-          </w:p>
-        </w:tc>
-        <w:tc>
-          <w:tcPr>
-            <w:tcW w:type="dxa" w:w="4997"/>
-            <w:shd w:fill="FFFFFF"/>
-            <w:vAlign w:val="center"/>
-            <w:tcMar>
-              <w:top w:w="90" w:type="dxa"/>
-              <w:start w:w="110" w:type="dxa"/>
-              <w:bottom w:w="90" w:type="dxa"/>
-              <w:end w:w="110" w:type="dxa"/>
-            </w:tcMar>
-          </w:tcPr>
-          <w:p>
-            <w:pPr>
-              <w:spacing w:after="0" w:before="0"/>
-            </w:pPr>
-            <w:r/>
-            <w:r>
-              <w:rPr>
-                <w:rFonts w:ascii="Aptos" w:hAnsi="Aptos"/>
-                <w:b w:val="0"/>
-                <w:color w:val="243B53"/>
-                <w:sz w:val="16"/>
-              </w:rPr>
-              <w:t>UC-01: geçerli kullanıcı adı/şifre doğru rol ile oturum açar; hatalı/kapalı hesap oturum alamaz ve genel hata mesajı görür.</w:t>
-            </w:r>
-          </w:p>
-        </w:tc>
-      </w:tr>
-      <w:tr>
-        <w:tc>
-          <w:tcPr>
-            <w:tcW w:type="dxa" w:w="4997"/>
-            <w:shd w:fill="F3F6F8"/>
-            <w:vAlign w:val="center"/>
-            <w:tcMar>
-              <w:top w:w="90" w:type="dxa"/>
-              <w:start w:w="110" w:type="dxa"/>
-              <w:bottom w:w="90" w:type="dxa"/>
-              <w:end w:w="110" w:type="dxa"/>
-            </w:tcMar>
-          </w:tcPr>
-          <w:p>
-            <w:pPr>
-              <w:spacing w:after="0" w:before="0"/>
-            </w:pPr>
-            <w:r/>
-            <w:r>
-              <w:rPr>
-                <w:rFonts w:ascii="Aptos" w:hAnsi="Aptos"/>
-                <w:b w:val="0"/>
-                <w:color w:val="243B53"/>
-                <w:sz w:val="16"/>
-              </w:rPr>
-              <w:t>AC-10</w:t>
-            </w:r>
-          </w:p>
-        </w:tc>
-        <w:tc>
-          <w:tcPr>
-            <w:tcW w:type="dxa" w:w="4997"/>
-            <w:shd w:fill="F3F6F8"/>
-            <w:vAlign w:val="center"/>
-            <w:tcMar>
-              <w:top w:w="90" w:type="dxa"/>
-              <w:start w:w="110" w:type="dxa"/>
-              <w:bottom w:w="90" w:type="dxa"/>
-              <w:end w:w="110" w:type="dxa"/>
-            </w:tcMar>
-          </w:tcPr>
-          <w:p>
-            <w:pPr>
-              <w:spacing w:after="0" w:before="0"/>
-            </w:pPr>
-            <w:r/>
-            <w:r>
-              <w:rPr>
-                <w:rFonts w:ascii="Aptos" w:hAnsi="Aptos"/>
-                <w:b w:val="0"/>
-                <w:color w:val="243B53"/>
-                <w:sz w:val="16"/>
-              </w:rPr>
-              <w:t>Çıkış/oturum süresi sonunda korumalı sayfaya erişim engellenir ve yeniden kimlik doğrulama istenir.</w:t>
-            </w:r>
-          </w:p>
-        </w:tc>
-      </w:tr>
-      <w:tr>
-        <w:tc>
-          <w:tcPr>
-            <w:tcW w:type="dxa" w:w="4997"/>
-            <w:shd w:fill="FFFFFF"/>
-            <w:vAlign w:val="center"/>
-            <w:tcMar>
-              <w:top w:w="90" w:type="dxa"/>
-              <w:start w:w="110" w:type="dxa"/>
-              <w:bottom w:w="90" w:type="dxa"/>
-              <w:end w:w="110" w:type="dxa"/>
-            </w:tcMar>
-          </w:tcPr>
-          <w:p>
-            <w:pPr>
-              <w:spacing w:after="0" w:before="0"/>
-            </w:pPr>
-            <w:r/>
-            <w:r>
-              <w:rPr>
-                <w:rFonts w:ascii="Aptos" w:hAnsi="Aptos"/>
-                <w:b w:val="0"/>
-                <w:color w:val="243B53"/>
-                <w:sz w:val="16"/>
-              </w:rPr>
-              <w:t>AC-11</w:t>
-            </w:r>
-          </w:p>
-        </w:tc>
-        <w:tc>
-          <w:tcPr>
-            <w:tcW w:type="dxa" w:w="4997"/>
-            <w:shd w:fill="FFFFFF"/>
-            <w:vAlign w:val="center"/>
-            <w:tcMar>
-              <w:top w:w="90" w:type="dxa"/>
-              <w:start w:w="110" w:type="dxa"/>
-              <w:bottom w:w="90" w:type="dxa"/>
-              <w:end w:w="110" w:type="dxa"/>
-            </w:tcMar>
-          </w:tcPr>
-          <w:p>
-            <w:pPr>
-              <w:spacing w:after="0" w:before="0"/>
-            </w:pPr>
-            <w:r/>
-            <w:r>
-              <w:rPr>
-                <w:rFonts w:ascii="Aptos" w:hAnsi="Aptos"/>
-                <w:b w:val="0"/>
-                <w:color w:val="243B53"/>
-                <w:sz w:val="16"/>
-              </w:rPr>
-              <w:t>Yetkili kullanıcı kadro CSV raporunu indirebilir; dışa aktarılan sütunlar onaylı rapor kapsamıyla sınırlıdır.</w:t>
-            </w:r>
-          </w:p>
-        </w:tc>
-      </w:tr>
-    </w:tbl>
-    <w:p>
-      <w:pPr>
-        <w:spacing w:after="20"/>
-      </w:pPr>
-    </w:p>
-    <w:p>
-      <w:pPr>
-        <w:pStyle w:val="Heading1"/>
-        <w:keepNext/>
-      </w:pPr>
-      <w:r>
-        <w:t>12. Gereksinim izlenebilirliği</w:t>
+        <w:t>7. İş gereksinimleri</w:t>
       </w:r>
     </w:p>
     <w:tbl>
@@ -15592,7 +13977,7 @@
                 <w:color w:val="FFFFFF"/>
                 <w:sz w:val="16"/>
               </w:rPr>
-              <w:t>Use case</w:t>
+              <w:t>ID</w:t>
             </w:r>
           </w:p>
         </w:tc>
@@ -15620,7 +14005,7 @@
                 <w:color w:val="FFFFFF"/>
                 <w:sz w:val="16"/>
               </w:rPr>
-              <w:t>İlgili gereksinimler</w:t>
+              <w:t>İş gereksinimi</w:t>
             </w:r>
           </w:p>
         </w:tc>
@@ -15648,7 +14033,7 @@
                 <w:color w:val="FFFFFF"/>
                 <w:sz w:val="16"/>
               </w:rPr>
-              <w:t>Başlıca kabul ölçütü</w:t>
+              <w:t>Öncelik</w:t>
             </w:r>
           </w:p>
         </w:tc>
@@ -15678,7 +14063,7 @@
                 <w:color w:val="243B53"/>
                 <w:sz w:val="16"/>
               </w:rPr>
-              <w:t>UC-01 Giriş</w:t>
+              <w:t>BR-01</w:t>
             </w:r>
           </w:p>
         </w:tc>
@@ -15706,7 +14091,7 @@
                 <w:color w:val="243B53"/>
                 <w:sz w:val="16"/>
               </w:rPr>
-              <w:t>FR-19, FR-20; NFR-01/02</w:t>
+              <w:t>Kadro ve atama süreçleri standart ve rol kontrollü iş akışında yürütülmelidir.</w:t>
             </w:r>
           </w:p>
         </w:tc>
@@ -15734,7 +14119,7 @@
                 <w:color w:val="243B53"/>
                 <w:sz w:val="16"/>
               </w:rPr>
-              <w:t>AC-09, AC-10</w:t>
+              <w:t>Must</w:t>
             </w:r>
           </w:p>
         </w:tc>
@@ -15764,7 +14149,7 @@
                 <w:color w:val="243B53"/>
                 <w:sz w:val="16"/>
               </w:rPr>
-              <w:t>UC-02 Görüntüleme</w:t>
+              <w:t>BR-02</w:t>
             </w:r>
           </w:p>
         </w:tc>
@@ -15792,7 +14177,7 @@
                 <w:color w:val="243B53"/>
                 <w:sz w:val="16"/>
               </w:rPr>
-              <w:t>FR-01, FR-20</w:t>
+              <w:t>Formlarda kullanılan kurumsal tanımlar merkezi olarak yönetilmelidir.</w:t>
             </w:r>
           </w:p>
         </w:tc>
@@ -15820,7 +14205,7 @@
                 <w:color w:val="243B53"/>
                 <w:sz w:val="16"/>
               </w:rPr>
-              <w:t>Kadro listesi ve rol kapsamı</w:t>
+              <w:t>Must</w:t>
             </w:r>
           </w:p>
         </w:tc>
@@ -15850,7 +14235,7 @@
                 <w:color w:val="243B53"/>
                 <w:sz w:val="16"/>
               </w:rPr>
-              <w:t>UC-03 Kadro talebi</w:t>
+              <w:t>BR-03</w:t>
             </w:r>
           </w:p>
         </w:tc>
@@ -15878,7 +14263,7 @@
                 <w:color w:val="243B53"/>
                 <w:sz w:val="16"/>
               </w:rPr>
-              <w:t>FR-02, FR-03, FR-06, FR-09, FR-12</w:t>
+              <w:t>Personel atamasındaki Ekstra Durum seçenekleri yönetilebilir ve isteğe bağlı olmalıdır.</w:t>
             </w:r>
           </w:p>
         </w:tc>
@@ -15906,7 +14291,7 @@
                 <w:color w:val="243B53"/>
                 <w:sz w:val="16"/>
               </w:rPr>
-              <w:t>AC-03, AC-06</w:t>
+              <w:t>Must</w:t>
             </w:r>
           </w:p>
         </w:tc>
@@ -15936,7 +14321,7 @@
                 <w:color w:val="243B53"/>
                 <w:sz w:val="16"/>
               </w:rPr>
-              <w:t>UC-04 Atama</w:t>
+              <w:t>BR-04</w:t>
             </w:r>
           </w:p>
         </w:tc>
@@ -15964,7 +14349,7 @@
                 <w:color w:val="243B53"/>
                 <w:sz w:val="16"/>
               </w:rPr>
-              <w:t>FR-04, FR-05, FR-06, FR-12, FR-13</w:t>
+              <w:t>Talep kararları uygun ve gönderenden bağımsız yetkili tarafından verilmelidir.</w:t>
             </w:r>
           </w:p>
         </w:tc>
@@ -15992,7 +14377,7 @@
                 <w:color w:val="243B53"/>
                 <w:sz w:val="16"/>
               </w:rPr>
-              <w:t>AC-04, AC-06</w:t>
+              <w:t>Must</w:t>
             </w:r>
           </w:p>
         </w:tc>
@@ -16022,7 +14407,7 @@
                 <w:color w:val="243B53"/>
                 <w:sz w:val="16"/>
               </w:rPr>
-              <w:t>UC-05 Bloke</w:t>
+              <w:t>BR-05</w:t>
             </w:r>
           </w:p>
         </w:tc>
@@ -16050,7 +14435,7 @@
                 <w:color w:val="243B53"/>
                 <w:sz w:val="16"/>
               </w:rPr>
-              <w:t>FR-02, FR-12, FR-13</w:t>
+              <w:t>Tanım kaldırma geçmiş iş kayıtlarının bütünlüğünü bozmamalıdır.</w:t>
             </w:r>
           </w:p>
         </w:tc>
@@ -16078,7 +14463,7 @@
                 <w:color w:val="243B53"/>
                 <w:sz w:val="16"/>
               </w:rPr>
-              <w:t>Kapasite doğrulaması</w:t>
+              <w:t>Must</w:t>
             </w:r>
           </w:p>
         </w:tc>
@@ -16108,7 +14493,7 @@
                 <w:color w:val="243B53"/>
                 <w:sz w:val="16"/>
               </w:rPr>
-              <w:t>UC-06 Derece</w:t>
+              <w:t>BR-06</w:t>
             </w:r>
           </w:p>
         </w:tc>
@@ -16136,7 +14521,7 @@
                 <w:color w:val="243B53"/>
                 <w:sz w:val="16"/>
               </w:rPr>
-              <w:t>FR-02, FR-12, FR-13</w:t>
+              <w:t>Üretimde kullanıcı, rol, işlem ve karar kayıtları denetlenebilir olmalıdır.</w:t>
             </w:r>
           </w:p>
         </w:tc>
@@ -16164,7 +14549,7 @@
                 <w:color w:val="243B53"/>
                 <w:sz w:val="16"/>
               </w:rPr>
-              <w:t>Eski derece yeniden doğrulaması</w:t>
+              <w:t>Should</w:t>
             </w:r>
           </w:p>
         </w:tc>
@@ -16194,7 +14579,7 @@
                 <w:color w:val="243B53"/>
                 <w:sz w:val="16"/>
               </w:rPr>
-              <w:t>UC-07 Talep gönderme</w:t>
+              <w:t>BR-07</w:t>
             </w:r>
           </w:p>
         </w:tc>
@@ -16222,7 +14607,7 @@
                 <w:color w:val="243B53"/>
                 <w:sz w:val="16"/>
               </w:rPr>
-              <w:t>FR-06, FR-12</w:t>
+              <w:t>Sistem verisine erişim, kullanıcı adı/şifreyle kimlik doğrulama ve rol bazlı izinler sonrasında verilmelidir.</w:t>
             </w:r>
           </w:p>
         </w:tc>
@@ -16250,437 +14635,7 @@
                 <w:color w:val="243B53"/>
                 <w:sz w:val="16"/>
               </w:rPr>
-              <w:t>Yetkisiz gönderim engeli</w:t>
-            </w:r>
-          </w:p>
-        </w:tc>
-      </w:tr>
-      <w:tr>
-        <w:tc>
-          <w:tcPr>
-            <w:tcW w:type="dxa" w:w="3331"/>
-            <w:shd w:fill="F3F6F8"/>
-            <w:vAlign w:val="center"/>
-            <w:tcMar>
-              <w:top w:w="90" w:type="dxa"/>
-              <w:start w:w="110" w:type="dxa"/>
-              <w:bottom w:w="90" w:type="dxa"/>
-              <w:end w:w="110" w:type="dxa"/>
-            </w:tcMar>
-          </w:tcPr>
-          <w:p>
-            <w:pPr>
-              <w:spacing w:after="0" w:before="0"/>
-            </w:pPr>
-            <w:r/>
-            <w:r>
-              <w:rPr>
-                <w:rFonts w:ascii="Aptos" w:hAnsi="Aptos"/>
-                <w:b w:val="0"/>
-                <w:color w:val="243B53"/>
-                <w:sz w:val="16"/>
-              </w:rPr>
-              <w:t>UC-08/09 Onay ve ret</w:t>
-            </w:r>
-          </w:p>
-        </w:tc>
-        <w:tc>
-          <w:tcPr>
-            <w:tcW w:type="dxa" w:w="3331"/>
-            <w:shd w:fill="F3F6F8"/>
-            <w:vAlign w:val="center"/>
-            <w:tcMar>
-              <w:top w:w="90" w:type="dxa"/>
-              <w:start w:w="110" w:type="dxa"/>
-              <w:bottom w:w="90" w:type="dxa"/>
-              <w:end w:w="110" w:type="dxa"/>
-            </w:tcMar>
-          </w:tcPr>
-          <w:p>
-            <w:pPr>
-              <w:spacing w:after="0" w:before="0"/>
-            </w:pPr>
-            <w:r/>
-            <w:r>
-              <w:rPr>
-                <w:rFonts w:ascii="Aptos" w:hAnsi="Aptos"/>
-                <w:b w:val="0"/>
-                <w:color w:val="243B53"/>
-                <w:sz w:val="16"/>
-              </w:rPr>
-              <w:t>FR-07, FR-10, FR-11, FR-12</w:t>
-            </w:r>
-          </w:p>
-        </w:tc>
-        <w:tc>
-          <w:tcPr>
-            <w:tcW w:type="dxa" w:w="3331"/>
-            <w:shd w:fill="F3F6F8"/>
-            <w:vAlign w:val="center"/>
-            <w:tcMar>
-              <w:top w:w="90" w:type="dxa"/>
-              <w:start w:w="110" w:type="dxa"/>
-              <w:bottom w:w="90" w:type="dxa"/>
-              <w:end w:w="110" w:type="dxa"/>
-            </w:tcMar>
-          </w:tcPr>
-          <w:p>
-            <w:pPr>
-              <w:spacing w:after="0" w:before="0"/>
-            </w:pPr>
-            <w:r/>
-            <w:r>
-              <w:rPr>
-                <w:rFonts w:ascii="Aptos" w:hAnsi="Aptos"/>
-                <w:b w:val="0"/>
-                <w:color w:val="243B53"/>
-                <w:sz w:val="16"/>
-              </w:rPr>
-              <w:t>AC-06, AC-08</w:t>
-            </w:r>
-          </w:p>
-        </w:tc>
-      </w:tr>
-      <w:tr>
-        <w:tc>
-          <w:tcPr>
-            <w:tcW w:type="dxa" w:w="3331"/>
-            <w:shd w:fill="FFFFFF"/>
-            <w:vAlign w:val="center"/>
-            <w:tcMar>
-              <w:top w:w="90" w:type="dxa"/>
-              <w:start w:w="110" w:type="dxa"/>
-              <w:bottom w:w="90" w:type="dxa"/>
-              <w:end w:w="110" w:type="dxa"/>
-            </w:tcMar>
-          </w:tcPr>
-          <w:p>
-            <w:pPr>
-              <w:spacing w:after="0" w:before="0"/>
-            </w:pPr>
-            <w:r/>
-            <w:r>
-              <w:rPr>
-                <w:rFonts w:ascii="Aptos" w:hAnsi="Aptos"/>
-                <w:b w:val="0"/>
-                <w:color w:val="243B53"/>
-                <w:sz w:val="16"/>
-              </w:rPr>
-              <w:t>UC-10 Karar geçmişi</w:t>
-            </w:r>
-          </w:p>
-        </w:tc>
-        <w:tc>
-          <w:tcPr>
-            <w:tcW w:type="dxa" w:w="3331"/>
-            <w:shd w:fill="FFFFFF"/>
-            <w:vAlign w:val="center"/>
-            <w:tcMar>
-              <w:top w:w="90" w:type="dxa"/>
-              <w:start w:w="110" w:type="dxa"/>
-              <w:bottom w:w="90" w:type="dxa"/>
-              <w:end w:w="110" w:type="dxa"/>
-            </w:tcMar>
-          </w:tcPr>
-          <w:p>
-            <w:pPr>
-              <w:spacing w:after="0" w:before="0"/>
-            </w:pPr>
-            <w:r/>
-            <w:r>
-              <w:rPr>
-                <w:rFonts w:ascii="Aptos" w:hAnsi="Aptos"/>
-                <w:b w:val="0"/>
-                <w:color w:val="243B53"/>
-                <w:sz w:val="16"/>
-              </w:rPr>
-              <w:t>FR-11, FR-18</w:t>
-            </w:r>
-          </w:p>
-        </w:tc>
-        <w:tc>
-          <w:tcPr>
-            <w:tcW w:type="dxa" w:w="3331"/>
-            <w:shd w:fill="FFFFFF"/>
-            <w:vAlign w:val="center"/>
-            <w:tcMar>
-              <w:top w:w="90" w:type="dxa"/>
-              <w:start w:w="110" w:type="dxa"/>
-              <w:bottom w:w="90" w:type="dxa"/>
-              <w:end w:w="110" w:type="dxa"/>
-            </w:tcMar>
-          </w:tcPr>
-          <w:p>
-            <w:pPr>
-              <w:spacing w:after="0" w:before="0"/>
-            </w:pPr>
-            <w:r/>
-            <w:r>
-              <w:rPr>
-                <w:rFonts w:ascii="Aptos" w:hAnsi="Aptos"/>
-                <w:b w:val="0"/>
-                <w:color w:val="243B53"/>
-                <w:sz w:val="16"/>
-              </w:rPr>
-              <w:t>AC-08</w:t>
-            </w:r>
-          </w:p>
-        </w:tc>
-      </w:tr>
-      <w:tr>
-        <w:tc>
-          <w:tcPr>
-            <w:tcW w:type="dxa" w:w="3331"/>
-            <w:shd w:fill="F3F6F8"/>
-            <w:vAlign w:val="center"/>
-            <w:tcMar>
-              <w:top w:w="90" w:type="dxa"/>
-              <w:start w:w="110" w:type="dxa"/>
-              <w:bottom w:w="90" w:type="dxa"/>
-              <w:end w:w="110" w:type="dxa"/>
-            </w:tcMar>
-          </w:tcPr>
-          <w:p>
-            <w:pPr>
-              <w:spacing w:after="0" w:before="0"/>
-            </w:pPr>
-            <w:r/>
-            <w:r>
-              <w:rPr>
-                <w:rFonts w:ascii="Aptos" w:hAnsi="Aptos"/>
-                <w:b w:val="0"/>
-                <w:color w:val="243B53"/>
-                <w:sz w:val="16"/>
-              </w:rPr>
-              <w:t>UC-11 Rapor/CSV</w:t>
-            </w:r>
-          </w:p>
-        </w:tc>
-        <w:tc>
-          <w:tcPr>
-            <w:tcW w:type="dxa" w:w="3331"/>
-            <w:shd w:fill="F3F6F8"/>
-            <w:vAlign w:val="center"/>
-            <w:tcMar>
-              <w:top w:w="90" w:type="dxa"/>
-              <w:start w:w="110" w:type="dxa"/>
-              <w:bottom w:w="90" w:type="dxa"/>
-              <w:end w:w="110" w:type="dxa"/>
-            </w:tcMar>
-          </w:tcPr>
-          <w:p>
-            <w:pPr>
-              <w:spacing w:after="0" w:before="0"/>
-            </w:pPr>
-            <w:r/>
-            <w:r>
-              <w:rPr>
-                <w:rFonts w:ascii="Aptos" w:hAnsi="Aptos"/>
-                <w:b w:val="0"/>
-                <w:color w:val="243B53"/>
-                <w:sz w:val="16"/>
-              </w:rPr>
-              <w:t>FR-21, FR-18</w:t>
-            </w:r>
-          </w:p>
-        </w:tc>
-        <w:tc>
-          <w:tcPr>
-            <w:tcW w:type="dxa" w:w="3331"/>
-            <w:shd w:fill="F3F6F8"/>
-            <w:vAlign w:val="center"/>
-            <w:tcMar>
-              <w:top w:w="90" w:type="dxa"/>
-              <w:start w:w="110" w:type="dxa"/>
-              <w:bottom w:w="90" w:type="dxa"/>
-              <w:end w:w="110" w:type="dxa"/>
-            </w:tcMar>
-          </w:tcPr>
-          <w:p>
-            <w:pPr>
-              <w:spacing w:after="0" w:before="0"/>
-            </w:pPr>
-            <w:r/>
-            <w:r>
-              <w:rPr>
-                <w:rFonts w:ascii="Aptos" w:hAnsi="Aptos"/>
-                <w:b w:val="0"/>
-                <w:color w:val="243B53"/>
-                <w:sz w:val="16"/>
-              </w:rPr>
-              <w:t>AC-11</w:t>
-            </w:r>
-          </w:p>
-        </w:tc>
-      </w:tr>
-      <w:tr>
-        <w:tc>
-          <w:tcPr>
-            <w:tcW w:type="dxa" w:w="3331"/>
-            <w:shd w:fill="FFFFFF"/>
-            <w:vAlign w:val="center"/>
-            <w:tcMar>
-              <w:top w:w="90" w:type="dxa"/>
-              <w:start w:w="110" w:type="dxa"/>
-              <w:bottom w:w="90" w:type="dxa"/>
-              <w:end w:w="110" w:type="dxa"/>
-            </w:tcMar>
-          </w:tcPr>
-          <w:p>
-            <w:pPr>
-              <w:spacing w:after="0" w:before="0"/>
-            </w:pPr>
-            <w:r/>
-            <w:r>
-              <w:rPr>
-                <w:rFonts w:ascii="Aptos" w:hAnsi="Aptos"/>
-                <w:b w:val="0"/>
-                <w:color w:val="243B53"/>
-                <w:sz w:val="16"/>
-              </w:rPr>
-              <w:t>UC-13–16 Parametreler</w:t>
-            </w:r>
-          </w:p>
-        </w:tc>
-        <w:tc>
-          <w:tcPr>
-            <w:tcW w:type="dxa" w:w="3331"/>
-            <w:shd w:fill="FFFFFF"/>
-            <w:vAlign w:val="center"/>
-            <w:tcMar>
-              <w:top w:w="90" w:type="dxa"/>
-              <w:start w:w="110" w:type="dxa"/>
-              <w:bottom w:w="90" w:type="dxa"/>
-              <w:end w:w="110" w:type="dxa"/>
-            </w:tcMar>
-          </w:tcPr>
-          <w:p>
-            <w:pPr>
-              <w:spacing w:after="0" w:before="0"/>
-            </w:pPr>
-            <w:r/>
-            <w:r>
-              <w:rPr>
-                <w:rFonts w:ascii="Aptos" w:hAnsi="Aptos"/>
-                <w:b w:val="0"/>
-                <w:color w:val="243B53"/>
-                <w:sz w:val="16"/>
-              </w:rPr>
-              <w:t>FR-08, FR-09, FR-14–17</w:t>
-            </w:r>
-          </w:p>
-        </w:tc>
-        <w:tc>
-          <w:tcPr>
-            <w:tcW w:type="dxa" w:w="3331"/>
-            <w:shd w:fill="FFFFFF"/>
-            <w:vAlign w:val="center"/>
-            <w:tcMar>
-              <w:top w:w="90" w:type="dxa"/>
-              <w:start w:w="110" w:type="dxa"/>
-              <w:bottom w:w="90" w:type="dxa"/>
-              <w:end w:w="110" w:type="dxa"/>
-            </w:tcMar>
-          </w:tcPr>
-          <w:p>
-            <w:pPr>
-              <w:spacing w:after="0" w:before="0"/>
-            </w:pPr>
-            <w:r/>
-            <w:r>
-              <w:rPr>
-                <w:rFonts w:ascii="Aptos" w:hAnsi="Aptos"/>
-                <w:b w:val="0"/>
-                <w:color w:val="243B53"/>
-                <w:sz w:val="16"/>
-              </w:rPr>
-              <w:t>AC-01–05</w:t>
-            </w:r>
-          </w:p>
-        </w:tc>
-      </w:tr>
-      <w:tr>
-        <w:tc>
-          <w:tcPr>
-            <w:tcW w:type="dxa" w:w="3331"/>
-            <w:shd w:fill="F3F6F8"/>
-            <w:vAlign w:val="center"/>
-            <w:tcMar>
-              <w:top w:w="90" w:type="dxa"/>
-              <w:start w:w="110" w:type="dxa"/>
-              <w:bottom w:w="90" w:type="dxa"/>
-              <w:end w:w="110" w:type="dxa"/>
-            </w:tcMar>
-          </w:tcPr>
-          <w:p>
-            <w:pPr>
-              <w:spacing w:after="0" w:before="0"/>
-            </w:pPr>
-            <w:r/>
-            <w:r>
-              <w:rPr>
-                <w:rFonts w:ascii="Aptos" w:hAnsi="Aptos"/>
-                <w:b w:val="0"/>
-                <w:color w:val="243B53"/>
-                <w:sz w:val="16"/>
-              </w:rPr>
-              <w:t>UC-17 Role özel iş masası</w:t>
-            </w:r>
-          </w:p>
-        </w:tc>
-        <w:tc>
-          <w:tcPr>
-            <w:tcW w:type="dxa" w:w="3331"/>
-            <w:shd w:fill="F3F6F8"/>
-            <w:vAlign w:val="center"/>
-            <w:tcMar>
-              <w:top w:w="90" w:type="dxa"/>
-              <w:start w:w="110" w:type="dxa"/>
-              <w:bottom w:w="90" w:type="dxa"/>
-              <w:end w:w="110" w:type="dxa"/>
-            </w:tcMar>
-          </w:tcPr>
-          <w:p>
-            <w:pPr>
-              <w:spacing w:after="0" w:before="0"/>
-            </w:pPr>
-            <w:r/>
-            <w:r>
-              <w:rPr>
-                <w:rFonts w:ascii="Aptos" w:hAnsi="Aptos"/>
-                <w:b w:val="0"/>
-                <w:color w:val="243B53"/>
-                <w:sz w:val="16"/>
-              </w:rPr>
-              <w:t>FR-20</w:t>
-            </w:r>
-          </w:p>
-        </w:tc>
-        <w:tc>
-          <w:tcPr>
-            <w:tcW w:type="dxa" w:w="3331"/>
-            <w:shd w:fill="F3F6F8"/>
-            <w:vAlign w:val="center"/>
-            <w:tcMar>
-              <w:top w:w="90" w:type="dxa"/>
-              <w:start w:w="110" w:type="dxa"/>
-              <w:bottom w:w="90" w:type="dxa"/>
-              <w:end w:w="110" w:type="dxa"/>
-            </w:tcMar>
-          </w:tcPr>
-          <w:p>
-            <w:pPr>
-              <w:spacing w:after="0" w:before="0"/>
-            </w:pPr>
-            <w:r/>
-            <w:r>
-              <w:rPr>
-                <w:rFonts w:ascii="Aptos" w:hAnsi="Aptos"/>
-                <w:b w:val="0"/>
-                <w:color w:val="243B53"/>
-                <w:sz w:val="16"/>
-              </w:rPr>
-              <w:t>Rol ve menü uygunluğu</w:t>
+              <w:t>Must — üretim ön koşulu</w:t>
             </w:r>
           </w:p>
         </w:tc>
@@ -16697,7 +14652,1401 @@
         <w:keepNext/>
       </w:pPr>
       <w:r>
-        <w:t>13. Fonksiyonel olmayan gereksinimler</w:t>
+        <w:t>8. İş kuralları ve veri doğrulamaları</w:t>
+      </w:r>
+    </w:p>
+    <w:tbl>
+      <w:tblPr>
+        <w:tblStyle w:val="TableGrid"/>
+        <w:tblW w:type="auto" w:w="0"/>
+        <w:jc w:val="center"/>
+        <w:tblLayout w:type="autofit"/>
+        <w:tblLook w:firstColumn="1" w:firstRow="1" w:lastColumn="0" w:lastRow="0" w:noHBand="0" w:noVBand="1" w:val="04A0"/>
+      </w:tblPr>
+      <w:tblGrid>
+        <w:gridCol w:w="4997"/>
+        <w:gridCol w:w="4997"/>
+      </w:tblGrid>
+      <w:tr>
+        <w:trPr>
+          <w:tblHeader w:val="true"/>
+        </w:trPr>
+        <w:tc>
+          <w:tcPr>
+            <w:tcW w:type="dxa" w:w="4997"/>
+            <w:shd w:fill="102A43"/>
+            <w:vAlign w:val="center"/>
+            <w:tcMar>
+              <w:top w:w="90" w:type="dxa"/>
+              <w:start w:w="110" w:type="dxa"/>
+              <w:bottom w:w="90" w:type="dxa"/>
+              <w:end w:w="110" w:type="dxa"/>
+            </w:tcMar>
+          </w:tcPr>
+          <w:p>
+            <w:pPr>
+              <w:spacing w:after="0" w:before="0"/>
+            </w:pPr>
+            <w:r/>
+            <w:r>
+              <w:rPr>
+                <w:rFonts w:ascii="Aptos" w:hAnsi="Aptos"/>
+                <w:b/>
+                <w:color w:val="FFFFFF"/>
+                <w:sz w:val="16"/>
+              </w:rPr>
+              <w:t>ID</w:t>
+            </w:r>
+          </w:p>
+        </w:tc>
+        <w:tc>
+          <w:tcPr>
+            <w:tcW w:type="dxa" w:w="4997"/>
+            <w:shd w:fill="102A43"/>
+            <w:vAlign w:val="center"/>
+            <w:tcMar>
+              <w:top w:w="90" w:type="dxa"/>
+              <w:start w:w="110" w:type="dxa"/>
+              <w:bottom w:w="90" w:type="dxa"/>
+              <w:end w:w="110" w:type="dxa"/>
+            </w:tcMar>
+          </w:tcPr>
+          <w:p>
+            <w:pPr>
+              <w:spacing w:after="0" w:before="0"/>
+            </w:pPr>
+            <w:r/>
+            <w:r>
+              <w:rPr>
+                <w:rFonts w:ascii="Aptos" w:hAnsi="Aptos"/>
+                <w:b/>
+                <w:color w:val="FFFFFF"/>
+                <w:sz w:val="16"/>
+              </w:rPr>
+              <w:t>Kural</w:t>
+            </w:r>
+          </w:p>
+        </w:tc>
+      </w:tr>
+      <w:tr>
+        <w:tc>
+          <w:tcPr>
+            <w:tcW w:type="dxa" w:w="4997"/>
+            <w:shd w:fill="FFFFFF"/>
+            <w:vAlign w:val="center"/>
+            <w:tcMar>
+              <w:top w:w="90" w:type="dxa"/>
+              <w:start w:w="110" w:type="dxa"/>
+              <w:bottom w:w="90" w:type="dxa"/>
+              <w:end w:w="110" w:type="dxa"/>
+            </w:tcMar>
+          </w:tcPr>
+          <w:p>
+            <w:pPr>
+              <w:spacing w:after="0" w:before="0"/>
+            </w:pPr>
+            <w:r/>
+            <w:r>
+              <w:rPr>
+                <w:rFonts w:ascii="Aptos" w:hAnsi="Aptos"/>
+                <w:b w:val="0"/>
+                <w:color w:val="243B53"/>
+                <w:sz w:val="16"/>
+              </w:rPr>
+              <w:t>BRL-01</w:t>
+            </w:r>
+          </w:p>
+        </w:tc>
+        <w:tc>
+          <w:tcPr>
+            <w:tcW w:type="dxa" w:w="4997"/>
+            <w:shd w:fill="FFFFFF"/>
+            <w:vAlign w:val="center"/>
+            <w:tcMar>
+              <w:top w:w="90" w:type="dxa"/>
+              <w:start w:w="110" w:type="dxa"/>
+              <w:bottom w:w="90" w:type="dxa"/>
+              <w:end w:w="110" w:type="dxa"/>
+            </w:tcMar>
+          </w:tcPr>
+          <w:p>
+            <w:pPr>
+              <w:spacing w:after="0" w:before="0"/>
+            </w:pPr>
+            <w:r/>
+            <w:r>
+              <w:rPr>
+                <w:rFonts w:ascii="Aptos" w:hAnsi="Aptos"/>
+                <w:b w:val="0"/>
+                <w:color w:val="243B53"/>
+                <w:sz w:val="16"/>
+              </w:rPr>
+              <w:t>Kadro formu ve atama alanlarının zorunluluğu iş birimince onaylanmalıdır; Ekstra Durum isteğe bağlıdır.</w:t>
+            </w:r>
+          </w:p>
+        </w:tc>
+      </w:tr>
+      <w:tr>
+        <w:tc>
+          <w:tcPr>
+            <w:tcW w:type="dxa" w:w="4997"/>
+            <w:shd w:fill="F3F6F8"/>
+            <w:vAlign w:val="center"/>
+            <w:tcMar>
+              <w:top w:w="90" w:type="dxa"/>
+              <w:start w:w="110" w:type="dxa"/>
+              <w:bottom w:w="90" w:type="dxa"/>
+              <w:end w:w="110" w:type="dxa"/>
+            </w:tcMar>
+          </w:tcPr>
+          <w:p>
+            <w:pPr>
+              <w:spacing w:after="0" w:before="0"/>
+            </w:pPr>
+            <w:r/>
+            <w:r>
+              <w:rPr>
+                <w:rFonts w:ascii="Aptos" w:hAnsi="Aptos"/>
+                <w:b w:val="0"/>
+                <w:color w:val="243B53"/>
+                <w:sz w:val="16"/>
+              </w:rPr>
+              <w:t>BRL-02</w:t>
+            </w:r>
+          </w:p>
+        </w:tc>
+        <w:tc>
+          <w:tcPr>
+            <w:tcW w:type="dxa" w:w="4997"/>
+            <w:shd w:fill="F3F6F8"/>
+            <w:vAlign w:val="center"/>
+            <w:tcMar>
+              <w:top w:w="90" w:type="dxa"/>
+              <w:start w:w="110" w:type="dxa"/>
+              <w:bottom w:w="90" w:type="dxa"/>
+              <w:end w:w="110" w:type="dxa"/>
+            </w:tcMar>
+          </w:tcPr>
+          <w:p>
+            <w:pPr>
+              <w:spacing w:after="0" w:before="0"/>
+            </w:pPr>
+            <w:r/>
+            <w:r>
+              <w:rPr>
+                <w:rFonts w:ascii="Aptos" w:hAnsi="Aptos"/>
+                <w:b w:val="0"/>
+                <w:color w:val="243B53"/>
+                <w:sz w:val="16"/>
+              </w:rPr>
+              <w:t>Tanım ekleme trim uygulanmış, boş olmayan değer kabul eder; aynı listedeki mükerrer değerler engellenir.</w:t>
+            </w:r>
+          </w:p>
+        </w:tc>
+      </w:tr>
+      <w:tr>
+        <w:tc>
+          <w:tcPr>
+            <w:tcW w:type="dxa" w:w="4997"/>
+            <w:shd w:fill="FFFFFF"/>
+            <w:vAlign w:val="center"/>
+            <w:tcMar>
+              <w:top w:w="90" w:type="dxa"/>
+              <w:start w:w="110" w:type="dxa"/>
+              <w:bottom w:w="90" w:type="dxa"/>
+              <w:end w:w="110" w:type="dxa"/>
+            </w:tcMar>
+          </w:tcPr>
+          <w:p>
+            <w:pPr>
+              <w:spacing w:after="0" w:before="0"/>
+            </w:pPr>
+            <w:r/>
+            <w:r>
+              <w:rPr>
+                <w:rFonts w:ascii="Aptos" w:hAnsi="Aptos"/>
+                <w:b w:val="0"/>
+                <w:color w:val="243B53"/>
+                <w:sz w:val="16"/>
+              </w:rPr>
+              <w:t>BRL-03</w:t>
+            </w:r>
+          </w:p>
+        </w:tc>
+        <w:tc>
+          <w:tcPr>
+            <w:tcW w:type="dxa" w:w="4997"/>
+            <w:shd w:fill="FFFFFF"/>
+            <w:vAlign w:val="center"/>
+            <w:tcMar>
+              <w:top w:w="90" w:type="dxa"/>
+              <w:start w:w="110" w:type="dxa"/>
+              <w:bottom w:w="90" w:type="dxa"/>
+              <w:end w:w="110" w:type="dxa"/>
+            </w:tcMar>
+          </w:tcPr>
+          <w:p>
+            <w:pPr>
+              <w:spacing w:after="0" w:before="0"/>
+            </w:pPr>
+            <w:r/>
+            <w:r>
+              <w:rPr>
+                <w:rFonts w:ascii="Aptos" w:hAnsi="Aptos"/>
+                <w:b w:val="0"/>
+                <w:color w:val="243B53"/>
+                <w:sz w:val="16"/>
+              </w:rPr>
+              <w:t>Durum Kodu yeni tanımda tr-TR yerel ayarıyla büyük harfe çevrilir.</w:t>
+            </w:r>
+          </w:p>
+        </w:tc>
+      </w:tr>
+      <w:tr>
+        <w:tc>
+          <w:tcPr>
+            <w:tcW w:type="dxa" w:w="4997"/>
+            <w:shd w:fill="F3F6F8"/>
+            <w:vAlign w:val="center"/>
+            <w:tcMar>
+              <w:top w:w="90" w:type="dxa"/>
+              <w:start w:w="110" w:type="dxa"/>
+              <w:bottom w:w="90" w:type="dxa"/>
+              <w:end w:w="110" w:type="dxa"/>
+            </w:tcMar>
+          </w:tcPr>
+          <w:p>
+            <w:pPr>
+              <w:spacing w:after="0" w:before="0"/>
+            </w:pPr>
+            <w:r/>
+            <w:r>
+              <w:rPr>
+                <w:rFonts w:ascii="Aptos" w:hAnsi="Aptos"/>
+                <w:b w:val="0"/>
+                <w:color w:val="243B53"/>
+                <w:sz w:val="16"/>
+              </w:rPr>
+              <w:t>BRL-04</w:t>
+            </w:r>
+          </w:p>
+        </w:tc>
+        <w:tc>
+          <w:tcPr>
+            <w:tcW w:type="dxa" w:w="4997"/>
+            <w:shd w:fill="F3F6F8"/>
+            <w:vAlign w:val="center"/>
+            <w:tcMar>
+              <w:top w:w="90" w:type="dxa"/>
+              <w:start w:w="110" w:type="dxa"/>
+              <w:bottom w:w="90" w:type="dxa"/>
+              <w:end w:w="110" w:type="dxa"/>
+            </w:tcMar>
+          </w:tcPr>
+          <w:p>
+            <w:pPr>
+              <w:spacing w:after="0" w:before="0"/>
+            </w:pPr>
+            <w:r/>
+            <w:r>
+              <w:rPr>
+                <w:rFonts w:ascii="Aptos" w:hAnsi="Aptos"/>
+                <w:b w:val="0"/>
+                <w:color w:val="243B53"/>
+                <w:sz w:val="16"/>
+              </w:rPr>
+              <w:t>Tanımın kaldırılması yeni kullanımı durdurur; eski iş kayıtlarını değiştirmez.</w:t>
+            </w:r>
+          </w:p>
+        </w:tc>
+      </w:tr>
+      <w:tr>
+        <w:tc>
+          <w:tcPr>
+            <w:tcW w:type="dxa" w:w="4997"/>
+            <w:shd w:fill="FFFFFF"/>
+            <w:vAlign w:val="center"/>
+            <w:tcMar>
+              <w:top w:w="90" w:type="dxa"/>
+              <w:start w:w="110" w:type="dxa"/>
+              <w:bottom w:w="90" w:type="dxa"/>
+              <w:end w:w="110" w:type="dxa"/>
+            </w:tcMar>
+          </w:tcPr>
+          <w:p>
+            <w:pPr>
+              <w:spacing w:after="0" w:before="0"/>
+            </w:pPr>
+            <w:r/>
+            <w:r>
+              <w:rPr>
+                <w:rFonts w:ascii="Aptos" w:hAnsi="Aptos"/>
+                <w:b w:val="0"/>
+                <w:color w:val="243B53"/>
+                <w:sz w:val="16"/>
+              </w:rPr>
+              <w:t>BRL-05</w:t>
+            </w:r>
+          </w:p>
+        </w:tc>
+        <w:tc>
+          <w:tcPr>
+            <w:tcW w:type="dxa" w:w="4997"/>
+            <w:shd w:fill="FFFFFF"/>
+            <w:vAlign w:val="center"/>
+            <w:tcMar>
+              <w:top w:w="90" w:type="dxa"/>
+              <w:start w:w="110" w:type="dxa"/>
+              <w:bottom w:w="90" w:type="dxa"/>
+              <w:end w:w="110" w:type="dxa"/>
+            </w:tcMar>
+          </w:tcPr>
+          <w:p>
+            <w:pPr>
+              <w:spacing w:after="0" w:before="0"/>
+            </w:pPr>
+            <w:r/>
+            <w:r>
+              <w:rPr>
+                <w:rFonts w:ascii="Aptos" w:hAnsi="Aptos"/>
+                <w:b w:val="0"/>
+                <w:color w:val="243B53"/>
+                <w:sz w:val="16"/>
+              </w:rPr>
+              <w:t>Talep sadece bekleyen durumdayken karara bağlanabilir; talep sahibi kendi talebini onaylayamaz/reddedemez.</w:t>
+            </w:r>
+          </w:p>
+        </w:tc>
+      </w:tr>
+      <w:tr>
+        <w:tc>
+          <w:tcPr>
+            <w:tcW w:type="dxa" w:w="4997"/>
+            <w:shd w:fill="F3F6F8"/>
+            <w:vAlign w:val="center"/>
+            <w:tcMar>
+              <w:top w:w="90" w:type="dxa"/>
+              <w:start w:w="110" w:type="dxa"/>
+              <w:bottom w:w="90" w:type="dxa"/>
+              <w:end w:w="110" w:type="dxa"/>
+            </w:tcMar>
+          </w:tcPr>
+          <w:p>
+            <w:pPr>
+              <w:spacing w:after="0" w:before="0"/>
+            </w:pPr>
+            <w:r/>
+            <w:r>
+              <w:rPr>
+                <w:rFonts w:ascii="Aptos" w:hAnsi="Aptos"/>
+                <w:b w:val="0"/>
+                <w:color w:val="243B53"/>
+                <w:sz w:val="16"/>
+              </w:rPr>
+              <w:t>BRL-06</w:t>
+            </w:r>
+          </w:p>
+        </w:tc>
+        <w:tc>
+          <w:tcPr>
+            <w:tcW w:type="dxa" w:w="4997"/>
+            <w:shd w:fill="F3F6F8"/>
+            <w:vAlign w:val="center"/>
+            <w:tcMar>
+              <w:top w:w="90" w:type="dxa"/>
+              <w:start w:w="110" w:type="dxa"/>
+              <w:bottom w:w="90" w:type="dxa"/>
+              <w:end w:w="110" w:type="dxa"/>
+            </w:tcMar>
+          </w:tcPr>
+          <w:p>
+            <w:pPr>
+              <w:spacing w:after="0" w:before="0"/>
+            </w:pPr>
+            <w:r/>
+            <w:r>
+              <w:rPr>
+                <w:rFonts w:ascii="Aptos" w:hAnsi="Aptos"/>
+                <w:b w:val="0"/>
+                <w:color w:val="243B53"/>
+                <w:sz w:val="16"/>
+              </w:rPr>
+              <w:t>Atama onaylanırken hedef kadronun kullanılabilir boş kapasitesi yeniden kontrol edilir.</w:t>
+            </w:r>
+          </w:p>
+        </w:tc>
+      </w:tr>
+      <w:tr>
+        <w:tc>
+          <w:tcPr>
+            <w:tcW w:type="dxa" w:w="4997"/>
+            <w:shd w:fill="FFFFFF"/>
+            <w:vAlign w:val="center"/>
+            <w:tcMar>
+              <w:top w:w="90" w:type="dxa"/>
+              <w:start w:w="110" w:type="dxa"/>
+              <w:bottom w:w="90" w:type="dxa"/>
+              <w:end w:w="110" w:type="dxa"/>
+            </w:tcMar>
+          </w:tcPr>
+          <w:p>
+            <w:pPr>
+              <w:spacing w:after="0" w:before="0"/>
+            </w:pPr>
+            <w:r/>
+            <w:r>
+              <w:rPr>
+                <w:rFonts w:ascii="Aptos" w:hAnsi="Aptos"/>
+                <w:b w:val="0"/>
+                <w:color w:val="243B53"/>
+                <w:sz w:val="16"/>
+              </w:rPr>
+              <w:t>BRL-07</w:t>
+            </w:r>
+          </w:p>
+        </w:tc>
+        <w:tc>
+          <w:tcPr>
+            <w:tcW w:type="dxa" w:w="4997"/>
+            <w:shd w:fill="FFFFFF"/>
+            <w:vAlign w:val="center"/>
+            <w:tcMar>
+              <w:top w:w="90" w:type="dxa"/>
+              <w:start w:w="110" w:type="dxa"/>
+              <w:bottom w:w="90" w:type="dxa"/>
+              <w:end w:w="110" w:type="dxa"/>
+            </w:tcMar>
+          </w:tcPr>
+          <w:p>
+            <w:pPr>
+              <w:spacing w:after="0" w:before="0"/>
+            </w:pPr>
+            <w:r/>
+            <w:r>
+              <w:rPr>
+                <w:rFonts w:ascii="Aptos" w:hAnsi="Aptos"/>
+                <w:b w:val="0"/>
+                <w:color w:val="243B53"/>
+                <w:sz w:val="16"/>
+              </w:rPr>
+              <w:t>Derece değişikliği onayında mevcut derece, talep oluşturulurken görülen dereceyle eşleşmelidir.</w:t>
+            </w:r>
+          </w:p>
+        </w:tc>
+      </w:tr>
+      <w:tr>
+        <w:tc>
+          <w:tcPr>
+            <w:tcW w:type="dxa" w:w="4997"/>
+            <w:shd w:fill="F3F6F8"/>
+            <w:vAlign w:val="center"/>
+            <w:tcMar>
+              <w:top w:w="90" w:type="dxa"/>
+              <w:start w:w="110" w:type="dxa"/>
+              <w:bottom w:w="90" w:type="dxa"/>
+              <w:end w:w="110" w:type="dxa"/>
+            </w:tcMar>
+          </w:tcPr>
+          <w:p>
+            <w:pPr>
+              <w:spacing w:after="0" w:before="0"/>
+            </w:pPr>
+            <w:r/>
+            <w:r>
+              <w:rPr>
+                <w:rFonts w:ascii="Aptos" w:hAnsi="Aptos"/>
+                <w:b w:val="0"/>
+                <w:color w:val="243B53"/>
+                <w:sz w:val="16"/>
+              </w:rPr>
+              <w:t>BRL-08</w:t>
+            </w:r>
+          </w:p>
+        </w:tc>
+        <w:tc>
+          <w:tcPr>
+            <w:tcW w:type="dxa" w:w="4997"/>
+            <w:shd w:fill="F3F6F8"/>
+            <w:vAlign w:val="center"/>
+            <w:tcMar>
+              <w:top w:w="90" w:type="dxa"/>
+              <w:start w:w="110" w:type="dxa"/>
+              <w:bottom w:w="90" w:type="dxa"/>
+              <w:end w:w="110" w:type="dxa"/>
+            </w:tcMar>
+          </w:tcPr>
+          <w:p>
+            <w:pPr>
+              <w:spacing w:after="0" w:before="0"/>
+            </w:pPr>
+            <w:r/>
+            <w:r>
+              <w:rPr>
+                <w:rFonts w:ascii="Aptos" w:hAnsi="Aptos"/>
+                <w:b w:val="0"/>
+                <w:color w:val="243B53"/>
+                <w:sz w:val="16"/>
+              </w:rPr>
+              <w:t>Kimlik doğrulama, oturum ve rol/izin denetimi üretimde güvenilir sunucu katmanında uygulanmalıdır.</w:t>
+            </w:r>
+          </w:p>
+        </w:tc>
+      </w:tr>
+      <w:tr>
+        <w:tc>
+          <w:tcPr>
+            <w:tcW w:type="dxa" w:w="4997"/>
+            <w:shd w:fill="FFFFFF"/>
+            <w:vAlign w:val="center"/>
+            <w:tcMar>
+              <w:top w:w="90" w:type="dxa"/>
+              <w:start w:w="110" w:type="dxa"/>
+              <w:bottom w:w="90" w:type="dxa"/>
+              <w:end w:w="110" w:type="dxa"/>
+            </w:tcMar>
+          </w:tcPr>
+          <w:p>
+            <w:pPr>
+              <w:spacing w:after="0" w:before="0"/>
+            </w:pPr>
+            <w:r/>
+            <w:r>
+              <w:rPr>
+                <w:rFonts w:ascii="Aptos" w:hAnsi="Aptos"/>
+                <w:b w:val="0"/>
+                <w:color w:val="243B53"/>
+                <w:sz w:val="16"/>
+              </w:rPr>
+              <w:t>BRL-09</w:t>
+            </w:r>
+          </w:p>
+        </w:tc>
+        <w:tc>
+          <w:tcPr>
+            <w:tcW w:type="dxa" w:w="4997"/>
+            <w:shd w:fill="FFFFFF"/>
+            <w:vAlign w:val="center"/>
+            <w:tcMar>
+              <w:top w:w="90" w:type="dxa"/>
+              <w:start w:w="110" w:type="dxa"/>
+              <w:bottom w:w="90" w:type="dxa"/>
+              <w:end w:w="110" w:type="dxa"/>
+            </w:tcMar>
+          </w:tcPr>
+          <w:p>
+            <w:pPr>
+              <w:spacing w:after="0" w:before="0"/>
+            </w:pPr>
+            <w:r/>
+            <w:r>
+              <w:rPr>
+                <w:rFonts w:ascii="Aptos" w:hAnsi="Aptos"/>
+                <w:b w:val="0"/>
+                <w:color w:val="243B53"/>
+                <w:sz w:val="16"/>
+              </w:rPr>
+              <w:t>Parolalar açık metin saklanmamalı; güvenli parola özeti, TLS, oturum iptali ve güvenli hata mesajı kullanılmalıdır.</w:t>
+            </w:r>
+          </w:p>
+        </w:tc>
+      </w:tr>
+      <w:tr>
+        <w:tc>
+          <w:tcPr>
+            <w:tcW w:type="dxa" w:w="4997"/>
+            <w:shd w:fill="F3F6F8"/>
+            <w:vAlign w:val="center"/>
+            <w:tcMar>
+              <w:top w:w="90" w:type="dxa"/>
+              <w:start w:w="110" w:type="dxa"/>
+              <w:bottom w:w="90" w:type="dxa"/>
+              <w:end w:w="110" w:type="dxa"/>
+            </w:tcMar>
+          </w:tcPr>
+          <w:p>
+            <w:pPr>
+              <w:spacing w:after="0" w:before="0"/>
+            </w:pPr>
+            <w:r/>
+            <w:r>
+              <w:rPr>
+                <w:rFonts w:ascii="Aptos" w:hAnsi="Aptos"/>
+                <w:b w:val="0"/>
+                <w:color w:val="243B53"/>
+                <w:sz w:val="16"/>
+              </w:rPr>
+              <w:t>BRL-10</w:t>
+            </w:r>
+          </w:p>
+        </w:tc>
+        <w:tc>
+          <w:tcPr>
+            <w:tcW w:type="dxa" w:w="4997"/>
+            <w:shd w:fill="F3F6F8"/>
+            <w:vAlign w:val="center"/>
+            <w:tcMar>
+              <w:top w:w="90" w:type="dxa"/>
+              <w:start w:w="110" w:type="dxa"/>
+              <w:bottom w:w="90" w:type="dxa"/>
+              <w:end w:w="110" w:type="dxa"/>
+            </w:tcMar>
+          </w:tcPr>
+          <w:p>
+            <w:pPr>
+              <w:spacing w:after="0" w:before="0"/>
+            </w:pPr>
+            <w:r/>
+            <w:r>
+              <w:rPr>
+                <w:rFonts w:ascii="Aptos" w:hAnsi="Aptos"/>
+                <w:b w:val="0"/>
+                <w:color w:val="243B53"/>
+                <w:sz w:val="16"/>
+              </w:rPr>
+              <w:t>Kadro miktarı sıfır veya üzeri tam sayı olmalı; boş/dolu/bloke ilişkileri iş sahibi tarafından doğrulanmalıdır.</w:t>
+            </w:r>
+          </w:p>
+        </w:tc>
+      </w:tr>
+    </w:tbl>
+    <w:p>
+      <w:pPr>
+        <w:spacing w:after="20"/>
+      </w:pPr>
+    </w:p>
+    <w:p>
+      <w:pPr>
+        <w:pStyle w:val="Heading1"/>
+        <w:keepNext/>
+      </w:pPr>
+      <w:r>
+        <w:t>9. Kabul ölçütleri</w:t>
+      </w:r>
+    </w:p>
+    <w:tbl>
+      <w:tblPr>
+        <w:tblStyle w:val="TableGrid"/>
+        <w:tblW w:type="auto" w:w="0"/>
+        <w:jc w:val="center"/>
+        <w:tblLayout w:type="autofit"/>
+        <w:tblLook w:firstColumn="1" w:firstRow="1" w:lastColumn="0" w:lastRow="0" w:noHBand="0" w:noVBand="1" w:val="04A0"/>
+      </w:tblPr>
+      <w:tblGrid>
+        <w:gridCol w:w="4997"/>
+        <w:gridCol w:w="4997"/>
+      </w:tblGrid>
+      <w:tr>
+        <w:trPr>
+          <w:tblHeader w:val="true"/>
+        </w:trPr>
+        <w:tc>
+          <w:tcPr>
+            <w:tcW w:type="dxa" w:w="4997"/>
+            <w:shd w:fill="102A43"/>
+            <w:vAlign w:val="center"/>
+            <w:tcMar>
+              <w:top w:w="90" w:type="dxa"/>
+              <w:start w:w="110" w:type="dxa"/>
+              <w:bottom w:w="90" w:type="dxa"/>
+              <w:end w:w="110" w:type="dxa"/>
+            </w:tcMar>
+          </w:tcPr>
+          <w:p>
+            <w:pPr>
+              <w:spacing w:after="0" w:before="0"/>
+            </w:pPr>
+            <w:r/>
+            <w:r>
+              <w:rPr>
+                <w:rFonts w:ascii="Aptos" w:hAnsi="Aptos"/>
+                <w:b/>
+                <w:color w:val="FFFFFF"/>
+                <w:sz w:val="16"/>
+              </w:rPr>
+              <w:t>ID</w:t>
+            </w:r>
+          </w:p>
+        </w:tc>
+        <w:tc>
+          <w:tcPr>
+            <w:tcW w:type="dxa" w:w="4997"/>
+            <w:shd w:fill="102A43"/>
+            <w:vAlign w:val="center"/>
+            <w:tcMar>
+              <w:top w:w="90" w:type="dxa"/>
+              <w:start w:w="110" w:type="dxa"/>
+              <w:bottom w:w="90" w:type="dxa"/>
+              <w:end w:w="110" w:type="dxa"/>
+            </w:tcMar>
+          </w:tcPr>
+          <w:p>
+            <w:pPr>
+              <w:spacing w:after="0" w:before="0"/>
+            </w:pPr>
+            <w:r/>
+            <w:r>
+              <w:rPr>
+                <w:rFonts w:ascii="Aptos" w:hAnsi="Aptos"/>
+                <w:b/>
+                <w:color w:val="FFFFFF"/>
+                <w:sz w:val="16"/>
+              </w:rPr>
+              <w:t>Kabul ölçütü</w:t>
+            </w:r>
+          </w:p>
+        </w:tc>
+      </w:tr>
+      <w:tr>
+        <w:tc>
+          <w:tcPr>
+            <w:tcW w:type="dxa" w:w="4997"/>
+            <w:shd w:fill="FFFFFF"/>
+            <w:vAlign w:val="center"/>
+            <w:tcMar>
+              <w:top w:w="90" w:type="dxa"/>
+              <w:start w:w="110" w:type="dxa"/>
+              <w:bottom w:w="90" w:type="dxa"/>
+              <w:end w:w="110" w:type="dxa"/>
+            </w:tcMar>
+          </w:tcPr>
+          <w:p>
+            <w:pPr>
+              <w:spacing w:after="0" w:before="0"/>
+            </w:pPr>
+            <w:r/>
+            <w:r>
+              <w:rPr>
+                <w:rFonts w:ascii="Aptos" w:hAnsi="Aptos"/>
+                <w:b w:val="0"/>
+                <w:color w:val="243B53"/>
+                <w:sz w:val="16"/>
+              </w:rPr>
+              <w:t>AC-01</w:t>
+            </w:r>
+          </w:p>
+        </w:tc>
+        <w:tc>
+          <w:tcPr>
+            <w:tcW w:type="dxa" w:w="4997"/>
+            <w:shd w:fill="FFFFFF"/>
+            <w:vAlign w:val="center"/>
+            <w:tcMar>
+              <w:top w:w="90" w:type="dxa"/>
+              <w:start w:w="110" w:type="dxa"/>
+              <w:bottom w:w="90" w:type="dxa"/>
+              <w:end w:w="110" w:type="dxa"/>
+            </w:tcMar>
+          </w:tcPr>
+          <w:p>
+            <w:pPr>
+              <w:spacing w:after="0" w:before="0"/>
+            </w:pPr>
+            <w:r/>
+            <w:r>
+              <w:rPr>
+                <w:rFonts w:ascii="Aptos" w:hAnsi="Aptos"/>
+                <w:b w:val="0"/>
+                <w:color w:val="243B53"/>
+                <w:sz w:val="16"/>
+              </w:rPr>
+              <w:t>Admin olarak birim, ünvan, hizmet sınıfı, durum kodu ve Ekstra Durum listeleri yönetilebilir.</w:t>
+            </w:r>
+          </w:p>
+        </w:tc>
+      </w:tr>
+      <w:tr>
+        <w:tc>
+          <w:tcPr>
+            <w:tcW w:type="dxa" w:w="4997"/>
+            <w:shd w:fill="F3F6F8"/>
+            <w:vAlign w:val="center"/>
+            <w:tcMar>
+              <w:top w:w="90" w:type="dxa"/>
+              <w:start w:w="110" w:type="dxa"/>
+              <w:bottom w:w="90" w:type="dxa"/>
+              <w:end w:w="110" w:type="dxa"/>
+            </w:tcMar>
+          </w:tcPr>
+          <w:p>
+            <w:pPr>
+              <w:spacing w:after="0" w:before="0"/>
+            </w:pPr>
+            <w:r/>
+            <w:r>
+              <w:rPr>
+                <w:rFonts w:ascii="Aptos" w:hAnsi="Aptos"/>
+                <w:b w:val="0"/>
+                <w:color w:val="243B53"/>
+                <w:sz w:val="16"/>
+              </w:rPr>
+              <w:t>AC-02</w:t>
+            </w:r>
+          </w:p>
+        </w:tc>
+        <w:tc>
+          <w:tcPr>
+            <w:tcW w:type="dxa" w:w="4997"/>
+            <w:shd w:fill="F3F6F8"/>
+            <w:vAlign w:val="center"/>
+            <w:tcMar>
+              <w:top w:w="90" w:type="dxa"/>
+              <w:start w:w="110" w:type="dxa"/>
+              <w:bottom w:w="90" w:type="dxa"/>
+              <w:end w:w="110" w:type="dxa"/>
+            </w:tcMar>
+          </w:tcPr>
+          <w:p>
+            <w:pPr>
+              <w:spacing w:after="0" w:before="0"/>
+            </w:pPr>
+            <w:r/>
+            <w:r>
+              <w:rPr>
+                <w:rFonts w:ascii="Aptos" w:hAnsi="Aptos"/>
+                <w:b w:val="0"/>
+                <w:color w:val="243B53"/>
+                <w:sz w:val="16"/>
+              </w:rPr>
+              <w:t>Geçerli yeni seçenek ilgili formda görünür; üretimde yenileme/yeniden giriş sonrasında kalıcılığı korunur.</w:t>
+            </w:r>
+          </w:p>
+        </w:tc>
+      </w:tr>
+      <w:tr>
+        <w:tc>
+          <w:tcPr>
+            <w:tcW w:type="dxa" w:w="4997"/>
+            <w:shd w:fill="FFFFFF"/>
+            <w:vAlign w:val="center"/>
+            <w:tcMar>
+              <w:top w:w="90" w:type="dxa"/>
+              <w:start w:w="110" w:type="dxa"/>
+              <w:bottom w:w="90" w:type="dxa"/>
+              <w:end w:w="110" w:type="dxa"/>
+            </w:tcMar>
+          </w:tcPr>
+          <w:p>
+            <w:pPr>
+              <w:spacing w:after="0" w:before="0"/>
+            </w:pPr>
+            <w:r/>
+            <w:r>
+              <w:rPr>
+                <w:rFonts w:ascii="Aptos" w:hAnsi="Aptos"/>
+                <w:b w:val="0"/>
+                <w:color w:val="243B53"/>
+                <w:sz w:val="16"/>
+              </w:rPr>
+              <w:t>AC-03</w:t>
+            </w:r>
+          </w:p>
+        </w:tc>
+        <w:tc>
+          <w:tcPr>
+            <w:tcW w:type="dxa" w:w="4997"/>
+            <w:shd w:fill="FFFFFF"/>
+            <w:vAlign w:val="center"/>
+            <w:tcMar>
+              <w:top w:w="90" w:type="dxa"/>
+              <w:start w:w="110" w:type="dxa"/>
+              <w:bottom w:w="90" w:type="dxa"/>
+              <w:end w:w="110" w:type="dxa"/>
+            </w:tcMar>
+          </w:tcPr>
+          <w:p>
+            <w:pPr>
+              <w:spacing w:after="0" w:before="0"/>
+            </w:pPr>
+            <w:r/>
+            <w:r>
+              <w:rPr>
+                <w:rFonts w:ascii="Aptos" w:hAnsi="Aptos"/>
+                <w:b w:val="0"/>
+                <w:color w:val="243B53"/>
+                <w:sz w:val="16"/>
+              </w:rPr>
+              <w:t>Boş veya yinelenen tanım eklenemez ve kullanıcı anlaşılır geri bildirim alır.</w:t>
+            </w:r>
+          </w:p>
+        </w:tc>
+      </w:tr>
+      <w:tr>
+        <w:tc>
+          <w:tcPr>
+            <w:tcW w:type="dxa" w:w="4997"/>
+            <w:shd w:fill="F3F6F8"/>
+            <w:vAlign w:val="center"/>
+            <w:tcMar>
+              <w:top w:w="90" w:type="dxa"/>
+              <w:start w:w="110" w:type="dxa"/>
+              <w:bottom w:w="90" w:type="dxa"/>
+              <w:end w:w="110" w:type="dxa"/>
+            </w:tcMar>
+          </w:tcPr>
+          <w:p>
+            <w:pPr>
+              <w:spacing w:after="0" w:before="0"/>
+            </w:pPr>
+            <w:r/>
+            <w:r>
+              <w:rPr>
+                <w:rFonts w:ascii="Aptos" w:hAnsi="Aptos"/>
+                <w:b w:val="0"/>
+                <w:color w:val="243B53"/>
+                <w:sz w:val="16"/>
+              </w:rPr>
+              <w:t>AC-04</w:t>
+            </w:r>
+          </w:p>
+        </w:tc>
+        <w:tc>
+          <w:tcPr>
+            <w:tcW w:type="dxa" w:w="4997"/>
+            <w:shd w:fill="F3F6F8"/>
+            <w:vAlign w:val="center"/>
+            <w:tcMar>
+              <w:top w:w="90" w:type="dxa"/>
+              <w:start w:w="110" w:type="dxa"/>
+              <w:bottom w:w="90" w:type="dxa"/>
+              <w:end w:w="110" w:type="dxa"/>
+            </w:tcMar>
+          </w:tcPr>
+          <w:p>
+            <w:pPr>
+              <w:spacing w:after="0" w:before="0"/>
+            </w:pPr>
+            <w:r/>
+            <w:r>
+              <w:rPr>
+                <w:rFonts w:ascii="Aptos" w:hAnsi="Aptos"/>
+                <w:b w:val="0"/>
+                <w:color w:val="243B53"/>
+                <w:sz w:val="16"/>
+              </w:rPr>
+              <w:t>Ekstra Durum boş bırakıldığında diğer zorunlu alanlar geçerliyse atama talebi ilerleyebilir.</w:t>
+            </w:r>
+          </w:p>
+        </w:tc>
+      </w:tr>
+      <w:tr>
+        <w:tc>
+          <w:tcPr>
+            <w:tcW w:type="dxa" w:w="4997"/>
+            <w:shd w:fill="FFFFFF"/>
+            <w:vAlign w:val="center"/>
+            <w:tcMar>
+              <w:top w:w="90" w:type="dxa"/>
+              <w:start w:w="110" w:type="dxa"/>
+              <w:bottom w:w="90" w:type="dxa"/>
+              <w:end w:w="110" w:type="dxa"/>
+            </w:tcMar>
+          </w:tcPr>
+          <w:p>
+            <w:pPr>
+              <w:spacing w:after="0" w:before="0"/>
+            </w:pPr>
+            <w:r/>
+            <w:r>
+              <w:rPr>
+                <w:rFonts w:ascii="Aptos" w:hAnsi="Aptos"/>
+                <w:b w:val="0"/>
+                <w:color w:val="243B53"/>
+                <w:sz w:val="16"/>
+              </w:rPr>
+              <w:t>AC-05</w:t>
+            </w:r>
+          </w:p>
+        </w:tc>
+        <w:tc>
+          <w:tcPr>
+            <w:tcW w:type="dxa" w:w="4997"/>
+            <w:shd w:fill="FFFFFF"/>
+            <w:vAlign w:val="center"/>
+            <w:tcMar>
+              <w:top w:w="90" w:type="dxa"/>
+              <w:start w:w="110" w:type="dxa"/>
+              <w:bottom w:w="90" w:type="dxa"/>
+              <w:end w:w="110" w:type="dxa"/>
+            </w:tcMar>
+          </w:tcPr>
+          <w:p>
+            <w:pPr>
+              <w:spacing w:after="0" w:before="0"/>
+            </w:pPr>
+            <w:r/>
+            <w:r>
+              <w:rPr>
+                <w:rFonts w:ascii="Aptos" w:hAnsi="Aptos"/>
+                <w:b w:val="0"/>
+                <w:color w:val="243B53"/>
+                <w:sz w:val="16"/>
+              </w:rPr>
+              <w:t>Seçeneği kaldırmak yeni seçim listesinden kaldırır, geçmiş kadro/atama kaydını değiştirmez.</w:t>
+            </w:r>
+          </w:p>
+        </w:tc>
+      </w:tr>
+      <w:tr>
+        <w:tc>
+          <w:tcPr>
+            <w:tcW w:type="dxa" w:w="4997"/>
+            <w:shd w:fill="F3F6F8"/>
+            <w:vAlign w:val="center"/>
+            <w:tcMar>
+              <w:top w:w="90" w:type="dxa"/>
+              <w:start w:w="110" w:type="dxa"/>
+              <w:bottom w:w="90" w:type="dxa"/>
+              <w:end w:w="110" w:type="dxa"/>
+            </w:tcMar>
+          </w:tcPr>
+          <w:p>
+            <w:pPr>
+              <w:spacing w:after="0" w:before="0"/>
+            </w:pPr>
+            <w:r/>
+            <w:r>
+              <w:rPr>
+                <w:rFonts w:ascii="Aptos" w:hAnsi="Aptos"/>
+                <w:b w:val="0"/>
+                <w:color w:val="243B53"/>
+                <w:sz w:val="16"/>
+              </w:rPr>
+              <w:t>AC-06</w:t>
+            </w:r>
+          </w:p>
+        </w:tc>
+        <w:tc>
+          <w:tcPr>
+            <w:tcW w:type="dxa" w:w="4997"/>
+            <w:shd w:fill="F3F6F8"/>
+            <w:vAlign w:val="center"/>
+            <w:tcMar>
+              <w:top w:w="90" w:type="dxa"/>
+              <w:start w:w="110" w:type="dxa"/>
+              <w:bottom w:w="90" w:type="dxa"/>
+              <w:end w:w="110" w:type="dxa"/>
+            </w:tcMar>
+          </w:tcPr>
+          <w:p>
+            <w:pPr>
+              <w:spacing w:after="0" w:before="0"/>
+            </w:pPr>
+            <w:r/>
+            <w:r>
+              <w:rPr>
+                <w:rFonts w:ascii="Aptos" w:hAnsi="Aptos"/>
+                <w:b w:val="0"/>
+                <w:color w:val="243B53"/>
+                <w:sz w:val="16"/>
+              </w:rPr>
+              <w:t>İK Sorumlusu talep oluşturur; İK Müdürü talebi karara bağlar; talep sahibi kendi talebini sonuçlandıramaz.</w:t>
+            </w:r>
+          </w:p>
+        </w:tc>
+      </w:tr>
+      <w:tr>
+        <w:tc>
+          <w:tcPr>
+            <w:tcW w:type="dxa" w:w="4997"/>
+            <w:shd w:fill="FFFFFF"/>
+            <w:vAlign w:val="center"/>
+            <w:tcMar>
+              <w:top w:w="90" w:type="dxa"/>
+              <w:start w:w="110" w:type="dxa"/>
+              <w:bottom w:w="90" w:type="dxa"/>
+              <w:end w:w="110" w:type="dxa"/>
+            </w:tcMar>
+          </w:tcPr>
+          <w:p>
+            <w:pPr>
+              <w:spacing w:after="0" w:before="0"/>
+            </w:pPr>
+            <w:r/>
+            <w:r>
+              <w:rPr>
+                <w:rFonts w:ascii="Aptos" w:hAnsi="Aptos"/>
+                <w:b w:val="0"/>
+                <w:color w:val="243B53"/>
+                <w:sz w:val="16"/>
+              </w:rPr>
+              <w:t>AC-07</w:t>
+            </w:r>
+          </w:p>
+        </w:tc>
+        <w:tc>
+          <w:tcPr>
+            <w:tcW w:type="dxa" w:w="4997"/>
+            <w:shd w:fill="FFFFFF"/>
+            <w:vAlign w:val="center"/>
+            <w:tcMar>
+              <w:top w:w="90" w:type="dxa"/>
+              <w:start w:w="110" w:type="dxa"/>
+              <w:bottom w:w="90" w:type="dxa"/>
+              <w:end w:w="110" w:type="dxa"/>
+            </w:tcMar>
+          </w:tcPr>
+          <w:p>
+            <w:pPr>
+              <w:spacing w:after="0" w:before="0"/>
+            </w:pPr>
+            <w:r/>
+            <w:r>
+              <w:rPr>
+                <w:rFonts w:ascii="Aptos" w:hAnsi="Aptos"/>
+                <w:b w:val="0"/>
+                <w:color w:val="243B53"/>
+                <w:sz w:val="16"/>
+              </w:rPr>
+              <w:t>Üretimde doğrudan API erişimiyle yapılan yetki aşımı sunucu tarafından reddedilir.</w:t>
+            </w:r>
+          </w:p>
+        </w:tc>
+      </w:tr>
+      <w:tr>
+        <w:tc>
+          <w:tcPr>
+            <w:tcW w:type="dxa" w:w="4997"/>
+            <w:shd w:fill="F3F6F8"/>
+            <w:vAlign w:val="center"/>
+            <w:tcMar>
+              <w:top w:w="90" w:type="dxa"/>
+              <w:start w:w="110" w:type="dxa"/>
+              <w:bottom w:w="90" w:type="dxa"/>
+              <w:end w:w="110" w:type="dxa"/>
+            </w:tcMar>
+          </w:tcPr>
+          <w:p>
+            <w:pPr>
+              <w:spacing w:after="0" w:before="0"/>
+            </w:pPr>
+            <w:r/>
+            <w:r>
+              <w:rPr>
+                <w:rFonts w:ascii="Aptos" w:hAnsi="Aptos"/>
+                <w:b w:val="0"/>
+                <w:color w:val="243B53"/>
+                <w:sz w:val="16"/>
+              </w:rPr>
+              <w:t>AC-08</w:t>
+            </w:r>
+          </w:p>
+        </w:tc>
+        <w:tc>
+          <w:tcPr>
+            <w:tcW w:type="dxa" w:w="4997"/>
+            <w:shd w:fill="F3F6F8"/>
+            <w:vAlign w:val="center"/>
+            <w:tcMar>
+              <w:top w:w="90" w:type="dxa"/>
+              <w:start w:w="110" w:type="dxa"/>
+              <w:bottom w:w="90" w:type="dxa"/>
+              <w:end w:w="110" w:type="dxa"/>
+            </w:tcMar>
+          </w:tcPr>
+          <w:p>
+            <w:pPr>
+              <w:spacing w:after="0" w:before="0"/>
+            </w:pPr>
+            <w:r/>
+            <w:r>
+              <w:rPr>
+                <w:rFonts w:ascii="Aptos" w:hAnsi="Aptos"/>
+                <w:b w:val="0"/>
+                <w:color w:val="243B53"/>
+                <w:sz w:val="16"/>
+              </w:rPr>
+              <w:t>Üretimde değişiklik ve kararlar kalıcıdır; aktör, zaman, işlem ve sonuç denetim kaydında bulunur.</w:t>
+            </w:r>
+          </w:p>
+        </w:tc>
+      </w:tr>
+      <w:tr>
+        <w:tc>
+          <w:tcPr>
+            <w:tcW w:type="dxa" w:w="4997"/>
+            <w:shd w:fill="FFFFFF"/>
+            <w:vAlign w:val="center"/>
+            <w:tcMar>
+              <w:top w:w="90" w:type="dxa"/>
+              <w:start w:w="110" w:type="dxa"/>
+              <w:bottom w:w="90" w:type="dxa"/>
+              <w:end w:w="110" w:type="dxa"/>
+            </w:tcMar>
+          </w:tcPr>
+          <w:p>
+            <w:pPr>
+              <w:spacing w:after="0" w:before="0"/>
+            </w:pPr>
+            <w:r/>
+            <w:r>
+              <w:rPr>
+                <w:rFonts w:ascii="Aptos" w:hAnsi="Aptos"/>
+                <w:b w:val="0"/>
+                <w:color w:val="243B53"/>
+                <w:sz w:val="16"/>
+              </w:rPr>
+              <w:t>AC-09</w:t>
+            </w:r>
+          </w:p>
+        </w:tc>
+        <w:tc>
+          <w:tcPr>
+            <w:tcW w:type="dxa" w:w="4997"/>
+            <w:shd w:fill="FFFFFF"/>
+            <w:vAlign w:val="center"/>
+            <w:tcMar>
+              <w:top w:w="90" w:type="dxa"/>
+              <w:start w:w="110" w:type="dxa"/>
+              <w:bottom w:w="90" w:type="dxa"/>
+              <w:end w:w="110" w:type="dxa"/>
+            </w:tcMar>
+          </w:tcPr>
+          <w:p>
+            <w:pPr>
+              <w:spacing w:after="0" w:before="0"/>
+            </w:pPr>
+            <w:r/>
+            <w:r>
+              <w:rPr>
+                <w:rFonts w:ascii="Aptos" w:hAnsi="Aptos"/>
+                <w:b w:val="0"/>
+                <w:color w:val="243B53"/>
+                <w:sz w:val="16"/>
+              </w:rPr>
+              <w:t>UC-01: geçerli kullanıcı adı/şifre doğru rol ile oturum açar; hatalı/kapalı hesap oturum alamaz ve genel hata mesajı görür.</w:t>
+            </w:r>
+          </w:p>
+        </w:tc>
+      </w:tr>
+      <w:tr>
+        <w:tc>
+          <w:tcPr>
+            <w:tcW w:type="dxa" w:w="4997"/>
+            <w:shd w:fill="F3F6F8"/>
+            <w:vAlign w:val="center"/>
+            <w:tcMar>
+              <w:top w:w="90" w:type="dxa"/>
+              <w:start w:w="110" w:type="dxa"/>
+              <w:bottom w:w="90" w:type="dxa"/>
+              <w:end w:w="110" w:type="dxa"/>
+            </w:tcMar>
+          </w:tcPr>
+          <w:p>
+            <w:pPr>
+              <w:spacing w:after="0" w:before="0"/>
+            </w:pPr>
+            <w:r/>
+            <w:r>
+              <w:rPr>
+                <w:rFonts w:ascii="Aptos" w:hAnsi="Aptos"/>
+                <w:b w:val="0"/>
+                <w:color w:val="243B53"/>
+                <w:sz w:val="16"/>
+              </w:rPr>
+              <w:t>AC-10</w:t>
+            </w:r>
+          </w:p>
+        </w:tc>
+        <w:tc>
+          <w:tcPr>
+            <w:tcW w:type="dxa" w:w="4997"/>
+            <w:shd w:fill="F3F6F8"/>
+            <w:vAlign w:val="center"/>
+            <w:tcMar>
+              <w:top w:w="90" w:type="dxa"/>
+              <w:start w:w="110" w:type="dxa"/>
+              <w:bottom w:w="90" w:type="dxa"/>
+              <w:end w:w="110" w:type="dxa"/>
+            </w:tcMar>
+          </w:tcPr>
+          <w:p>
+            <w:pPr>
+              <w:spacing w:after="0" w:before="0"/>
+            </w:pPr>
+            <w:r/>
+            <w:r>
+              <w:rPr>
+                <w:rFonts w:ascii="Aptos" w:hAnsi="Aptos"/>
+                <w:b w:val="0"/>
+                <w:color w:val="243B53"/>
+                <w:sz w:val="16"/>
+              </w:rPr>
+              <w:t>Çıkış/oturum süresi sonunda korumalı sayfaya erişim engellenir ve yeniden kimlik doğrulama istenir.</w:t>
+            </w:r>
+          </w:p>
+        </w:tc>
+      </w:tr>
+      <w:tr>
+        <w:tc>
+          <w:tcPr>
+            <w:tcW w:type="dxa" w:w="4997"/>
+            <w:shd w:fill="FFFFFF"/>
+            <w:vAlign w:val="center"/>
+            <w:tcMar>
+              <w:top w:w="90" w:type="dxa"/>
+              <w:start w:w="110" w:type="dxa"/>
+              <w:bottom w:w="90" w:type="dxa"/>
+              <w:end w:w="110" w:type="dxa"/>
+            </w:tcMar>
+          </w:tcPr>
+          <w:p>
+            <w:pPr>
+              <w:spacing w:after="0" w:before="0"/>
+            </w:pPr>
+            <w:r/>
+            <w:r>
+              <w:rPr>
+                <w:rFonts w:ascii="Aptos" w:hAnsi="Aptos"/>
+                <w:b w:val="0"/>
+                <w:color w:val="243B53"/>
+                <w:sz w:val="16"/>
+              </w:rPr>
+              <w:t>AC-11</w:t>
+            </w:r>
+          </w:p>
+        </w:tc>
+        <w:tc>
+          <w:tcPr>
+            <w:tcW w:type="dxa" w:w="4997"/>
+            <w:shd w:fill="FFFFFF"/>
+            <w:vAlign w:val="center"/>
+            <w:tcMar>
+              <w:top w:w="90" w:type="dxa"/>
+              <w:start w:w="110" w:type="dxa"/>
+              <w:bottom w:w="90" w:type="dxa"/>
+              <w:end w:w="110" w:type="dxa"/>
+            </w:tcMar>
+          </w:tcPr>
+          <w:p>
+            <w:pPr>
+              <w:spacing w:after="0" w:before="0"/>
+            </w:pPr>
+            <w:r/>
+            <w:r>
+              <w:rPr>
+                <w:rFonts w:ascii="Aptos" w:hAnsi="Aptos"/>
+                <w:b w:val="0"/>
+                <w:color w:val="243B53"/>
+                <w:sz w:val="16"/>
+              </w:rPr>
+              <w:t>Yetkili kullanıcı kadro CSV raporunu indirebilir; dışa aktarılan sütunlar onaylı rapor kapsamıyla sınırlıdır.</w:t>
+            </w:r>
+          </w:p>
+        </w:tc>
+      </w:tr>
+    </w:tbl>
+    <w:p>
+      <w:pPr>
+        <w:spacing w:after="20"/>
+      </w:pPr>
+    </w:p>
+    <w:p>
+      <w:pPr>
+        <w:pStyle w:val="Heading1"/>
+        <w:keepNext/>
+      </w:pPr>
+      <w:r>
+        <w:t>10. Gereksinim izlenebilirliği</w:t>
       </w:r>
     </w:p>
     <w:tbl>
@@ -16741,7 +16090,7 @@
                 <w:color w:val="FFFFFF"/>
                 <w:sz w:val="16"/>
               </w:rPr>
-              <w:t>ID</w:t>
+              <w:t>Use case</w:t>
             </w:r>
           </w:p>
         </w:tc>
@@ -16769,7 +16118,7 @@
                 <w:color w:val="FFFFFF"/>
                 <w:sz w:val="16"/>
               </w:rPr>
-              <w:t>Gereksinim</w:t>
+              <w:t>İlgili gereksinimler</w:t>
             </w:r>
           </w:p>
         </w:tc>
@@ -16797,7 +16146,7 @@
                 <w:color w:val="FFFFFF"/>
                 <w:sz w:val="16"/>
               </w:rPr>
-              <w:t>Doğrulama / not</w:t>
+              <w:t>Başlıca kabul ölçütü</w:t>
             </w:r>
           </w:p>
         </w:tc>
@@ -16827,7 +16176,7 @@
                 <w:color w:val="243B53"/>
                 <w:sz w:val="16"/>
               </w:rPr>
-              <w:t>NFR-01 Güvenlik</w:t>
+              <w:t>UC-01 Giriş</w:t>
             </w:r>
           </w:p>
         </w:tc>
@@ -16855,7 +16204,7 @@
                 <w:color w:val="243B53"/>
                 <w:sz w:val="16"/>
               </w:rPr>
-              <w:t>Kimlik doğrulama, oturum ve rol denetimi sunucu tarafında güvenli yürütülmelidir.</w:t>
+              <w:t>FR-19, FR-20; NFR-01/02</w:t>
             </w:r>
           </w:p>
         </w:tc>
@@ -16883,7 +16232,7 @@
                 <w:color w:val="243B53"/>
                 <w:sz w:val="16"/>
               </w:rPr>
-              <w:t>Yetkisiz URL/API, CSRF, session fixation ve brute-force senaryoları</w:t>
+              <w:t>AC-09, AC-10</w:t>
             </w:r>
           </w:p>
         </w:tc>
@@ -16913,7 +16262,7 @@
                 <w:color w:val="243B53"/>
                 <w:sz w:val="16"/>
               </w:rPr>
-              <w:t>NFR-02 Kalıcılık</w:t>
+              <w:t>UC-02 Görüntüleme</w:t>
             </w:r>
           </w:p>
         </w:tc>
@@ -16941,7 +16290,7 @@
                 <w:color w:val="243B53"/>
                 <w:sz w:val="16"/>
               </w:rPr>
-              <w:t>İş verisi, kullanıcı ve tanımlar yenileme/oturum değişiminde kaybolmamalıdır.</w:t>
+              <w:t>FR-01, FR-20</w:t>
             </w:r>
           </w:p>
         </w:tc>
@@ -16969,7 +16318,7 @@
                 <w:color w:val="243B53"/>
                 <w:sz w:val="16"/>
               </w:rPr>
-              <w:t>CRUD + yeniden giriş testleri</w:t>
+              <w:t>Kadro listesi ve rol kapsamı</w:t>
             </w:r>
           </w:p>
         </w:tc>
@@ -16999,7 +16348,7 @@
                 <w:color w:val="243B53"/>
                 <w:sz w:val="16"/>
               </w:rPr>
-              <w:t>NFR-03 Denetlenebilirlik</w:t>
+              <w:t>UC-03 Kadro talebi</w:t>
             </w:r>
           </w:p>
         </w:tc>
@@ -17027,7 +16376,7 @@
                 <w:color w:val="243B53"/>
                 <w:sz w:val="16"/>
               </w:rPr>
-              <w:t>Kritik değişiklikte aktör, zaman, önceki/yeni değer ve sonuç kaydedilmelidir.</w:t>
+              <w:t>FR-02, FR-03, FR-06, FR-09, FR-12</w:t>
             </w:r>
           </w:p>
         </w:tc>
@@ -17055,7 +16404,7 @@
                 <w:color w:val="243B53"/>
                 <w:sz w:val="16"/>
               </w:rPr>
-              <w:t>Audit kaydı örneklemi</w:t>
+              <w:t>AC-03, AC-06</w:t>
             </w:r>
           </w:p>
         </w:tc>
@@ -17085,7 +16434,7 @@
                 <w:color w:val="243B53"/>
                 <w:sz w:val="16"/>
               </w:rPr>
-              <w:t>NFR-04 Erişilebilirlik</w:t>
+              <w:t>UC-04 Atama</w:t>
             </w:r>
           </w:p>
         </w:tc>
@@ -17113,7 +16462,7 @@
                 <w:color w:val="243B53"/>
                 <w:sz w:val="16"/>
               </w:rPr>
-              <w:t>Formlar etiketli, klavyeyle erişilebilir ve hata mesajları programatik ilişkili olmalıdır.</w:t>
+              <w:t>FR-04, FR-05, FR-06, FR-12, FR-13</w:t>
             </w:r>
           </w:p>
         </w:tc>
@@ -17141,7 +16490,7 @@
                 <w:color w:val="243B53"/>
                 <w:sz w:val="16"/>
               </w:rPr>
-              <w:t>WCAG 2.2 AA hedefi; otomatik + manuel test</w:t>
+              <w:t>AC-04, AC-06</w:t>
             </w:r>
           </w:p>
         </w:tc>
@@ -17171,7 +16520,7 @@
                 <w:color w:val="243B53"/>
                 <w:sz w:val="16"/>
               </w:rPr>
-              <w:t>NFR-05 Kullanılabilirlik</w:t>
+              <w:t>UC-05 Bloke</w:t>
             </w:r>
           </w:p>
         </w:tc>
@@ -17199,7 +16548,7 @@
                 <w:color w:val="243B53"/>
                 <w:sz w:val="16"/>
               </w:rPr>
-              <w:t>Türkçe ve anlaşılır başarı/uyarı/hata mesajları verilmelidir.</w:t>
+              <w:t>FR-02, FR-12, FR-13</w:t>
             </w:r>
           </w:p>
         </w:tc>
@@ -17227,7 +16576,7 @@
                 <w:color w:val="243B53"/>
                 <w:sz w:val="16"/>
               </w:rPr>
-              <w:t>Kullanıcı kabul testi</w:t>
+              <w:t>Kapasite doğrulaması</w:t>
             </w:r>
           </w:p>
         </w:tc>
@@ -17257,7 +16606,7 @@
                 <w:color w:val="243B53"/>
                 <w:sz w:val="16"/>
               </w:rPr>
-              <w:t>NFR-06 Performans</w:t>
+              <w:t>UC-06 Derece</w:t>
             </w:r>
           </w:p>
         </w:tc>
@@ -17285,7 +16634,7 @@
                 <w:color w:val="243B53"/>
                 <w:sz w:val="16"/>
               </w:rPr>
-              <w:t>Temel liste/form işlemleri normal yükte tanımlanacak SLO içinde tamamlanmalıdır.</w:t>
+              <w:t>FR-02, FR-12, FR-13</w:t>
             </w:r>
           </w:p>
         </w:tc>
@@ -17313,7 +16662,7 @@
                 <w:color w:val="243B53"/>
                 <w:sz w:val="16"/>
               </w:rPr>
-              <w:t>SLO hedefini iş birimi/teknik ekip belirler</w:t>
+              <w:t>Eski derece yeniden doğrulaması</w:t>
             </w:r>
           </w:p>
         </w:tc>
@@ -17343,7 +16692,7 @@
                 <w:color w:val="243B53"/>
                 <w:sz w:val="16"/>
               </w:rPr>
-              <w:t>NFR-07 Gizlilik</w:t>
+              <w:t>UC-07 Talep gönderme</w:t>
             </w:r>
           </w:p>
         </w:tc>
@@ -17371,7 +16720,7 @@
                 <w:color w:val="243B53"/>
                 <w:sz w:val="16"/>
               </w:rPr>
-              <w:t>Personel verisi yalnızca iş ihtiyacı bulunan yetkili kullanıcıya gösterilmelidir.</w:t>
+              <w:t>FR-06, FR-12</w:t>
             </w:r>
           </w:p>
         </w:tc>
@@ -17399,7 +16748,7 @@
                 <w:color w:val="243B53"/>
                 <w:sz w:val="16"/>
               </w:rPr>
-              <w:t>Veri sınıflandırma ve erişim testi</w:t>
+              <w:t>Yetkisiz gönderim engeli</w:t>
             </w:r>
           </w:p>
         </w:tc>
@@ -17429,7 +16778,7 @@
                 <w:color w:val="243B53"/>
                 <w:sz w:val="16"/>
               </w:rPr>
-              <w:t>NFR-08 Parola/oturum</w:t>
+              <w:t>UC-08/09 Onay ve ret</w:t>
             </w:r>
           </w:p>
         </w:tc>
@@ -17457,7 +16806,7 @@
                 <w:color w:val="243B53"/>
                 <w:sz w:val="16"/>
               </w:rPr>
-              <w:t>Parola güçlü hash ile saklanmalı; TLS, güvenli cookie ve oturum sonlandırma kullanılmalıdır.</w:t>
+              <w:t>FR-07, FR-10, FR-11, FR-12</w:t>
             </w:r>
           </w:p>
         </w:tc>
@@ -17485,7 +16834,351 @@
                 <w:color w:val="243B53"/>
                 <w:sz w:val="16"/>
               </w:rPr>
-              <w:t>Güvenlik gözden geçirme; parola asla loglanmaz</w:t>
+              <w:t>AC-06, AC-08</w:t>
+            </w:r>
+          </w:p>
+        </w:tc>
+      </w:tr>
+      <w:tr>
+        <w:tc>
+          <w:tcPr>
+            <w:tcW w:type="dxa" w:w="3331"/>
+            <w:shd w:fill="FFFFFF"/>
+            <w:vAlign w:val="center"/>
+            <w:tcMar>
+              <w:top w:w="90" w:type="dxa"/>
+              <w:start w:w="110" w:type="dxa"/>
+              <w:bottom w:w="90" w:type="dxa"/>
+              <w:end w:w="110" w:type="dxa"/>
+            </w:tcMar>
+          </w:tcPr>
+          <w:p>
+            <w:pPr>
+              <w:spacing w:after="0" w:before="0"/>
+            </w:pPr>
+            <w:r/>
+            <w:r>
+              <w:rPr>
+                <w:rFonts w:ascii="Aptos" w:hAnsi="Aptos"/>
+                <w:b w:val="0"/>
+                <w:color w:val="243B53"/>
+                <w:sz w:val="16"/>
+              </w:rPr>
+              <w:t>UC-10 Karar geçmişi</w:t>
+            </w:r>
+          </w:p>
+        </w:tc>
+        <w:tc>
+          <w:tcPr>
+            <w:tcW w:type="dxa" w:w="3331"/>
+            <w:shd w:fill="FFFFFF"/>
+            <w:vAlign w:val="center"/>
+            <w:tcMar>
+              <w:top w:w="90" w:type="dxa"/>
+              <w:start w:w="110" w:type="dxa"/>
+              <w:bottom w:w="90" w:type="dxa"/>
+              <w:end w:w="110" w:type="dxa"/>
+            </w:tcMar>
+          </w:tcPr>
+          <w:p>
+            <w:pPr>
+              <w:spacing w:after="0" w:before="0"/>
+            </w:pPr>
+            <w:r/>
+            <w:r>
+              <w:rPr>
+                <w:rFonts w:ascii="Aptos" w:hAnsi="Aptos"/>
+                <w:b w:val="0"/>
+                <w:color w:val="243B53"/>
+                <w:sz w:val="16"/>
+              </w:rPr>
+              <w:t>FR-11, FR-18</w:t>
+            </w:r>
+          </w:p>
+        </w:tc>
+        <w:tc>
+          <w:tcPr>
+            <w:tcW w:type="dxa" w:w="3331"/>
+            <w:shd w:fill="FFFFFF"/>
+            <w:vAlign w:val="center"/>
+            <w:tcMar>
+              <w:top w:w="90" w:type="dxa"/>
+              <w:start w:w="110" w:type="dxa"/>
+              <w:bottom w:w="90" w:type="dxa"/>
+              <w:end w:w="110" w:type="dxa"/>
+            </w:tcMar>
+          </w:tcPr>
+          <w:p>
+            <w:pPr>
+              <w:spacing w:after="0" w:before="0"/>
+            </w:pPr>
+            <w:r/>
+            <w:r>
+              <w:rPr>
+                <w:rFonts w:ascii="Aptos" w:hAnsi="Aptos"/>
+                <w:b w:val="0"/>
+                <w:color w:val="243B53"/>
+                <w:sz w:val="16"/>
+              </w:rPr>
+              <w:t>AC-08</w:t>
+            </w:r>
+          </w:p>
+        </w:tc>
+      </w:tr>
+      <w:tr>
+        <w:tc>
+          <w:tcPr>
+            <w:tcW w:type="dxa" w:w="3331"/>
+            <w:shd w:fill="F3F6F8"/>
+            <w:vAlign w:val="center"/>
+            <w:tcMar>
+              <w:top w:w="90" w:type="dxa"/>
+              <w:start w:w="110" w:type="dxa"/>
+              <w:bottom w:w="90" w:type="dxa"/>
+              <w:end w:w="110" w:type="dxa"/>
+            </w:tcMar>
+          </w:tcPr>
+          <w:p>
+            <w:pPr>
+              <w:spacing w:after="0" w:before="0"/>
+            </w:pPr>
+            <w:r/>
+            <w:r>
+              <w:rPr>
+                <w:rFonts w:ascii="Aptos" w:hAnsi="Aptos"/>
+                <w:b w:val="0"/>
+                <w:color w:val="243B53"/>
+                <w:sz w:val="16"/>
+              </w:rPr>
+              <w:t>UC-11 Rapor/CSV</w:t>
+            </w:r>
+          </w:p>
+        </w:tc>
+        <w:tc>
+          <w:tcPr>
+            <w:tcW w:type="dxa" w:w="3331"/>
+            <w:shd w:fill="F3F6F8"/>
+            <w:vAlign w:val="center"/>
+            <w:tcMar>
+              <w:top w:w="90" w:type="dxa"/>
+              <w:start w:w="110" w:type="dxa"/>
+              <w:bottom w:w="90" w:type="dxa"/>
+              <w:end w:w="110" w:type="dxa"/>
+            </w:tcMar>
+          </w:tcPr>
+          <w:p>
+            <w:pPr>
+              <w:spacing w:after="0" w:before="0"/>
+            </w:pPr>
+            <w:r/>
+            <w:r>
+              <w:rPr>
+                <w:rFonts w:ascii="Aptos" w:hAnsi="Aptos"/>
+                <w:b w:val="0"/>
+                <w:color w:val="243B53"/>
+                <w:sz w:val="16"/>
+              </w:rPr>
+              <w:t>FR-21, FR-18</w:t>
+            </w:r>
+          </w:p>
+        </w:tc>
+        <w:tc>
+          <w:tcPr>
+            <w:tcW w:type="dxa" w:w="3331"/>
+            <w:shd w:fill="F3F6F8"/>
+            <w:vAlign w:val="center"/>
+            <w:tcMar>
+              <w:top w:w="90" w:type="dxa"/>
+              <w:start w:w="110" w:type="dxa"/>
+              <w:bottom w:w="90" w:type="dxa"/>
+              <w:end w:w="110" w:type="dxa"/>
+            </w:tcMar>
+          </w:tcPr>
+          <w:p>
+            <w:pPr>
+              <w:spacing w:after="0" w:before="0"/>
+            </w:pPr>
+            <w:r/>
+            <w:r>
+              <w:rPr>
+                <w:rFonts w:ascii="Aptos" w:hAnsi="Aptos"/>
+                <w:b w:val="0"/>
+                <w:color w:val="243B53"/>
+                <w:sz w:val="16"/>
+              </w:rPr>
+              <w:t>AC-11</w:t>
+            </w:r>
+          </w:p>
+        </w:tc>
+      </w:tr>
+      <w:tr>
+        <w:tc>
+          <w:tcPr>
+            <w:tcW w:type="dxa" w:w="3331"/>
+            <w:shd w:fill="FFFFFF"/>
+            <w:vAlign w:val="center"/>
+            <w:tcMar>
+              <w:top w:w="90" w:type="dxa"/>
+              <w:start w:w="110" w:type="dxa"/>
+              <w:bottom w:w="90" w:type="dxa"/>
+              <w:end w:w="110" w:type="dxa"/>
+            </w:tcMar>
+          </w:tcPr>
+          <w:p>
+            <w:pPr>
+              <w:spacing w:after="0" w:before="0"/>
+            </w:pPr>
+            <w:r/>
+            <w:r>
+              <w:rPr>
+                <w:rFonts w:ascii="Aptos" w:hAnsi="Aptos"/>
+                <w:b w:val="0"/>
+                <w:color w:val="243B53"/>
+                <w:sz w:val="16"/>
+              </w:rPr>
+              <w:t>UC-13–16 Parametreler</w:t>
+            </w:r>
+          </w:p>
+        </w:tc>
+        <w:tc>
+          <w:tcPr>
+            <w:tcW w:type="dxa" w:w="3331"/>
+            <w:shd w:fill="FFFFFF"/>
+            <w:vAlign w:val="center"/>
+            <w:tcMar>
+              <w:top w:w="90" w:type="dxa"/>
+              <w:start w:w="110" w:type="dxa"/>
+              <w:bottom w:w="90" w:type="dxa"/>
+              <w:end w:w="110" w:type="dxa"/>
+            </w:tcMar>
+          </w:tcPr>
+          <w:p>
+            <w:pPr>
+              <w:spacing w:after="0" w:before="0"/>
+            </w:pPr>
+            <w:r/>
+            <w:r>
+              <w:rPr>
+                <w:rFonts w:ascii="Aptos" w:hAnsi="Aptos"/>
+                <w:b w:val="0"/>
+                <w:color w:val="243B53"/>
+                <w:sz w:val="16"/>
+              </w:rPr>
+              <w:t>FR-08, FR-09, FR-14–17</w:t>
+            </w:r>
+          </w:p>
+        </w:tc>
+        <w:tc>
+          <w:tcPr>
+            <w:tcW w:type="dxa" w:w="3331"/>
+            <w:shd w:fill="FFFFFF"/>
+            <w:vAlign w:val="center"/>
+            <w:tcMar>
+              <w:top w:w="90" w:type="dxa"/>
+              <w:start w:w="110" w:type="dxa"/>
+              <w:bottom w:w="90" w:type="dxa"/>
+              <w:end w:w="110" w:type="dxa"/>
+            </w:tcMar>
+          </w:tcPr>
+          <w:p>
+            <w:pPr>
+              <w:spacing w:after="0" w:before="0"/>
+            </w:pPr>
+            <w:r/>
+            <w:r>
+              <w:rPr>
+                <w:rFonts w:ascii="Aptos" w:hAnsi="Aptos"/>
+                <w:b w:val="0"/>
+                <w:color w:val="243B53"/>
+                <w:sz w:val="16"/>
+              </w:rPr>
+              <w:t>AC-01–05</w:t>
+            </w:r>
+          </w:p>
+        </w:tc>
+      </w:tr>
+      <w:tr>
+        <w:tc>
+          <w:tcPr>
+            <w:tcW w:type="dxa" w:w="3331"/>
+            <w:shd w:fill="F3F6F8"/>
+            <w:vAlign w:val="center"/>
+            <w:tcMar>
+              <w:top w:w="90" w:type="dxa"/>
+              <w:start w:w="110" w:type="dxa"/>
+              <w:bottom w:w="90" w:type="dxa"/>
+              <w:end w:w="110" w:type="dxa"/>
+            </w:tcMar>
+          </w:tcPr>
+          <w:p>
+            <w:pPr>
+              <w:spacing w:after="0" w:before="0"/>
+            </w:pPr>
+            <w:r/>
+            <w:r>
+              <w:rPr>
+                <w:rFonts w:ascii="Aptos" w:hAnsi="Aptos"/>
+                <w:b w:val="0"/>
+                <w:color w:val="243B53"/>
+                <w:sz w:val="16"/>
+              </w:rPr>
+              <w:t>UC-17 Role özel iş masası</w:t>
+            </w:r>
+          </w:p>
+        </w:tc>
+        <w:tc>
+          <w:tcPr>
+            <w:tcW w:type="dxa" w:w="3331"/>
+            <w:shd w:fill="F3F6F8"/>
+            <w:vAlign w:val="center"/>
+            <w:tcMar>
+              <w:top w:w="90" w:type="dxa"/>
+              <w:start w:w="110" w:type="dxa"/>
+              <w:bottom w:w="90" w:type="dxa"/>
+              <w:end w:w="110" w:type="dxa"/>
+            </w:tcMar>
+          </w:tcPr>
+          <w:p>
+            <w:pPr>
+              <w:spacing w:after="0" w:before="0"/>
+            </w:pPr>
+            <w:r/>
+            <w:r>
+              <w:rPr>
+                <w:rFonts w:ascii="Aptos" w:hAnsi="Aptos"/>
+                <w:b w:val="0"/>
+                <w:color w:val="243B53"/>
+                <w:sz w:val="16"/>
+              </w:rPr>
+              <w:t>FR-20</w:t>
+            </w:r>
+          </w:p>
+        </w:tc>
+        <w:tc>
+          <w:tcPr>
+            <w:tcW w:type="dxa" w:w="3331"/>
+            <w:shd w:fill="F3F6F8"/>
+            <w:vAlign w:val="center"/>
+            <w:tcMar>
+              <w:top w:w="90" w:type="dxa"/>
+              <w:start w:w="110" w:type="dxa"/>
+              <w:bottom w:w="90" w:type="dxa"/>
+              <w:end w:w="110" w:type="dxa"/>
+            </w:tcMar>
+          </w:tcPr>
+          <w:p>
+            <w:pPr>
+              <w:spacing w:after="0" w:before="0"/>
+            </w:pPr>
+            <w:r/>
+            <w:r>
+              <w:rPr>
+                <w:rFonts w:ascii="Aptos" w:hAnsi="Aptos"/>
+                <w:b w:val="0"/>
+                <w:color w:val="243B53"/>
+                <w:sz w:val="16"/>
+              </w:rPr>
+              <w:t>Rol ve menü uygunluğu</w:t>
             </w:r>
           </w:p>
         </w:tc>
@@ -17502,7 +17195,7 @@
         <w:keepNext/>
       </w:pPr>
       <w:r>
-        <w:t>14. Açık konular ve karar bekleyen noktalar</w:t>
+        <w:t>11. Fonksiyonel olmayan gereksinimler</w:t>
       </w:r>
     </w:p>
     <w:tbl>
@@ -17574,7 +17267,7 @@
                 <w:color w:val="FFFFFF"/>
                 <w:sz w:val="16"/>
               </w:rPr>
-              <w:t>Karar / soru</w:t>
+              <w:t>Gereksinim</w:t>
             </w:r>
           </w:p>
         </w:tc>
@@ -17602,7 +17295,7 @@
                 <w:color w:val="FFFFFF"/>
                 <w:sz w:val="16"/>
               </w:rPr>
-              <w:t>Önerilen varsayılan</w:t>
+              <w:t>Doğrulama / not</w:t>
             </w:r>
           </w:p>
         </w:tc>
@@ -17630,9 +17323,9 @@
                 <w:rFonts w:ascii="Aptos" w:hAnsi="Aptos"/>
                 <w:b w:val="0"/>
                 <w:color w:val="243B53"/>
-                <w:sz w:val="15"/>
-              </w:rPr>
-              <w:t>OPEN-01</w:t>
+                <w:sz w:val="16"/>
+              </w:rPr>
+              <w:t>NFR-01 Güvenlik</w:t>
             </w:r>
           </w:p>
         </w:tc>
@@ -17658,9 +17351,9 @@
                 <w:rFonts w:ascii="Aptos" w:hAnsi="Aptos"/>
                 <w:b w:val="0"/>
                 <w:color w:val="243B53"/>
-                <w:sz w:val="15"/>
-              </w:rPr>
-              <w:t>Kullanıcı hesaplarını kim oluşturur, devre dışı bırakır ve rol atar?</w:t>
+                <w:sz w:val="16"/>
+              </w:rPr>
+              <w:t>Kimlik doğrulama, oturum ve rol denetimi sunucu tarafında güvenli yürütülmelidir.</w:t>
             </w:r>
           </w:p>
         </w:tc>
@@ -17686,9 +17379,9 @@
                 <w:rFonts w:ascii="Aptos" w:hAnsi="Aptos"/>
                 <w:b w:val="0"/>
                 <w:color w:val="243B53"/>
-                <w:sz w:val="15"/>
-              </w:rPr>
-              <w:t>Admin yalnızca kullanıcı yönetimi yetkisi de onaylanırsa; hesap yaşam döngüsü süreçleştirilmelidir.</w:t>
+                <w:sz w:val="16"/>
+              </w:rPr>
+              <w:t>Yetkisiz URL/API, CSRF, session fixation ve brute-force senaryoları</w:t>
             </w:r>
           </w:p>
         </w:tc>
@@ -17716,9 +17409,9 @@
                 <w:rFonts w:ascii="Aptos" w:hAnsi="Aptos"/>
                 <w:b w:val="0"/>
                 <w:color w:val="243B53"/>
-                <w:sz w:val="15"/>
-              </w:rPr>
-              <w:t>OPEN-02</w:t>
+                <w:sz w:val="16"/>
+              </w:rPr>
+              <w:t>NFR-02 Kalıcılık</w:t>
             </w:r>
           </w:p>
         </w:tc>
@@ -17744,9 +17437,9 @@
                 <w:rFonts w:ascii="Aptos" w:hAnsi="Aptos"/>
                 <w:b w:val="0"/>
                 <w:color w:val="243B53"/>
-                <w:sz w:val="15"/>
-              </w:rPr>
-              <w:t>Kullanıcı adı kurumsal e-posta mı, sicil no mu, ayrı kullanıcı adı mı?</w:t>
+                <w:sz w:val="16"/>
+              </w:rPr>
+              <w:t>İş verisi, kullanıcı ve tanımlar yenileme/oturum değişiminde kaybolmamalıdır.</w:t>
             </w:r>
           </w:p>
         </w:tc>
@@ -17772,9 +17465,9 @@
                 <w:rFonts w:ascii="Aptos" w:hAnsi="Aptos"/>
                 <w:b w:val="0"/>
                 <w:color w:val="243B53"/>
-                <w:sz w:val="15"/>
-              </w:rPr>
-              <w:t>Tekil ve değişmez kurum kullanıcı kimliği; iş sahibi kararı.</w:t>
+                <w:sz w:val="16"/>
+              </w:rPr>
+              <w:t>CRUD + yeniden giriş testleri</w:t>
             </w:r>
           </w:p>
         </w:tc>
@@ -17802,9 +17495,9 @@
                 <w:rFonts w:ascii="Aptos" w:hAnsi="Aptos"/>
                 <w:b w:val="0"/>
                 <w:color w:val="243B53"/>
-                <w:sz w:val="15"/>
-              </w:rPr>
-              <w:t>OPEN-03</w:t>
+                <w:sz w:val="16"/>
+              </w:rPr>
+              <w:t>NFR-03 Denetlenebilirlik</w:t>
             </w:r>
           </w:p>
         </w:tc>
@@ -17830,9 +17523,9 @@
                 <w:rFonts w:ascii="Aptos" w:hAnsi="Aptos"/>
                 <w:b w:val="0"/>
                 <w:color w:val="243B53"/>
-                <w:sz w:val="15"/>
-              </w:rPr>
-              <w:t>Parola ilk atama, sıfırlama, karmaşıklık ve kilitleme politikası nedir?</w:t>
+                <w:sz w:val="16"/>
+              </w:rPr>
+              <w:t>Kritik değişiklikte aktör, zaman, önceki/yeni değer ve sonuç kaydedilmelidir.</w:t>
             </w:r>
           </w:p>
         </w:tc>
@@ -17858,9 +17551,9 @@
                 <w:rFonts w:ascii="Aptos" w:hAnsi="Aptos"/>
                 <w:b w:val="0"/>
                 <w:color w:val="243B53"/>
-                <w:sz w:val="15"/>
-              </w:rPr>
-              <w:t>Kurumsal güvenlik standardı; tek kullanımlık sıfırlama ve denetim kaydı.</w:t>
+                <w:sz w:val="16"/>
+              </w:rPr>
+              <w:t>Audit kaydı örneklemi</w:t>
             </w:r>
           </w:p>
         </w:tc>
@@ -17888,9 +17581,9 @@
                 <w:rFonts w:ascii="Aptos" w:hAnsi="Aptos"/>
                 <w:b w:val="0"/>
                 <w:color w:val="243B53"/>
-                <w:sz w:val="15"/>
-              </w:rPr>
-              <w:t>OPEN-04</w:t>
+                <w:sz w:val="16"/>
+              </w:rPr>
+              <w:t>NFR-04 Erişilebilirlik</w:t>
             </w:r>
           </w:p>
         </w:tc>
@@ -17916,9 +17609,9 @@
                 <w:rFonts w:ascii="Aptos" w:hAnsi="Aptos"/>
                 <w:b w:val="0"/>
                 <w:color w:val="243B53"/>
-                <w:sz w:val="15"/>
-              </w:rPr>
-              <w:t>SSO/MFA zorunlu mu?</w:t>
+                <w:sz w:val="16"/>
+              </w:rPr>
+              <w:t>Formlar etiketli, klavyeyle erişilebilir ve hata mesajları programatik ilişkili olmalıdır.</w:t>
             </w:r>
           </w:p>
         </w:tc>
@@ -17944,9 +17637,9 @@
                 <w:rFonts w:ascii="Aptos" w:hAnsi="Aptos"/>
                 <w:b w:val="0"/>
                 <w:color w:val="243B53"/>
-                <w:sz w:val="15"/>
-              </w:rPr>
-              <w:t>Kimlik sağlayıcı stratejisiyle birlikte kararlaştırılmalı; mevcut talep yalnızca kullanıcı adı/şifre girişini belirtir.</w:t>
+                <w:sz w:val="16"/>
+              </w:rPr>
+              <w:t>WCAG 2.2 AA hedefi; otomatik + manuel test</w:t>
             </w:r>
           </w:p>
         </w:tc>
@@ -17974,9 +17667,9 @@
                 <w:rFonts w:ascii="Aptos" w:hAnsi="Aptos"/>
                 <w:b w:val="0"/>
                 <w:color w:val="243B53"/>
-                <w:sz w:val="15"/>
-              </w:rPr>
-              <w:t>OPEN-05</w:t>
+                <w:sz w:val="16"/>
+              </w:rPr>
+              <w:t>NFR-05 Kullanılabilirlik</w:t>
             </w:r>
           </w:p>
         </w:tc>
@@ -18002,9 +17695,9 @@
                 <w:rFonts w:ascii="Aptos" w:hAnsi="Aptos"/>
                 <w:b w:val="0"/>
                 <w:color w:val="243B53"/>
-                <w:sz w:val="15"/>
-              </w:rPr>
-              <w:t>Reddedilen talepte gerekçe zorunlu mu?</w:t>
+                <w:sz w:val="16"/>
+              </w:rPr>
+              <w:t>Türkçe ve anlaşılır başarı/uyarı/hata mesajları verilmelidir.</w:t>
             </w:r>
           </w:p>
         </w:tc>
@@ -18030,9 +17723,9 @@
                 <w:rFonts w:ascii="Aptos" w:hAnsi="Aptos"/>
                 <w:b w:val="0"/>
                 <w:color w:val="243B53"/>
-                <w:sz w:val="15"/>
-              </w:rPr>
-              <w:t>Reddetme gerekçesini zorunlu tutun.</w:t>
+                <w:sz w:val="16"/>
+              </w:rPr>
+              <w:t>Kullanıcı kabul testi</w:t>
             </w:r>
           </w:p>
         </w:tc>
@@ -18060,9 +17753,9 @@
                 <w:rFonts w:ascii="Aptos" w:hAnsi="Aptos"/>
                 <w:b w:val="0"/>
                 <w:color w:val="243B53"/>
-                <w:sz w:val="15"/>
-              </w:rPr>
-              <w:t>OPEN-06</w:t>
+                <w:sz w:val="16"/>
+              </w:rPr>
+              <w:t>NFR-06 Performans</w:t>
             </w:r>
           </w:p>
         </w:tc>
@@ -18088,9 +17781,9 @@
                 <w:rFonts w:ascii="Aptos" w:hAnsi="Aptos"/>
                 <w:b w:val="0"/>
                 <w:color w:val="243B53"/>
-                <w:sz w:val="15"/>
-              </w:rPr>
-              <w:t>Kullanımda olan birim/tanım kaldırılabilir mi?</w:t>
+                <w:sz w:val="16"/>
+              </w:rPr>
+              <w:t>Temel liste/form işlemleri normal yükte tanımlanacak SLO içinde tamamlanmalıdır.</w:t>
             </w:r>
           </w:p>
         </w:tc>
@@ -18116,9 +17809,9 @@
                 <w:rFonts w:ascii="Aptos" w:hAnsi="Aptos"/>
                 <w:b w:val="0"/>
                 <w:color w:val="243B53"/>
-                <w:sz w:val="15"/>
-              </w:rPr>
-              <w:t>Pasifleştirme/arsiv; geçmiş ilişkiyi koruyun.</w:t>
+                <w:sz w:val="16"/>
+              </w:rPr>
+              <w:t>SLO hedefini iş birimi/teknik ekip belirler</w:t>
             </w:r>
           </w:p>
         </w:tc>
@@ -18146,9 +17839,9 @@
                 <w:rFonts w:ascii="Aptos" w:hAnsi="Aptos"/>
                 <w:b w:val="0"/>
                 <w:color w:val="243B53"/>
-                <w:sz w:val="15"/>
-              </w:rPr>
-              <w:t>OPEN-07</w:t>
+                <w:sz w:val="16"/>
+              </w:rPr>
+              <w:t>NFR-07 Gizlilik</w:t>
             </w:r>
           </w:p>
         </w:tc>
@@ -18174,9 +17867,9 @@
                 <w:rFonts w:ascii="Aptos" w:hAnsi="Aptos"/>
                 <w:b w:val="0"/>
                 <w:color w:val="243B53"/>
-                <w:sz w:val="15"/>
-              </w:rPr>
-              <w:t>Hangi alanlar zorunlu; kadro/atama durum sözlüğü nedir?</w:t>
+                <w:sz w:val="16"/>
+              </w:rPr>
+              <w:t>Personel verisi yalnızca iş ihtiyacı bulunan yetkili kullanıcıya gösterilmelidir.</w:t>
             </w:r>
           </w:p>
         </w:tc>
@@ -18202,9 +17895,9 @@
                 <w:rFonts w:ascii="Aptos" w:hAnsi="Aptos"/>
                 <w:b w:val="0"/>
                 <w:color w:val="243B53"/>
-                <w:sz w:val="15"/>
-              </w:rPr>
-              <w:t>Veri sahibi alan sözlüğünü onaylamalı.</w:t>
+                <w:sz w:val="16"/>
+              </w:rPr>
+              <w:t>Veri sınıflandırma ve erişim testi</w:t>
             </w:r>
           </w:p>
         </w:tc>
@@ -18232,9 +17925,9 @@
                 <w:rFonts w:ascii="Aptos" w:hAnsi="Aptos"/>
                 <w:b w:val="0"/>
                 <w:color w:val="243B53"/>
-                <w:sz w:val="15"/>
-              </w:rPr>
-              <w:t>OPEN-08</w:t>
+                <w:sz w:val="16"/>
+              </w:rPr>
+              <w:t>NFR-08 Parola/oturum</w:t>
             </w:r>
           </w:p>
         </w:tc>
@@ -18260,9 +17953,9 @@
                 <w:rFonts w:ascii="Aptos" w:hAnsi="Aptos"/>
                 <w:b w:val="0"/>
                 <w:color w:val="243B53"/>
-                <w:sz w:val="15"/>
-              </w:rPr>
-              <w:t>Onay SLA'sı, vekil onay ve çok aşamalı süreç gerekiyor mu?</w:t>
+                <w:sz w:val="16"/>
+              </w:rPr>
+              <w:t>Parola güçlü hash ile saklanmalı; TLS, güvenli cookie ve oturum sonlandırma kullanılmalıdır.</w:t>
             </w:r>
           </w:p>
         </w:tc>
@@ -18288,95 +17981,9 @@
                 <w:rFonts w:ascii="Aptos" w:hAnsi="Aptos"/>
                 <w:b w:val="0"/>
                 <w:color w:val="243B53"/>
-                <w:sz w:val="15"/>
-              </w:rPr>
-              <w:t>Pilot için tek aşama; kesin karar iş biriminden.</w:t>
-            </w:r>
-          </w:p>
-        </w:tc>
-      </w:tr>
-      <w:tr>
-        <w:tc>
-          <w:tcPr>
-            <w:tcW w:type="dxa" w:w="3331"/>
-            <w:shd w:fill="FFFFFF"/>
-            <w:vAlign w:val="center"/>
-            <w:tcMar>
-              <w:top w:w="90" w:type="dxa"/>
-              <w:start w:w="110" w:type="dxa"/>
-              <w:bottom w:w="90" w:type="dxa"/>
-              <w:end w:w="110" w:type="dxa"/>
-            </w:tcMar>
-          </w:tcPr>
-          <w:p>
-            <w:pPr>
-              <w:spacing w:after="0" w:before="0"/>
-            </w:pPr>
-            <w:r/>
-            <w:r>
-              <w:rPr>
-                <w:rFonts w:ascii="Aptos" w:hAnsi="Aptos"/>
-                <w:b w:val="0"/>
-                <w:color w:val="243B53"/>
-                <w:sz w:val="15"/>
-              </w:rPr>
-              <w:t>OPEN-09</w:t>
-            </w:r>
-          </w:p>
-        </w:tc>
-        <w:tc>
-          <w:tcPr>
-            <w:tcW w:type="dxa" w:w="3331"/>
-            <w:shd w:fill="FFFFFF"/>
-            <w:vAlign w:val="center"/>
-            <w:tcMar>
-              <w:top w:w="90" w:type="dxa"/>
-              <w:start w:w="110" w:type="dxa"/>
-              <w:bottom w:w="90" w:type="dxa"/>
-              <w:end w:w="110" w:type="dxa"/>
-            </w:tcMar>
-          </w:tcPr>
-          <w:p>
-            <w:pPr>
-              <w:spacing w:after="0" w:before="0"/>
-            </w:pPr>
-            <w:r/>
-            <w:r>
-              <w:rPr>
-                <w:rFonts w:ascii="Aptos" w:hAnsi="Aptos"/>
-                <w:b w:val="0"/>
-                <w:color w:val="243B53"/>
-                <w:sz w:val="15"/>
-              </w:rPr>
-              <w:t>Rapor ekranında roller hangi personel/kadro verisini görebilir?</w:t>
-            </w:r>
-          </w:p>
-        </w:tc>
-        <w:tc>
-          <w:tcPr>
-            <w:tcW w:type="dxa" w:w="3331"/>
-            <w:shd w:fill="FFFFFF"/>
-            <w:vAlign w:val="center"/>
-            <w:tcMar>
-              <w:top w:w="90" w:type="dxa"/>
-              <w:start w:w="110" w:type="dxa"/>
-              <w:bottom w:w="90" w:type="dxa"/>
-              <w:end w:w="110" w:type="dxa"/>
-            </w:tcMar>
-          </w:tcPr>
-          <w:p>
-            <w:pPr>
-              <w:spacing w:after="0" w:before="0"/>
-            </w:pPr>
-            <w:r/>
-            <w:r>
-              <w:rPr>
-                <w:rFonts w:ascii="Aptos" w:hAnsi="Aptos"/>
-                <w:b w:val="0"/>
-                <w:color w:val="243B53"/>
-                <w:sz w:val="15"/>
-              </w:rPr>
-              <w:t>Onaylanmış role göre en az ayrıcalık; hassas personel verisini dışa aktarmayın.</w:t>
+                <w:sz w:val="16"/>
+              </w:rPr>
+              <w:t>Güvenlik gözden geçirme; parola asla loglanmaz</w:t>
             </w:r>
           </w:p>
         </w:tc>
@@ -18393,7 +18000,898 @@
         <w:keepNext/>
       </w:pPr>
       <w:r>
-        <w:t>15. Prototip durumu, riskler ve üretime geçiş</w:t>
+        <w:t>12. Açık konular ve karar bekleyen noktalar</w:t>
+      </w:r>
+    </w:p>
+    <w:tbl>
+      <w:tblPr>
+        <w:tblStyle w:val="TableGrid"/>
+        <w:tblW w:type="auto" w:w="0"/>
+        <w:jc w:val="center"/>
+        <w:tblLayout w:type="autofit"/>
+        <w:tblLook w:firstColumn="1" w:firstRow="1" w:lastColumn="0" w:lastRow="0" w:noHBand="0" w:noVBand="1" w:val="04A0"/>
+      </w:tblPr>
+      <w:tblGrid>
+        <w:gridCol w:w="3331"/>
+        <w:gridCol w:w="3331"/>
+        <w:gridCol w:w="3331"/>
+      </w:tblGrid>
+      <w:tr>
+        <w:trPr>
+          <w:tblHeader w:val="true"/>
+        </w:trPr>
+        <w:tc>
+          <w:tcPr>
+            <w:tcW w:type="dxa" w:w="3331"/>
+            <w:shd w:fill="102A43"/>
+            <w:vAlign w:val="center"/>
+            <w:tcMar>
+              <w:top w:w="90" w:type="dxa"/>
+              <w:start w:w="110" w:type="dxa"/>
+              <w:bottom w:w="90" w:type="dxa"/>
+              <w:end w:w="110" w:type="dxa"/>
+            </w:tcMar>
+          </w:tcPr>
+          <w:p>
+            <w:pPr>
+              <w:spacing w:after="0" w:before="0"/>
+            </w:pPr>
+            <w:r/>
+            <w:r>
+              <w:rPr>
+                <w:rFonts w:ascii="Aptos" w:hAnsi="Aptos"/>
+                <w:b/>
+                <w:color w:val="FFFFFF"/>
+                <w:sz w:val="16"/>
+              </w:rPr>
+              <w:t>ID</w:t>
+            </w:r>
+          </w:p>
+        </w:tc>
+        <w:tc>
+          <w:tcPr>
+            <w:tcW w:type="dxa" w:w="3331"/>
+            <w:shd w:fill="102A43"/>
+            <w:vAlign w:val="center"/>
+            <w:tcMar>
+              <w:top w:w="90" w:type="dxa"/>
+              <w:start w:w="110" w:type="dxa"/>
+              <w:bottom w:w="90" w:type="dxa"/>
+              <w:end w:w="110" w:type="dxa"/>
+            </w:tcMar>
+          </w:tcPr>
+          <w:p>
+            <w:pPr>
+              <w:spacing w:after="0" w:before="0"/>
+            </w:pPr>
+            <w:r/>
+            <w:r>
+              <w:rPr>
+                <w:rFonts w:ascii="Aptos" w:hAnsi="Aptos"/>
+                <w:b/>
+                <w:color w:val="FFFFFF"/>
+                <w:sz w:val="16"/>
+              </w:rPr>
+              <w:t>Karar / soru</w:t>
+            </w:r>
+          </w:p>
+        </w:tc>
+        <w:tc>
+          <w:tcPr>
+            <w:tcW w:type="dxa" w:w="3331"/>
+            <w:shd w:fill="102A43"/>
+            <w:vAlign w:val="center"/>
+            <w:tcMar>
+              <w:top w:w="90" w:type="dxa"/>
+              <w:start w:w="110" w:type="dxa"/>
+              <w:bottom w:w="90" w:type="dxa"/>
+              <w:end w:w="110" w:type="dxa"/>
+            </w:tcMar>
+          </w:tcPr>
+          <w:p>
+            <w:pPr>
+              <w:spacing w:after="0" w:before="0"/>
+            </w:pPr>
+            <w:r/>
+            <w:r>
+              <w:rPr>
+                <w:rFonts w:ascii="Aptos" w:hAnsi="Aptos"/>
+                <w:b/>
+                <w:color w:val="FFFFFF"/>
+                <w:sz w:val="16"/>
+              </w:rPr>
+              <w:t>Önerilen varsayılan</w:t>
+            </w:r>
+          </w:p>
+        </w:tc>
+      </w:tr>
+      <w:tr>
+        <w:tc>
+          <w:tcPr>
+            <w:tcW w:type="dxa" w:w="3331"/>
+            <w:shd w:fill="FFFFFF"/>
+            <w:vAlign w:val="center"/>
+            <w:tcMar>
+              <w:top w:w="90" w:type="dxa"/>
+              <w:start w:w="110" w:type="dxa"/>
+              <w:bottom w:w="90" w:type="dxa"/>
+              <w:end w:w="110" w:type="dxa"/>
+            </w:tcMar>
+          </w:tcPr>
+          <w:p>
+            <w:pPr>
+              <w:spacing w:after="0" w:before="0"/>
+            </w:pPr>
+            <w:r/>
+            <w:r>
+              <w:rPr>
+                <w:rFonts w:ascii="Aptos" w:hAnsi="Aptos"/>
+                <w:b w:val="0"/>
+                <w:color w:val="243B53"/>
+                <w:sz w:val="15"/>
+              </w:rPr>
+              <w:t>OPEN-01</w:t>
+            </w:r>
+          </w:p>
+        </w:tc>
+        <w:tc>
+          <w:tcPr>
+            <w:tcW w:type="dxa" w:w="3331"/>
+            <w:shd w:fill="FFFFFF"/>
+            <w:vAlign w:val="center"/>
+            <w:tcMar>
+              <w:top w:w="90" w:type="dxa"/>
+              <w:start w:w="110" w:type="dxa"/>
+              <w:bottom w:w="90" w:type="dxa"/>
+              <w:end w:w="110" w:type="dxa"/>
+            </w:tcMar>
+          </w:tcPr>
+          <w:p>
+            <w:pPr>
+              <w:spacing w:after="0" w:before="0"/>
+            </w:pPr>
+            <w:r/>
+            <w:r>
+              <w:rPr>
+                <w:rFonts w:ascii="Aptos" w:hAnsi="Aptos"/>
+                <w:b w:val="0"/>
+                <w:color w:val="243B53"/>
+                <w:sz w:val="15"/>
+              </w:rPr>
+              <w:t>Kullanıcı hesaplarını kim oluşturur, devre dışı bırakır ve rol atar?</w:t>
+            </w:r>
+          </w:p>
+        </w:tc>
+        <w:tc>
+          <w:tcPr>
+            <w:tcW w:type="dxa" w:w="3331"/>
+            <w:shd w:fill="FFFFFF"/>
+            <w:vAlign w:val="center"/>
+            <w:tcMar>
+              <w:top w:w="90" w:type="dxa"/>
+              <w:start w:w="110" w:type="dxa"/>
+              <w:bottom w:w="90" w:type="dxa"/>
+              <w:end w:w="110" w:type="dxa"/>
+            </w:tcMar>
+          </w:tcPr>
+          <w:p>
+            <w:pPr>
+              <w:spacing w:after="0" w:before="0"/>
+            </w:pPr>
+            <w:r/>
+            <w:r>
+              <w:rPr>
+                <w:rFonts w:ascii="Aptos" w:hAnsi="Aptos"/>
+                <w:b w:val="0"/>
+                <w:color w:val="243B53"/>
+                <w:sz w:val="15"/>
+              </w:rPr>
+              <w:t>Admin yalnızca kullanıcı yönetimi yetkisi de onaylanırsa; hesap yaşam döngüsü süreçleştirilmelidir.</w:t>
+            </w:r>
+          </w:p>
+        </w:tc>
+      </w:tr>
+      <w:tr>
+        <w:tc>
+          <w:tcPr>
+            <w:tcW w:type="dxa" w:w="3331"/>
+            <w:shd w:fill="F3F6F8"/>
+            <w:vAlign w:val="center"/>
+            <w:tcMar>
+              <w:top w:w="90" w:type="dxa"/>
+              <w:start w:w="110" w:type="dxa"/>
+              <w:bottom w:w="90" w:type="dxa"/>
+              <w:end w:w="110" w:type="dxa"/>
+            </w:tcMar>
+          </w:tcPr>
+          <w:p>
+            <w:pPr>
+              <w:spacing w:after="0" w:before="0"/>
+            </w:pPr>
+            <w:r/>
+            <w:r>
+              <w:rPr>
+                <w:rFonts w:ascii="Aptos" w:hAnsi="Aptos"/>
+                <w:b w:val="0"/>
+                <w:color w:val="243B53"/>
+                <w:sz w:val="15"/>
+              </w:rPr>
+              <w:t>OPEN-02</w:t>
+            </w:r>
+          </w:p>
+        </w:tc>
+        <w:tc>
+          <w:tcPr>
+            <w:tcW w:type="dxa" w:w="3331"/>
+            <w:shd w:fill="F3F6F8"/>
+            <w:vAlign w:val="center"/>
+            <w:tcMar>
+              <w:top w:w="90" w:type="dxa"/>
+              <w:start w:w="110" w:type="dxa"/>
+              <w:bottom w:w="90" w:type="dxa"/>
+              <w:end w:w="110" w:type="dxa"/>
+            </w:tcMar>
+          </w:tcPr>
+          <w:p>
+            <w:pPr>
+              <w:spacing w:after="0" w:before="0"/>
+            </w:pPr>
+            <w:r/>
+            <w:r>
+              <w:rPr>
+                <w:rFonts w:ascii="Aptos" w:hAnsi="Aptos"/>
+                <w:b w:val="0"/>
+                <w:color w:val="243B53"/>
+                <w:sz w:val="15"/>
+              </w:rPr>
+              <w:t>Kullanıcı adı kurumsal e-posta mı, sicil no mu, ayrı kullanıcı adı mı?</w:t>
+            </w:r>
+          </w:p>
+        </w:tc>
+        <w:tc>
+          <w:tcPr>
+            <w:tcW w:type="dxa" w:w="3331"/>
+            <w:shd w:fill="F3F6F8"/>
+            <w:vAlign w:val="center"/>
+            <w:tcMar>
+              <w:top w:w="90" w:type="dxa"/>
+              <w:start w:w="110" w:type="dxa"/>
+              <w:bottom w:w="90" w:type="dxa"/>
+              <w:end w:w="110" w:type="dxa"/>
+            </w:tcMar>
+          </w:tcPr>
+          <w:p>
+            <w:pPr>
+              <w:spacing w:after="0" w:before="0"/>
+            </w:pPr>
+            <w:r/>
+            <w:r>
+              <w:rPr>
+                <w:rFonts w:ascii="Aptos" w:hAnsi="Aptos"/>
+                <w:b w:val="0"/>
+                <w:color w:val="243B53"/>
+                <w:sz w:val="15"/>
+              </w:rPr>
+              <w:t>Tekil ve değişmez kurum kullanıcı kimliği; iş sahibi kararı.</w:t>
+            </w:r>
+          </w:p>
+        </w:tc>
+      </w:tr>
+      <w:tr>
+        <w:tc>
+          <w:tcPr>
+            <w:tcW w:type="dxa" w:w="3331"/>
+            <w:shd w:fill="FFFFFF"/>
+            <w:vAlign w:val="center"/>
+            <w:tcMar>
+              <w:top w:w="90" w:type="dxa"/>
+              <w:start w:w="110" w:type="dxa"/>
+              <w:bottom w:w="90" w:type="dxa"/>
+              <w:end w:w="110" w:type="dxa"/>
+            </w:tcMar>
+          </w:tcPr>
+          <w:p>
+            <w:pPr>
+              <w:spacing w:after="0" w:before="0"/>
+            </w:pPr>
+            <w:r/>
+            <w:r>
+              <w:rPr>
+                <w:rFonts w:ascii="Aptos" w:hAnsi="Aptos"/>
+                <w:b w:val="0"/>
+                <w:color w:val="243B53"/>
+                <w:sz w:val="15"/>
+              </w:rPr>
+              <w:t>OPEN-03</w:t>
+            </w:r>
+          </w:p>
+        </w:tc>
+        <w:tc>
+          <w:tcPr>
+            <w:tcW w:type="dxa" w:w="3331"/>
+            <w:shd w:fill="FFFFFF"/>
+            <w:vAlign w:val="center"/>
+            <w:tcMar>
+              <w:top w:w="90" w:type="dxa"/>
+              <w:start w:w="110" w:type="dxa"/>
+              <w:bottom w:w="90" w:type="dxa"/>
+              <w:end w:w="110" w:type="dxa"/>
+            </w:tcMar>
+          </w:tcPr>
+          <w:p>
+            <w:pPr>
+              <w:spacing w:after="0" w:before="0"/>
+            </w:pPr>
+            <w:r/>
+            <w:r>
+              <w:rPr>
+                <w:rFonts w:ascii="Aptos" w:hAnsi="Aptos"/>
+                <w:b w:val="0"/>
+                <w:color w:val="243B53"/>
+                <w:sz w:val="15"/>
+              </w:rPr>
+              <w:t>Parola ilk atama, sıfırlama, karmaşıklık ve kilitleme politikası nedir?</w:t>
+            </w:r>
+          </w:p>
+        </w:tc>
+        <w:tc>
+          <w:tcPr>
+            <w:tcW w:type="dxa" w:w="3331"/>
+            <w:shd w:fill="FFFFFF"/>
+            <w:vAlign w:val="center"/>
+            <w:tcMar>
+              <w:top w:w="90" w:type="dxa"/>
+              <w:start w:w="110" w:type="dxa"/>
+              <w:bottom w:w="90" w:type="dxa"/>
+              <w:end w:w="110" w:type="dxa"/>
+            </w:tcMar>
+          </w:tcPr>
+          <w:p>
+            <w:pPr>
+              <w:spacing w:after="0" w:before="0"/>
+            </w:pPr>
+            <w:r/>
+            <w:r>
+              <w:rPr>
+                <w:rFonts w:ascii="Aptos" w:hAnsi="Aptos"/>
+                <w:b w:val="0"/>
+                <w:color w:val="243B53"/>
+                <w:sz w:val="15"/>
+              </w:rPr>
+              <w:t>Kurumsal güvenlik standardı; tek kullanımlık sıfırlama ve denetim kaydı.</w:t>
+            </w:r>
+          </w:p>
+        </w:tc>
+      </w:tr>
+      <w:tr>
+        <w:tc>
+          <w:tcPr>
+            <w:tcW w:type="dxa" w:w="3331"/>
+            <w:shd w:fill="F3F6F8"/>
+            <w:vAlign w:val="center"/>
+            <w:tcMar>
+              <w:top w:w="90" w:type="dxa"/>
+              <w:start w:w="110" w:type="dxa"/>
+              <w:bottom w:w="90" w:type="dxa"/>
+              <w:end w:w="110" w:type="dxa"/>
+            </w:tcMar>
+          </w:tcPr>
+          <w:p>
+            <w:pPr>
+              <w:spacing w:after="0" w:before="0"/>
+            </w:pPr>
+            <w:r/>
+            <w:r>
+              <w:rPr>
+                <w:rFonts w:ascii="Aptos" w:hAnsi="Aptos"/>
+                <w:b w:val="0"/>
+                <w:color w:val="243B53"/>
+                <w:sz w:val="15"/>
+              </w:rPr>
+              <w:t>OPEN-04</w:t>
+            </w:r>
+          </w:p>
+        </w:tc>
+        <w:tc>
+          <w:tcPr>
+            <w:tcW w:type="dxa" w:w="3331"/>
+            <w:shd w:fill="F3F6F8"/>
+            <w:vAlign w:val="center"/>
+            <w:tcMar>
+              <w:top w:w="90" w:type="dxa"/>
+              <w:start w:w="110" w:type="dxa"/>
+              <w:bottom w:w="90" w:type="dxa"/>
+              <w:end w:w="110" w:type="dxa"/>
+            </w:tcMar>
+          </w:tcPr>
+          <w:p>
+            <w:pPr>
+              <w:spacing w:after="0" w:before="0"/>
+            </w:pPr>
+            <w:r/>
+            <w:r>
+              <w:rPr>
+                <w:rFonts w:ascii="Aptos" w:hAnsi="Aptos"/>
+                <w:b w:val="0"/>
+                <w:color w:val="243B53"/>
+                <w:sz w:val="15"/>
+              </w:rPr>
+              <w:t>SSO/MFA zorunlu mu?</w:t>
+            </w:r>
+          </w:p>
+        </w:tc>
+        <w:tc>
+          <w:tcPr>
+            <w:tcW w:type="dxa" w:w="3331"/>
+            <w:shd w:fill="F3F6F8"/>
+            <w:vAlign w:val="center"/>
+            <w:tcMar>
+              <w:top w:w="90" w:type="dxa"/>
+              <w:start w:w="110" w:type="dxa"/>
+              <w:bottom w:w="90" w:type="dxa"/>
+              <w:end w:w="110" w:type="dxa"/>
+            </w:tcMar>
+          </w:tcPr>
+          <w:p>
+            <w:pPr>
+              <w:spacing w:after="0" w:before="0"/>
+            </w:pPr>
+            <w:r/>
+            <w:r>
+              <w:rPr>
+                <w:rFonts w:ascii="Aptos" w:hAnsi="Aptos"/>
+                <w:b w:val="0"/>
+                <w:color w:val="243B53"/>
+                <w:sz w:val="15"/>
+              </w:rPr>
+              <w:t>Kimlik sağlayıcı stratejisiyle birlikte kararlaştırılmalı; mevcut talep yalnızca kullanıcı adı/şifre girişini belirtir.</w:t>
+            </w:r>
+          </w:p>
+        </w:tc>
+      </w:tr>
+      <w:tr>
+        <w:tc>
+          <w:tcPr>
+            <w:tcW w:type="dxa" w:w="3331"/>
+            <w:shd w:fill="FFFFFF"/>
+            <w:vAlign w:val="center"/>
+            <w:tcMar>
+              <w:top w:w="90" w:type="dxa"/>
+              <w:start w:w="110" w:type="dxa"/>
+              <w:bottom w:w="90" w:type="dxa"/>
+              <w:end w:w="110" w:type="dxa"/>
+            </w:tcMar>
+          </w:tcPr>
+          <w:p>
+            <w:pPr>
+              <w:spacing w:after="0" w:before="0"/>
+            </w:pPr>
+            <w:r/>
+            <w:r>
+              <w:rPr>
+                <w:rFonts w:ascii="Aptos" w:hAnsi="Aptos"/>
+                <w:b w:val="0"/>
+                <w:color w:val="243B53"/>
+                <w:sz w:val="15"/>
+              </w:rPr>
+              <w:t>OPEN-05</w:t>
+            </w:r>
+          </w:p>
+        </w:tc>
+        <w:tc>
+          <w:tcPr>
+            <w:tcW w:type="dxa" w:w="3331"/>
+            <w:shd w:fill="FFFFFF"/>
+            <w:vAlign w:val="center"/>
+            <w:tcMar>
+              <w:top w:w="90" w:type="dxa"/>
+              <w:start w:w="110" w:type="dxa"/>
+              <w:bottom w:w="90" w:type="dxa"/>
+              <w:end w:w="110" w:type="dxa"/>
+            </w:tcMar>
+          </w:tcPr>
+          <w:p>
+            <w:pPr>
+              <w:spacing w:after="0" w:before="0"/>
+            </w:pPr>
+            <w:r/>
+            <w:r>
+              <w:rPr>
+                <w:rFonts w:ascii="Aptos" w:hAnsi="Aptos"/>
+                <w:b w:val="0"/>
+                <w:color w:val="243B53"/>
+                <w:sz w:val="15"/>
+              </w:rPr>
+              <w:t>Reddedilen talepte gerekçe zorunlu mu?</w:t>
+            </w:r>
+          </w:p>
+        </w:tc>
+        <w:tc>
+          <w:tcPr>
+            <w:tcW w:type="dxa" w:w="3331"/>
+            <w:shd w:fill="FFFFFF"/>
+            <w:vAlign w:val="center"/>
+            <w:tcMar>
+              <w:top w:w="90" w:type="dxa"/>
+              <w:start w:w="110" w:type="dxa"/>
+              <w:bottom w:w="90" w:type="dxa"/>
+              <w:end w:w="110" w:type="dxa"/>
+            </w:tcMar>
+          </w:tcPr>
+          <w:p>
+            <w:pPr>
+              <w:spacing w:after="0" w:before="0"/>
+            </w:pPr>
+            <w:r/>
+            <w:r>
+              <w:rPr>
+                <w:rFonts w:ascii="Aptos" w:hAnsi="Aptos"/>
+                <w:b w:val="0"/>
+                <w:color w:val="243B53"/>
+                <w:sz w:val="15"/>
+              </w:rPr>
+              <w:t>Reddetme gerekçesini zorunlu tutun.</w:t>
+            </w:r>
+          </w:p>
+        </w:tc>
+      </w:tr>
+      <w:tr>
+        <w:tc>
+          <w:tcPr>
+            <w:tcW w:type="dxa" w:w="3331"/>
+            <w:shd w:fill="F3F6F8"/>
+            <w:vAlign w:val="center"/>
+            <w:tcMar>
+              <w:top w:w="90" w:type="dxa"/>
+              <w:start w:w="110" w:type="dxa"/>
+              <w:bottom w:w="90" w:type="dxa"/>
+              <w:end w:w="110" w:type="dxa"/>
+            </w:tcMar>
+          </w:tcPr>
+          <w:p>
+            <w:pPr>
+              <w:spacing w:after="0" w:before="0"/>
+            </w:pPr>
+            <w:r/>
+            <w:r>
+              <w:rPr>
+                <w:rFonts w:ascii="Aptos" w:hAnsi="Aptos"/>
+                <w:b w:val="0"/>
+                <w:color w:val="243B53"/>
+                <w:sz w:val="15"/>
+              </w:rPr>
+              <w:t>OPEN-06</w:t>
+            </w:r>
+          </w:p>
+        </w:tc>
+        <w:tc>
+          <w:tcPr>
+            <w:tcW w:type="dxa" w:w="3331"/>
+            <w:shd w:fill="F3F6F8"/>
+            <w:vAlign w:val="center"/>
+            <w:tcMar>
+              <w:top w:w="90" w:type="dxa"/>
+              <w:start w:w="110" w:type="dxa"/>
+              <w:bottom w:w="90" w:type="dxa"/>
+              <w:end w:w="110" w:type="dxa"/>
+            </w:tcMar>
+          </w:tcPr>
+          <w:p>
+            <w:pPr>
+              <w:spacing w:after="0" w:before="0"/>
+            </w:pPr>
+            <w:r/>
+            <w:r>
+              <w:rPr>
+                <w:rFonts w:ascii="Aptos" w:hAnsi="Aptos"/>
+                <w:b w:val="0"/>
+                <w:color w:val="243B53"/>
+                <w:sz w:val="15"/>
+              </w:rPr>
+              <w:t>Kullanımda olan birim/tanım kaldırılabilir mi?</w:t>
+            </w:r>
+          </w:p>
+        </w:tc>
+        <w:tc>
+          <w:tcPr>
+            <w:tcW w:type="dxa" w:w="3331"/>
+            <w:shd w:fill="F3F6F8"/>
+            <w:vAlign w:val="center"/>
+            <w:tcMar>
+              <w:top w:w="90" w:type="dxa"/>
+              <w:start w:w="110" w:type="dxa"/>
+              <w:bottom w:w="90" w:type="dxa"/>
+              <w:end w:w="110" w:type="dxa"/>
+            </w:tcMar>
+          </w:tcPr>
+          <w:p>
+            <w:pPr>
+              <w:spacing w:after="0" w:before="0"/>
+            </w:pPr>
+            <w:r/>
+            <w:r>
+              <w:rPr>
+                <w:rFonts w:ascii="Aptos" w:hAnsi="Aptos"/>
+                <w:b w:val="0"/>
+                <w:color w:val="243B53"/>
+                <w:sz w:val="15"/>
+              </w:rPr>
+              <w:t>Pasifleştirme/arsiv; geçmiş ilişkiyi koruyun.</w:t>
+            </w:r>
+          </w:p>
+        </w:tc>
+      </w:tr>
+      <w:tr>
+        <w:tc>
+          <w:tcPr>
+            <w:tcW w:type="dxa" w:w="3331"/>
+            <w:shd w:fill="FFFFFF"/>
+            <w:vAlign w:val="center"/>
+            <w:tcMar>
+              <w:top w:w="90" w:type="dxa"/>
+              <w:start w:w="110" w:type="dxa"/>
+              <w:bottom w:w="90" w:type="dxa"/>
+              <w:end w:w="110" w:type="dxa"/>
+            </w:tcMar>
+          </w:tcPr>
+          <w:p>
+            <w:pPr>
+              <w:spacing w:after="0" w:before="0"/>
+            </w:pPr>
+            <w:r/>
+            <w:r>
+              <w:rPr>
+                <w:rFonts w:ascii="Aptos" w:hAnsi="Aptos"/>
+                <w:b w:val="0"/>
+                <w:color w:val="243B53"/>
+                <w:sz w:val="15"/>
+              </w:rPr>
+              <w:t>OPEN-07</w:t>
+            </w:r>
+          </w:p>
+        </w:tc>
+        <w:tc>
+          <w:tcPr>
+            <w:tcW w:type="dxa" w:w="3331"/>
+            <w:shd w:fill="FFFFFF"/>
+            <w:vAlign w:val="center"/>
+            <w:tcMar>
+              <w:top w:w="90" w:type="dxa"/>
+              <w:start w:w="110" w:type="dxa"/>
+              <w:bottom w:w="90" w:type="dxa"/>
+              <w:end w:w="110" w:type="dxa"/>
+            </w:tcMar>
+          </w:tcPr>
+          <w:p>
+            <w:pPr>
+              <w:spacing w:after="0" w:before="0"/>
+            </w:pPr>
+            <w:r/>
+            <w:r>
+              <w:rPr>
+                <w:rFonts w:ascii="Aptos" w:hAnsi="Aptos"/>
+                <w:b w:val="0"/>
+                <w:color w:val="243B53"/>
+                <w:sz w:val="15"/>
+              </w:rPr>
+              <w:t>Hangi alanlar zorunlu; kadro/atama durum sözlüğü nedir?</w:t>
+            </w:r>
+          </w:p>
+        </w:tc>
+        <w:tc>
+          <w:tcPr>
+            <w:tcW w:type="dxa" w:w="3331"/>
+            <w:shd w:fill="FFFFFF"/>
+            <w:vAlign w:val="center"/>
+            <w:tcMar>
+              <w:top w:w="90" w:type="dxa"/>
+              <w:start w:w="110" w:type="dxa"/>
+              <w:bottom w:w="90" w:type="dxa"/>
+              <w:end w:w="110" w:type="dxa"/>
+            </w:tcMar>
+          </w:tcPr>
+          <w:p>
+            <w:pPr>
+              <w:spacing w:after="0" w:before="0"/>
+            </w:pPr>
+            <w:r/>
+            <w:r>
+              <w:rPr>
+                <w:rFonts w:ascii="Aptos" w:hAnsi="Aptos"/>
+                <w:b w:val="0"/>
+                <w:color w:val="243B53"/>
+                <w:sz w:val="15"/>
+              </w:rPr>
+              <w:t>Veri sahibi alan sözlüğünü onaylamalı.</w:t>
+            </w:r>
+          </w:p>
+        </w:tc>
+      </w:tr>
+      <w:tr>
+        <w:tc>
+          <w:tcPr>
+            <w:tcW w:type="dxa" w:w="3331"/>
+            <w:shd w:fill="F3F6F8"/>
+            <w:vAlign w:val="center"/>
+            <w:tcMar>
+              <w:top w:w="90" w:type="dxa"/>
+              <w:start w:w="110" w:type="dxa"/>
+              <w:bottom w:w="90" w:type="dxa"/>
+              <w:end w:w="110" w:type="dxa"/>
+            </w:tcMar>
+          </w:tcPr>
+          <w:p>
+            <w:pPr>
+              <w:spacing w:after="0" w:before="0"/>
+            </w:pPr>
+            <w:r/>
+            <w:r>
+              <w:rPr>
+                <w:rFonts w:ascii="Aptos" w:hAnsi="Aptos"/>
+                <w:b w:val="0"/>
+                <w:color w:val="243B53"/>
+                <w:sz w:val="15"/>
+              </w:rPr>
+              <w:t>OPEN-08</w:t>
+            </w:r>
+          </w:p>
+        </w:tc>
+        <w:tc>
+          <w:tcPr>
+            <w:tcW w:type="dxa" w:w="3331"/>
+            <w:shd w:fill="F3F6F8"/>
+            <w:vAlign w:val="center"/>
+            <w:tcMar>
+              <w:top w:w="90" w:type="dxa"/>
+              <w:start w:w="110" w:type="dxa"/>
+              <w:bottom w:w="90" w:type="dxa"/>
+              <w:end w:w="110" w:type="dxa"/>
+            </w:tcMar>
+          </w:tcPr>
+          <w:p>
+            <w:pPr>
+              <w:spacing w:after="0" w:before="0"/>
+            </w:pPr>
+            <w:r/>
+            <w:r>
+              <w:rPr>
+                <w:rFonts w:ascii="Aptos" w:hAnsi="Aptos"/>
+                <w:b w:val="0"/>
+                <w:color w:val="243B53"/>
+                <w:sz w:val="15"/>
+              </w:rPr>
+              <w:t>Onay SLA'sı, vekil onay ve çok aşamalı süreç gerekiyor mu?</w:t>
+            </w:r>
+          </w:p>
+        </w:tc>
+        <w:tc>
+          <w:tcPr>
+            <w:tcW w:type="dxa" w:w="3331"/>
+            <w:shd w:fill="F3F6F8"/>
+            <w:vAlign w:val="center"/>
+            <w:tcMar>
+              <w:top w:w="90" w:type="dxa"/>
+              <w:start w:w="110" w:type="dxa"/>
+              <w:bottom w:w="90" w:type="dxa"/>
+              <w:end w:w="110" w:type="dxa"/>
+            </w:tcMar>
+          </w:tcPr>
+          <w:p>
+            <w:pPr>
+              <w:spacing w:after="0" w:before="0"/>
+            </w:pPr>
+            <w:r/>
+            <w:r>
+              <w:rPr>
+                <w:rFonts w:ascii="Aptos" w:hAnsi="Aptos"/>
+                <w:b w:val="0"/>
+                <w:color w:val="243B53"/>
+                <w:sz w:val="15"/>
+              </w:rPr>
+              <w:t>Pilot için tek aşama; kesin karar iş biriminden.</w:t>
+            </w:r>
+          </w:p>
+        </w:tc>
+      </w:tr>
+      <w:tr>
+        <w:tc>
+          <w:tcPr>
+            <w:tcW w:type="dxa" w:w="3331"/>
+            <w:shd w:fill="FFFFFF"/>
+            <w:vAlign w:val="center"/>
+            <w:tcMar>
+              <w:top w:w="90" w:type="dxa"/>
+              <w:start w:w="110" w:type="dxa"/>
+              <w:bottom w:w="90" w:type="dxa"/>
+              <w:end w:w="110" w:type="dxa"/>
+            </w:tcMar>
+          </w:tcPr>
+          <w:p>
+            <w:pPr>
+              <w:spacing w:after="0" w:before="0"/>
+            </w:pPr>
+            <w:r/>
+            <w:r>
+              <w:rPr>
+                <w:rFonts w:ascii="Aptos" w:hAnsi="Aptos"/>
+                <w:b w:val="0"/>
+                <w:color w:val="243B53"/>
+                <w:sz w:val="15"/>
+              </w:rPr>
+              <w:t>OPEN-09</w:t>
+            </w:r>
+          </w:p>
+        </w:tc>
+        <w:tc>
+          <w:tcPr>
+            <w:tcW w:type="dxa" w:w="3331"/>
+            <w:shd w:fill="FFFFFF"/>
+            <w:vAlign w:val="center"/>
+            <w:tcMar>
+              <w:top w:w="90" w:type="dxa"/>
+              <w:start w:w="110" w:type="dxa"/>
+              <w:bottom w:w="90" w:type="dxa"/>
+              <w:end w:w="110" w:type="dxa"/>
+            </w:tcMar>
+          </w:tcPr>
+          <w:p>
+            <w:pPr>
+              <w:spacing w:after="0" w:before="0"/>
+            </w:pPr>
+            <w:r/>
+            <w:r>
+              <w:rPr>
+                <w:rFonts w:ascii="Aptos" w:hAnsi="Aptos"/>
+                <w:b w:val="0"/>
+                <w:color w:val="243B53"/>
+                <w:sz w:val="15"/>
+              </w:rPr>
+              <w:t>Rapor ekranında roller hangi personel/kadro verisini görebilir?</w:t>
+            </w:r>
+          </w:p>
+        </w:tc>
+        <w:tc>
+          <w:tcPr>
+            <w:tcW w:type="dxa" w:w="3331"/>
+            <w:shd w:fill="FFFFFF"/>
+            <w:vAlign w:val="center"/>
+            <w:tcMar>
+              <w:top w:w="90" w:type="dxa"/>
+              <w:start w:w="110" w:type="dxa"/>
+              <w:bottom w:w="90" w:type="dxa"/>
+              <w:end w:w="110" w:type="dxa"/>
+            </w:tcMar>
+          </w:tcPr>
+          <w:p>
+            <w:pPr>
+              <w:spacing w:after="0" w:before="0"/>
+            </w:pPr>
+            <w:r/>
+            <w:r>
+              <w:rPr>
+                <w:rFonts w:ascii="Aptos" w:hAnsi="Aptos"/>
+                <w:b w:val="0"/>
+                <w:color w:val="243B53"/>
+                <w:sz w:val="15"/>
+              </w:rPr>
+              <w:t>Onaylanmış role göre en az ayrıcalık; hassas personel verisini dışa aktarmayın.</w:t>
+            </w:r>
+          </w:p>
+        </w:tc>
+      </w:tr>
+    </w:tbl>
+    <w:p>
+      <w:pPr>
+        <w:spacing w:after="20"/>
+      </w:pPr>
+    </w:p>
+    <w:p>
+      <w:pPr>
+        <w:pStyle w:val="Heading1"/>
+        <w:keepNext/>
+      </w:pPr>
+      <w:r>
+        <w:t>13. Prototip durumu, riskler ve üretime geçiş</w:t>
       </w:r>
     </w:p>
     <w:tbl>
@@ -19134,7 +19632,7 @@
         <w:keepNext/>
       </w:pPr>
       <w:r>
-        <w:t>16. Terimler ve referanslar</w:t>
+        <w:t>14. Terimler ve referanslar</w:t>
       </w:r>
     </w:p>
     <w:tbl>

--- a/public/Is_Analizi_Kadro_Personel_Atama.docx
+++ b/public/Is_Analizi_Kadro_Personel_Atama.docx
@@ -342,7 +342,7 @@
                 <w:color w:val="243B53"/>
                 <w:sz w:val="17"/>
               </w:rPr>
-              <w:t>Güncel Kadro Yönetimi prototipi, rol akışları ve erişim için UC-01 kullanıcı adı/şifre gereksinimi</w:t>
+              <w:t>Güncel Kadro Yönetimi prototipi, rol akışları ve erişim için UC-01 kurum SSO gereksinimi</w:t>
             </w:r>
           </w:p>
         </w:tc>
@@ -453,7 +453,7 @@
                 <w:color w:val="243B53"/>
                 <w:sz w:val="17"/>
               </w:rPr>
-              <w:t>Kullanıcı adı ve şifre ile giriş UC-01 olarak hedef gereksinime eklenmiştir; incelenen prototipte gerçek giriş ekranı, oturum yönetimi veya kullanıcı doğrulaması bulunmamaktadır. Prototipte rol seçimi demo amaçlı arayüz kontrolüdür; üretim kimlik doğrulaması ve sunucu tarafı yetkilendirme yerine geçmez.</w:t>
+              <w:t>Kurum SSO’su UC-01 hedef gereksinimidir. Mevcut prototipte SSO, gerçek giriş veya oturum yönetimi yoktur. Rol seçici yalnızca demo arayüzüdür; üretim kimlik doğrulaması ve sunucu tarafı yetkilendirme yerine geçmez.</w:t>
             </w:r>
           </w:p>
         </w:tc>
@@ -661,7 +661,7 @@
         <w:rPr>
           <w:i w:val="0"/>
         </w:rPr>
-        <w:t>Bu sürümde erişim için kullanıcı adı ve şifre girişi UC-01 olarak birinci sıraya alınmıştır. Bu, analiz dokümanındaki hedef davranıştır; uygulama prototipinde henüz gerçek kimlik doğrulama bulunmadığı ayrıca izlenir.</w:t>
+        <w:t>Bu sürümde kullanıcı erişimi için kurum SSO’su UC-01 olarak tanımlanmıştır. Bu hedef davranıştır; mevcut prototipte SSO, gerçek giriş veya oturum yönetimi uygulanmamıştır.</w:t>
       </w:r>
     </w:p>
     <w:tbl>
@@ -847,7 +847,7 @@
                 <w:color w:val="243B53"/>
                 <w:sz w:val="16"/>
               </w:rPr>
-              <w:t>UC-01 kullanıcı adı/şifre, güvenli oturum, aktif kullanıcı ve rol denetimi</w:t>
+              <w:t>UC-01 kurum SSO’su, güvenli oturum, aktif kullanıcı ve rol denetimi</w:t>
             </w:r>
           </w:p>
         </w:tc>
@@ -1160,7 +1160,7 @@
         <w:spacing w:after="60"/>
       </w:pPr>
       <w:r>
-        <w:t>Kullanıcı adı/şifre ile sisteme giriş gereksinimi ve rol bazlı başlangıç alanı.</w:t>
+        <w:t>Kurum SSO’su ile kimlik doğrulama, güvenli uygulama oturumu ve rol bazlı başlangıç alanı.</w:t>
       </w:r>
     </w:p>
     <w:p>
@@ -1232,7 +1232,7 @@
         <w:spacing w:after="60"/>
       </w:pPr>
       <w:r>
-        <w:t>Gerçek kullanıcı dizini, parola sıfırlama, çok faktörlü kimlik doğrulama, SSO ve hesap yaşam döngüsü tasarımı.</w:t>
+        <w:t>Kurum IdP bağlantısı, SSO protokolü ve kimlik claim eşlemesi, MFA politikası ve uygulama hesabı/rol yaşam döngüsü tasarımı.</w:t>
       </w:r>
     </w:p>
     <w:p>
@@ -1480,7 +1480,7 @@
                 <w:color w:val="243B53"/>
                 <w:sz w:val="16"/>
               </w:rPr>
-              <w:t>Kendisine tanımlı kullanıcı adı ve şifreyle kimliğini doğrulamak</w:t>
+              <w:t>Kurumsal SSO üzerinden kimliğini doğrulamak ve yetkili uygulama rolüne erişmek</w:t>
             </w:r>
           </w:p>
         </w:tc>
@@ -1508,7 +1508,7 @@
                 <w:color w:val="243B53"/>
                 <w:sz w:val="16"/>
               </w:rPr>
-              <w:t>Gerçek hesap/giriş yok; kullanıcı adı/şifre UC-01 hedef gereksinimi</w:t>
+              <w:t>Gerçek SSO/giriş yok; kurum SSO’su UC-01 hedef gereksinimi</w:t>
             </w:r>
           </w:p>
         </w:tc>
@@ -1878,7 +1878,7 @@
         <w:keepNext/>
       </w:pPr>
       <w:r>
-        <w:t>4.1 UC-01: kullanıcı adı ve şifre ile sisteme giriş</w:t>
+        <w:t>4.1 UC-01: kurum SSO’su ile sisteme giriş</w:t>
       </w:r>
     </w:p>
     <w:tbl>
@@ -2064,7 +2064,7 @@
                 <w:color w:val="243B53"/>
                 <w:sz w:val="16"/>
               </w:rPr>
-              <w:t>Giriş ekranını açar; kullanıcı adını ve şifresini girer.</w:t>
+              <w:t>Uygulamayı açar ve “Kurum hesabıyla giriş” eylemini seçer.</w:t>
             </w:r>
           </w:p>
         </w:tc>
@@ -2150,7 +2150,7 @@
                 <w:color w:val="243B53"/>
                 <w:sz w:val="16"/>
               </w:rPr>
-              <w:t>Girdileri doğrular; hesabın aktifliğini ve kimlik doğrulama sonucunu kontrol eder.</w:t>
+              <w:t>IdP’den dönen SSO yanıtını doğrular; kullanıcıyı değişmez kurum kimliğiyle eşleştirir ve uygulama erişimini/rolünü kontrol eder.</w:t>
             </w:r>
           </w:p>
         </w:tc>
@@ -2461,7 +2461,7 @@
                 <w:color w:val="243B53"/>
                 <w:sz w:val="17"/>
               </w:rPr>
-              <w:t>Bu akış analiz hedefidir. Bugünkü prototipte login ekranı yoktur; doğrudan iş masası açılır ve rol seçiciyle demo rol değiştirilebilir. Kullanıcı adı/şifre hiçbir ortamda açık metin saklanmamalı veya loglanmamalıdır.</w:t>
+              <w:t>Bu akış analiz hedefidir. Bugünkü prototipte gerçek giriş yoktur; doğrudan iş masası açılır ve rol seçiciyle demo rol değiştirilebilir. Kurum parolası uygulamaya alınmamalı; SSO kodu, tokenı ve hassas claim’ler saklanmamalı veya loglanmamalıdır.</w:t>
             </w:r>
           </w:p>
         </w:tc>
@@ -3987,7 +3987,7 @@
                 <w:color w:val="243B53"/>
                 <w:sz w:val="15"/>
               </w:rPr>
-              <w:t>Kullanıcı adı ve şifre ile giriş yap</w:t>
+              <w:t>Kurum SSO’su ile sisteme giriş yap</w:t>
             </w:r>
           </w:p>
         </w:tc>
@@ -5893,7 +5893,7 @@
         <w:keepNext/>
       </w:pPr>
       <w:r>
-        <w:t>UC-01 — Kullanıcı adı ve şifre ile giriş yap</w:t>
+        <w:t>UC-01 — Kurum SSO’su ile sisteme giriş yap</w:t>
       </w:r>
     </w:p>
     <w:tbl>
@@ -6080,7 +6080,7 @@
                 <w:color w:val="243B53"/>
                 <w:sz w:val="16"/>
               </w:rPr>
-              <w:t>Aktif bir kullanıcı hesabı ve kullanıcıya atanmış rol bulunur; parola güvenli biçimde saklanır.</w:t>
+              <w:t>Kurum IdP’si ve entegrasyon yapılandırılmıştır; kullanıcının etkin uygulama erişimi ve atanmış rolü vardır. Uygulamada yerel parola saklanmaz.</w:t>
             </w:r>
           </w:p>
         </w:tc>
@@ -6196,15 +6196,19 @@
                 <w:color w:val="243B53"/>
                 <w:sz w:val="16"/>
               </w:rPr>
-              <w:t>1. Kullanıcı giriş ekranını açar.</w:t>
+              <w:t>1. Kullanıcı uygulamada “Kurum hesabıyla giriş” eylemini seçer.</w:t>
               <w:br/>
-              <w:t>2. Kullanıcı adı ve şifresini girerek giriş isteğini gönderir.</w:t>
+              <w:t>2. Sistem, kararlaştırılan SSO protokolüyle kullanıcıyı kurum kimlik sağlayıcısına yönlendirir.</w:t>
               <w:br/>
-              <w:t>3. Sistem girdileri güvenli biçimde doğrular ve aktif hesap/rol ilişkisini denetler.</w:t>
+              <w:t>3. Kimlik sağlayıcı kullanıcıyı kendi politikalarına göre doğrular; MFA uygulanması kurum politikasına bağlıdır.</w:t>
               <w:br/>
-              <w:t>4. Sistem başarılı doğrulamada güvenli oturum açar ve role uygun iş masasına yönlendirir.</w:t>
+              <w:t>4. Kimlik sağlayıcı yanıtı uygulamaya döner; sistem imza, issuer/audience, istek korelasyonu ve zaman/geçerlilik koşullarını seçilen protokole göre doğrular.</w:t>
               <w:br/>
-              <w:t>5. Kullanıcı çıkış yaptığında oturum sona erer; oturum süresi dolduğunda yeniden giriş gerekir.</w:t>
+              <w:t>5. Sistem değişmez kurum kullanıcı kimliğini etkin uygulama hesabı ve atanmış rolle eşleştirir.</w:t>
+              <w:br/>
+              <w:t>6. Başarılı eşlemede güvenli uygulama oturumu açılır ve yetkili iş masasına yönlendirilir.</w:t>
+              <w:br/>
+              <w:t>7. Çıkışta uygulama oturumu iptal edilir; IdP’den çıkış ve oturum süreleri onaylanacak politikaya göre yürütülür.</w:t>
             </w:r>
           </w:p>
         </w:tc>
@@ -6262,7 +6266,7 @@
                 <w:color w:val="243B53"/>
                 <w:sz w:val="16"/>
               </w:rPr>
-              <w:t>Alanlar boş/geçersizse form gönderilmez. Yanlış kullanıcı adı/şifre için hesap varlığını ifşa etmeyen genel mesaj gösterilir. Pasif/engelli hesap oturum açamaz. Hız sınırı, kilitleme ve parola kurtarma politikası iş sahibi/güvenlik ekibince belirlenir.</w:t>
+              <w:t>Kullanıcı SSO’yu iptal ederse, yanıt geçersiz/süresi dolmuşsa, kimlik eşleşmezse veya uygulama rolü yoksa oturum açılmaz; hassas kimlik/hesap ayrıntısını açığa çıkarmayan hata verilir. Giriş reddedilir; rol seçiciyle üretim erişimi sağlanamaz. IdP erişimi yokken geri dönüş davranışı ayrıca kararlaştırılır.</w:t>
             </w:r>
           </w:p>
         </w:tc>
@@ -13139,7 +13143,7 @@
                 <w:color w:val="243B53"/>
                 <w:sz w:val="15"/>
               </w:rPr>
-              <w:t>Kullanıcı kullanıcı adı ve şifre ile kimliğini doğrulayarak oturum açabilmelidir.</w:t>
+              <w:t>Kullanıcı, kurum kimlik sağlayıcısı üzerinden SSO ile kimliğini doğrulayarak güvenli uygulama oturumu açabilmelidir.</w:t>
             </w:r>
           </w:p>
         </w:tc>
@@ -13523,7 +13527,7 @@
           </w:tcPr>
           <w:p>
             <w:r>
-              <w:t>UC-01 için kullanıcı adı ve parola alanlarını, giriş eylemini ve erişilebilir alan etiketlerini içeren bir giriş ekranı sunulmalıdır. Parola alanı girdiyi maskelemelidir.</w:t>
+              <w:t>UC-01, erişilebilir etiketli “Kurum hesabıyla giriş” eylemi sunmalı; kullanıcı adı/parola uygulama tarafından istenmemeli, kullanıcı kurum IdP’sine güvenli biçimde yönlendirilmelidir.</w:t>
             </w:r>
           </w:p>
         </w:tc>
@@ -14607,7 +14611,7 @@
                 <w:color w:val="243B53"/>
                 <w:sz w:val="16"/>
               </w:rPr>
-              <w:t>Sistem verisine erişim, kullanıcı adı/şifreyle kimlik doğrulama ve rol bazlı izinler sonrasında verilmelidir.</w:t>
+              <w:t>Sistem verisine erişim, kurum SSO doğrulaması ve sunucu tarafında denetlenen rol bazlı izinlerden sonra verilmelidir.</w:t>
             </w:r>
           </w:p>
         </w:tc>
@@ -15245,7 +15249,7 @@
                 <w:color w:val="243B53"/>
                 <w:sz w:val="16"/>
               </w:rPr>
-              <w:t>Parolalar açık metin saklanmamalı; güvenli parola özeti, TLS, oturum iptali ve güvenli hata mesajı kullanılmalıdır.</w:t>
+              <w:t>Kimlik bilgileri kurum IdP’sinde kalmalıdır. SSO yanıtı/tokenları güvenli biçimde doğrulanıp korunmalı; TLS, güvenli cookie, oturum iptali ve hassas ayrıntı sızdırmayan hata mesajları kullanılmalıdır.</w:t>
             </w:r>
           </w:p>
         </w:tc>
@@ -15913,7 +15917,7 @@
                 <w:color w:val="243B53"/>
                 <w:sz w:val="16"/>
               </w:rPr>
-              <w:t>UC-01: geçerli kullanıcı adı/şifre doğru rol ile oturum açar; hatalı/kapalı hesap oturum alamaz ve genel hata mesajı görür.</w:t>
+              <w:t>UC-01: geçerli kurum SSO yanıtı etkin kullanıcı ve atanmış rolle güvenli oturum açar; iptal/geçersiz yanıt, kapalı hesap veya rol eşleşmemesi erişim vermez ve güvenli hata gösterir.</w:t>
             </w:r>
           </w:p>
         </w:tc>
@@ -17353,7 +17357,7 @@
                 <w:color w:val="243B53"/>
                 <w:sz w:val="16"/>
               </w:rPr>
-              <w:t>Kimlik doğrulama, oturum ve rol denetimi sunucu tarafında güvenli yürütülmelidir.</w:t>
+              <w:t>Kurumsal SSO doğrulaması, oturum ve rol denetimi sunucu tarafında güvenli yürütülmelidir.</w:t>
             </w:r>
           </w:p>
         </w:tc>
@@ -17927,7 +17931,7 @@
                 <w:color w:val="243B53"/>
                 <w:sz w:val="16"/>
               </w:rPr>
-              <w:t>NFR-08 Parola/oturum</w:t>
+              <w:t>NFR-08 SSO/oturum</w:t>
             </w:r>
           </w:p>
         </w:tc>
@@ -17955,7 +17959,7 @@
                 <w:color w:val="243B53"/>
                 <w:sz w:val="16"/>
               </w:rPr>
-              <w:t>Parola güçlü hash ile saklanmalı; TLS, güvenli cookie ve oturum sonlandırma kullanılmalıdır.</w:t>
+              <w:t>Yerel parola saklanmamalıdır. SSO yanıtı/tokenları doğrulanmalı ve loglanmamalı; TLS, güvenli cookie ve sunucu tarafı oturum sonlandırma kullanılmalıdır.</w:t>
             </w:r>
           </w:p>
         </w:tc>
@@ -17983,7 +17987,7 @@
                 <w:color w:val="243B53"/>
                 <w:sz w:val="16"/>
               </w:rPr>
-              <w:t>Güvenlik gözden geçirme; parola asla loglanmaz</w:t>
+              <w:t>SSO güvenlik incelemesi; token/yanıt asla loglanmaz</w:t>
             </w:r>
           </w:p>
         </w:tc>
@@ -18158,7 +18162,7 @@
                 <w:color w:val="243B53"/>
                 <w:sz w:val="15"/>
               </w:rPr>
-              <w:t>Kullanıcı hesaplarını kim oluşturur, devre dışı bırakır ve rol atar?</w:t>
+              <w:t>Kurum IdP’den gelen grup/claim uygulama rollerine nasıl eşlenecek ve bu eşlemeyi kim yönetecek?</w:t>
             </w:r>
           </w:p>
         </w:tc>
@@ -18186,7 +18190,7 @@
                 <w:color w:val="243B53"/>
                 <w:sz w:val="15"/>
               </w:rPr>
-              <w:t>Admin yalnızca kullanıcı yönetimi yetkisi de onaylanırsa; hesap yaşam döngüsü süreçleştirilmelidir.</w:t>
+              <w:t>Kullanıcı kimliği ve hesap yaşam döngüsü kurum SSO/IdP tarafından yönetilir. Uygulama rol eşlemesi IdP grup/claim’leriyle yapılmalı; claim ve sorumlu ekip netleştirilmeli.</w:t>
             </w:r>
           </w:p>
         </w:tc>
@@ -18244,7 +18248,7 @@
                 <w:color w:val="243B53"/>
                 <w:sz w:val="15"/>
               </w:rPr>
-              <w:t>Kullanıcı adı kurumsal e-posta mı, sicil no mu, ayrı kullanıcı adı mı?</w:t>
+              <w:t>SSO subject/claim üzerinden aktarılan tekil kullanıcı kimliği ve uygulama hesabı nasıl eşleştirilecek?</w:t>
             </w:r>
           </w:p>
         </w:tc>
@@ -18272,7 +18276,7 @@
                 <w:color w:val="243B53"/>
                 <w:sz w:val="15"/>
               </w:rPr>
-              <w:t>Tekil ve değişmez kurum kullanıcı kimliği; iş sahibi kararı.</w:t>
+              <w:t>Değişmez kurum kullanıcı kimliği temel alınmalı; claim adı ve eşleme IdP sahibiyle netleştirilmeli.</w:t>
             </w:r>
           </w:p>
         </w:tc>
@@ -18330,7 +18334,7 @@
                 <w:color w:val="243B53"/>
                 <w:sz w:val="15"/>
               </w:rPr>
-              <w:t>Parola ilk atama, sıfırlama, karmaşıklık ve kilitleme politikası nedir?</w:t>
+              <w:t>Kurum kimlik sağlayıcısı ve kullanılacak SSO protokolü/ortamı hangisi?</w:t>
             </w:r>
           </w:p>
         </w:tc>
@@ -18358,7 +18362,7 @@
                 <w:color w:val="243B53"/>
                 <w:sz w:val="15"/>
               </w:rPr>
-              <w:t>Kurumsal güvenlik standardı; tek kullanımlık sıfırlama ve denetim kaydı.</w:t>
+              <w:t>Kurumun desteklediği IdP ve protokol (OIDC/SAML), test/üretim uçları ve teknik sahibi belirlenmeli.</w:t>
             </w:r>
           </w:p>
         </w:tc>
@@ -18416,7 +18420,7 @@
                 <w:color w:val="243B53"/>
                 <w:sz w:val="15"/>
               </w:rPr>
-              <w:t>SSO/MFA zorunlu mu?</w:t>
+              <w:t>MFA, oturum süresi ve uygulama/IdP çıkış davranışı nasıl uygulanacak?</w:t>
             </w:r>
           </w:p>
         </w:tc>
@@ -18444,7 +18448,7 @@
                 <w:color w:val="243B53"/>
                 <w:sz w:val="15"/>
               </w:rPr>
-              <w:t>Kimlik sağlayıcı stratejisiyle birlikte kararlaştırılmalı; mevcut talep yalnızca kullanıcı adı/şifre girişini belirtir.</w:t>
+              <w:t>MFA kurum IdP politikasına uymalı; uygulama oturumu, IdP çıkışı ve zaman aşımı güvenlik ekibiyle netleştirilmeli.</w:t>
             </w:r>
           </w:p>
         </w:tc>
@@ -19077,7 +19081,7 @@
                 <w:color w:val="243B53"/>
                 <w:sz w:val="15"/>
               </w:rPr>
-              <w:t>UC-01 kimlik doğrulama, güvenli oturum, çıkış, hesap yönetimi ve sunucu RBAC.</w:t>
+              <w:t>UC-01 kurum SSO entegrasyonu, güvenli oturum, çıkış, hesap/rol eşlemesi ve sunucu RBAC.</w:t>
             </w:r>
           </w:p>
         </w:tc>
@@ -19596,7 +19600,7 @@
         <w:spacing w:after="60"/>
       </w:pPr>
       <w:r>
-        <w:t>Gerçek hesap, rol, oturum, parola sıfırlama ve hesap devre dışı bırakma politikaları onaylanmalı.</w:t>
+        <w:t>Kurum IdP/protokolü, SSO kimlik eşlemesi, uygulama rol atama ve hesap kapatma süreci ile oturum/MFA politikaları onaylanmalı.</w:t>
       </w:r>
     </w:p>
     <w:p>
